--- a/Course/2 Component 2 - Algorithms and Programming/2.3 Algorithms/00 Topic Resources/2 Revision Notes (full topic).docx
+++ b/Course/2 Component 2 - Algorithms and Programming/2.3 Algorithms/00 Topic Resources/2 Revision Notes (full topic).docx
@@ -7,12 +7,17 @@
         <w:pStyle w:val="Heading1"/>
       </w:pPr>
       <w:r>
+        <w:rPr>
+          <w:b w:val="0"/>
+          <w:i w:val="0"/>
+        </w:rPr>
         <w:t>2.3 Algorithms</w:t>
       </w:r>
     </w:p>
     <w:p>
       <w:r>
         <w:rPr>
+          <w:b w:val="0"/>
           <w:i/>
         </w:rPr>
         <w:t>Spec reference: OCR A Level Computer Science H446, Component 02 (Algorithms and Programming), Section 2.3.1 — Algorithms.</w:t>
@@ -30,20 +35,33 @@
         <w:pStyle w:val="Heading2"/>
       </w:pPr>
       <w:r>
+        <w:rPr>
+          <w:b w:val="0"/>
+          <w:i w:val="0"/>
+        </w:rPr>
         <w:t>What you need to be able to do</w:t>
       </w:r>
     </w:p>
     <w:p>
       <w:r>
+        <w:rPr>
+          <w:b w:val="0"/>
+          <w:i w:val="0"/>
+        </w:rPr>
         <w:t xml:space="preserve">This is one of the most heavily examined and </w:t>
       </w:r>
       <w:r>
         <w:rPr>
           <w:b/>
+          <w:i w:val="0"/>
         </w:rPr>
         <w:t>discriminating</w:t>
       </w:r>
       <w:r>
+        <w:rPr>
+          <w:b w:val="0"/>
+          <w:i w:val="0"/>
+        </w:rPr>
         <w:t xml:space="preserve"> topics on the paper. The specification requires you to be able to:</w:t>
       </w:r>
     </w:p>
@@ -52,15 +70,24 @@
         <w:pStyle w:val="ListBullet"/>
       </w:pPr>
       <w:r>
+        <w:rPr>
+          <w:b w:val="0"/>
+          <w:i w:val="0"/>
+        </w:rPr>
         <w:t xml:space="preserve">[ ] </w:t>
       </w:r>
       <w:r>
         <w:rPr>
           <w:b/>
+          <w:i w:val="0"/>
         </w:rPr>
         <w:t>Analyse and design</w:t>
       </w:r>
       <w:r>
+        <w:rPr>
+          <w:b w:val="0"/>
+          <w:i w:val="0"/>
+        </w:rPr>
         <w:t xml:space="preserve"> algorithms for a given situation.</w:t>
       </w:r>
     </w:p>
@@ -69,33 +96,52 @@
         <w:pStyle w:val="ListBullet"/>
       </w:pPr>
       <w:r>
+        <w:rPr>
+          <w:b w:val="0"/>
+          <w:i w:val="0"/>
+        </w:rPr>
         <w:t xml:space="preserve">[ ] Evaluate the </w:t>
       </w:r>
       <w:r>
         <w:rPr>
           <w:b/>
+          <w:i w:val="0"/>
         </w:rPr>
         <w:t>suitability of different algorithms</w:t>
       </w:r>
       <w:r>
+        <w:rPr>
+          <w:b w:val="0"/>
+          <w:i w:val="0"/>
+        </w:rPr>
         <w:t xml:space="preserve"> for a given task and data set, in terms of </w:t>
       </w:r>
       <w:r>
         <w:rPr>
           <w:b/>
+          <w:i w:val="0"/>
         </w:rPr>
         <w:t>execution time</w:t>
       </w:r>
       <w:r>
+        <w:rPr>
+          <w:b w:val="0"/>
+          <w:i w:val="0"/>
+        </w:rPr>
         <w:t xml:space="preserve"> and </w:t>
       </w:r>
       <w:r>
         <w:rPr>
           <w:b/>
+          <w:i w:val="0"/>
         </w:rPr>
         <w:t>space</w:t>
       </w:r>
       <w:r>
+        <w:rPr>
+          <w:b w:val="0"/>
+          <w:i w:val="0"/>
+        </w:rPr>
         <w:t>.</w:t>
       </w:r>
     </w:p>
@@ -104,15 +150,24 @@
         <w:pStyle w:val="ListBullet"/>
       </w:pPr>
       <w:r>
+        <w:rPr>
+          <w:b w:val="0"/>
+          <w:i w:val="0"/>
+        </w:rPr>
         <w:t xml:space="preserve">[ ] Understand the </w:t>
       </w:r>
       <w:r>
         <w:rPr>
           <w:b/>
+          <w:i w:val="0"/>
         </w:rPr>
         <w:t>measures and methods used to determine the efficiency</w:t>
       </w:r>
       <w:r>
+        <w:rPr>
+          <w:b w:val="0"/>
+          <w:i w:val="0"/>
+        </w:rPr>
         <w:t xml:space="preserve"> of algorithms.</w:t>
       </w:r>
     </w:p>
@@ -121,60 +176,94 @@
         <w:pStyle w:val="ListBullet"/>
       </w:pPr>
       <w:r>
+        <w:rPr>
+          <w:b w:val="0"/>
+          <w:i w:val="0"/>
+        </w:rPr>
         <w:t xml:space="preserve">[ ] Use </w:t>
       </w:r>
       <w:r>
         <w:rPr>
           <w:b/>
+          <w:i w:val="0"/>
         </w:rPr>
         <w:t>Big O notation</w:t>
       </w:r>
       <w:r>
+        <w:rPr>
+          <w:b w:val="0"/>
+          <w:i w:val="0"/>
+        </w:rPr>
         <w:t xml:space="preserve"> to express time and space complexity: constant </w:t>
       </w:r>
       <w:r>
         <w:rPr>
           <w:b/>
+          <w:i w:val="0"/>
         </w:rPr>
         <w:t>O(1)</w:t>
       </w:r>
       <w:r>
+        <w:rPr>
+          <w:b w:val="0"/>
+          <w:i w:val="0"/>
+        </w:rPr>
         <w:t xml:space="preserve">, linear </w:t>
       </w:r>
       <w:r>
         <w:rPr>
           <w:b/>
+          <w:i w:val="0"/>
         </w:rPr>
         <w:t>O(n)</w:t>
       </w:r>
       <w:r>
+        <w:rPr>
+          <w:b w:val="0"/>
+          <w:i w:val="0"/>
+        </w:rPr>
         <w:t xml:space="preserve">, polynomial </w:t>
       </w:r>
       <w:r>
         <w:rPr>
           <w:b/>
+          <w:i w:val="0"/>
         </w:rPr>
         <w:t>O(n²)</w:t>
       </w:r>
       <w:r>
+        <w:rPr>
+          <w:b w:val="0"/>
+          <w:i w:val="0"/>
+        </w:rPr>
         <w:t xml:space="preserve">, exponential </w:t>
       </w:r>
       <w:r>
         <w:rPr>
           <w:b/>
+          <w:i w:val="0"/>
         </w:rPr>
         <w:t>O(2ⁿ)</w:t>
       </w:r>
       <w:r>
+        <w:rPr>
+          <w:b w:val="0"/>
+          <w:i w:val="0"/>
+        </w:rPr>
         <w:t xml:space="preserve"> and logarithmic </w:t>
       </w:r>
       <w:r>
         <w:rPr>
           <w:b/>
+          <w:i w:val="0"/>
         </w:rPr>
         <w:t>O(log n)</w:t>
       </w:r>
       <w:r>
+        <w:rPr>
+          <w:b w:val="0"/>
+          <w:i w:val="0"/>
+        </w:rPr>
         <w:t>.</w:t>
       </w:r>
     </w:p>
@@ -183,15 +272,24 @@
         <w:pStyle w:val="ListBullet"/>
       </w:pPr>
       <w:r>
+        <w:rPr>
+          <w:b w:val="0"/>
+          <w:i w:val="0"/>
+        </w:rPr>
         <w:t xml:space="preserve">[ ] </w:t>
       </w:r>
       <w:r>
         <w:rPr>
           <w:b/>
+          <w:i w:val="0"/>
         </w:rPr>
         <w:t>Compare</w:t>
       </w:r>
       <w:r>
+        <w:rPr>
+          <w:b w:val="0"/>
+          <w:i w:val="0"/>
+        </w:rPr>
         <w:t xml:space="preserve"> the complexity of algorithms.</w:t>
       </w:r>
     </w:p>
@@ -200,33 +298,52 @@
         <w:pStyle w:val="ListBullet"/>
       </w:pPr>
       <w:r>
+        <w:rPr>
+          <w:b w:val="0"/>
+          <w:i w:val="0"/>
+        </w:rPr>
         <w:t xml:space="preserve">[ ] Know the algorithms for the main </w:t>
       </w:r>
       <w:r>
         <w:rPr>
           <w:b/>
+          <w:i w:val="0"/>
         </w:rPr>
         <w:t>data structures</w:t>
       </w:r>
       <w:r>
+        <w:rPr>
+          <w:b w:val="0"/>
+          <w:i w:val="0"/>
+        </w:rPr>
         <w:t xml:space="preserve"> (stacks, queues, trees, linked lists), and </w:t>
       </w:r>
       <w:r>
         <w:rPr>
           <w:b/>
+          <w:i w:val="0"/>
         </w:rPr>
         <w:t>depth-first (post-order)</w:t>
       </w:r>
       <w:r>
+        <w:rPr>
+          <w:b w:val="0"/>
+          <w:i w:val="0"/>
+        </w:rPr>
         <w:t xml:space="preserve"> and </w:t>
       </w:r>
       <w:r>
         <w:rPr>
           <w:b/>
+          <w:i w:val="0"/>
         </w:rPr>
         <w:t>breadth-first</w:t>
       </w:r>
       <w:r>
+        <w:rPr>
+          <w:b w:val="0"/>
+          <w:i w:val="0"/>
+        </w:rPr>
         <w:t xml:space="preserve"> traversal of trees and graphs.</w:t>
       </w:r>
     </w:p>
@@ -235,33 +352,52 @@
         <w:pStyle w:val="ListBullet"/>
       </w:pPr>
       <w:r>
+        <w:rPr>
+          <w:b w:val="0"/>
+          <w:i w:val="0"/>
+        </w:rPr>
         <w:t xml:space="preserve">[ ] Know how each </w:t>
       </w:r>
       <w:r>
         <w:rPr>
           <w:b/>
+          <w:i w:val="0"/>
         </w:rPr>
         <w:t>standard algorithm</w:t>
       </w:r>
       <w:r>
+        <w:rPr>
+          <w:b w:val="0"/>
+          <w:i w:val="0"/>
+        </w:rPr>
         <w:t xml:space="preserve"> works, </w:t>
       </w:r>
       <w:r>
         <w:rPr>
           <w:b/>
+          <w:i w:val="0"/>
         </w:rPr>
         <w:t>trace</w:t>
       </w:r>
       <w:r>
+        <w:rPr>
+          <w:b w:val="0"/>
+          <w:i w:val="0"/>
+        </w:rPr>
         <w:t xml:space="preserve"> it on data, and state its </w:t>
       </w:r>
       <w:r>
         <w:rPr>
           <w:b/>
+          <w:i w:val="0"/>
         </w:rPr>
         <w:t>Big O complexity</w:t>
       </w:r>
       <w:r>
+        <w:rPr>
+          <w:b w:val="0"/>
+          <w:i w:val="0"/>
+        </w:rPr>
         <w:t>:</w:t>
       </w:r>
     </w:p>
@@ -270,6 +406,10 @@
         <w:pStyle w:val="ListBullet"/>
       </w:pPr>
       <w:r>
+        <w:rPr>
+          <w:b w:val="0"/>
+          <w:i w:val="0"/>
+        </w:rPr>
         <w:t>Bubble sort, insertion sort, merge sort, quick sort</w:t>
       </w:r>
     </w:p>
@@ -278,6 +418,10 @@
         <w:pStyle w:val="ListBullet"/>
       </w:pPr>
       <w:r>
+        <w:rPr>
+          <w:b w:val="0"/>
+          <w:i w:val="0"/>
+        </w:rPr>
         <w:t>Binary search, linear search</w:t>
       </w:r>
     </w:p>
@@ -288,10 +432,15 @@
       <w:r>
         <w:rPr>
           <w:b/>
+          <w:i w:val="0"/>
         </w:rPr>
         <w:t>Dijkstra's</w:t>
       </w:r>
       <w:r>
+        <w:rPr>
+          <w:b w:val="0"/>
+          <w:i w:val="0"/>
+        </w:rPr>
         <w:t xml:space="preserve"> shortest path algorithm</w:t>
       </w:r>
     </w:p>
@@ -302,11 +451,16 @@
       <w:r>
         <w:rPr>
           <w:b/>
-        </w:rPr>
-        <w:t>A\</w:t>
-      </w:r>
-      <w:r>
-        <w:t>* algorithm</w:t>
+          <w:i w:val="0"/>
+        </w:rPr>
+        <w:t>A*</w:t>
+      </w:r>
+      <w:r>
+        <w:rPr>
+          <w:b w:val="0"/>
+          <w:i w:val="0"/>
+        </w:rPr>
+        <w:t xml:space="preserve"> algorithm</w:t>
       </w:r>
     </w:p>
     <w:p>
@@ -315,33 +469,52 @@
         <w:shd w:fill="FFF8E7"/>
       </w:pPr>
       <w:r>
+        <w:rPr>
+          <w:b w:val="0"/>
+          <w:i w:val="0"/>
+        </w:rPr>
         <w:t xml:space="preserve">💡 </w:t>
       </w:r>
       <w:r>
         <w:rPr>
           <w:b/>
-        </w:rPr>
-        <w:t>A\* extension — exam mindset:</w:t>
-      </w:r>
-      <w:r>
+          <w:i w:val="0"/>
+        </w:rPr>
+        <w:t>A* extension — exam mindset:</w:t>
+      </w:r>
+      <w:r>
+        <w:rPr>
+          <w:b w:val="0"/>
+          <w:i w:val="0"/>
+        </w:rPr>
         <w:t xml:space="preserve"> OCR examiners reward candidates who can </w:t>
       </w:r>
       <w:r>
         <w:rPr>
+          <w:b w:val="0"/>
           <w:i/>
         </w:rPr>
         <w:t>justify</w:t>
       </w:r>
       <w:r>
+        <w:rPr>
+          <w:b w:val="0"/>
+          <w:i w:val="0"/>
+        </w:rPr>
         <w:t xml:space="preserve"> a choice of algorithm, not just name one. Whenever you state a Big O, be ready to explain </w:t>
       </w:r>
       <w:r>
         <w:rPr>
+          <w:b w:val="0"/>
           <w:i/>
         </w:rPr>
         <w:t>why</w:t>
       </w:r>
       <w:r>
+        <w:rPr>
+          <w:b w:val="0"/>
+          <w:i w:val="0"/>
+        </w:rPr>
         <w:t xml:space="preserve"> (e.g. "binary search halves the search space each pass, so the number of comparisons grows logarithmically with n").</w:t>
       </w:r>
     </w:p>
@@ -357,6 +530,10 @@
         <w:pStyle w:val="Heading3"/>
       </w:pPr>
       <w:r>
+        <w:rPr>
+          <w:b w:val="0"/>
+          <w:i w:val="0"/>
+        </w:rPr>
         <w:t>Big O notation</w:t>
       </w:r>
     </w:p>
@@ -364,55 +541,85 @@
       <w:r>
         <w:rPr>
           <w:b/>
+          <w:i w:val="0"/>
         </w:rPr>
         <w:t>Big O notation</w:t>
       </w:r>
       <w:r>
+        <w:rPr>
+          <w:b w:val="0"/>
+          <w:i w:val="0"/>
+        </w:rPr>
         <w:t xml:space="preserve"> describes how the </w:t>
       </w:r>
       <w:r>
         <w:rPr>
           <w:b/>
+          <w:i w:val="0"/>
         </w:rPr>
         <w:t>time</w:t>
       </w:r>
       <w:r>
+        <w:rPr>
+          <w:b w:val="0"/>
+          <w:i w:val="0"/>
+        </w:rPr>
         <w:t xml:space="preserve"> (number of operations) or </w:t>
       </w:r>
       <w:r>
         <w:rPr>
           <w:b/>
+          <w:i w:val="0"/>
         </w:rPr>
         <w:t>space</w:t>
       </w:r>
       <w:r>
+        <w:rPr>
+          <w:b w:val="0"/>
+          <w:i w:val="0"/>
+        </w:rPr>
         <w:t xml:space="preserve"> (memory) required by an algorithm </w:t>
       </w:r>
       <w:r>
         <w:rPr>
           <w:b/>
+          <w:i w:val="0"/>
         </w:rPr>
         <w:t>grows as the size of the input data (n) increases</w:t>
       </w:r>
       <w:r>
+        <w:rPr>
+          <w:b w:val="0"/>
+          <w:i w:val="0"/>
+        </w:rPr>
         <w:t xml:space="preserve">. It expresses the </w:t>
       </w:r>
       <w:r>
         <w:rPr>
           <w:b/>
+          <w:i w:val="0"/>
         </w:rPr>
         <w:t>worst-case</w:t>
       </w:r>
       <w:r>
+        <w:rPr>
+          <w:b w:val="0"/>
+          <w:i w:val="0"/>
+        </w:rPr>
         <w:t xml:space="preserve"> asymptotic behaviour, ignoring constants and lower-order terms because we care about </w:t>
       </w:r>
       <w:r>
         <w:rPr>
+          <w:b w:val="0"/>
           <w:i/>
         </w:rPr>
         <w:t>growth</w:t>
       </w:r>
       <w:r>
+        <w:rPr>
+          <w:b w:val="0"/>
+          <w:i w:val="0"/>
+        </w:rPr>
         <w:t>, not exact counts.</w:t>
       </w:r>
     </w:p>
@@ -422,45 +629,72 @@
         <w:shd w:fill="FFF8E7"/>
       </w:pPr>
       <w:r>
+        <w:rPr>
+          <w:b w:val="0"/>
+          <w:i w:val="0"/>
+        </w:rPr>
         <w:t xml:space="preserve">We drop constants and lower-order terms: </w:t>
       </w:r>
       <w:r>
         <w:rPr>
           <w:rFonts w:ascii="Consolas" w:hAnsi="Consolas"/>
+          <w:b w:val="0"/>
+          <w:i w:val="0"/>
           <w:sz w:val="19"/>
         </w:rPr>
         <w:t>3n² + 5n + 17</w:t>
       </w:r>
       <w:r>
+        <w:rPr>
+          <w:b w:val="0"/>
+          <w:i w:val="0"/>
+        </w:rPr>
         <w:t xml:space="preserve"> simplifies to </w:t>
       </w:r>
       <w:r>
         <w:rPr>
           <w:b/>
+          <w:i w:val="0"/>
         </w:rPr>
         <w:t>O(n²)</w:t>
       </w:r>
       <w:r>
+        <w:rPr>
+          <w:b w:val="0"/>
+          <w:i w:val="0"/>
+        </w:rPr>
         <w:t xml:space="preserve"> because for large </w:t>
       </w:r>
       <w:r>
         <w:rPr>
           <w:rFonts w:ascii="Consolas" w:hAnsi="Consolas"/>
+          <w:b w:val="0"/>
+          <w:i w:val="0"/>
           <w:sz w:val="19"/>
         </w:rPr>
         <w:t>n</w:t>
       </w:r>
       <w:r>
+        <w:rPr>
+          <w:b w:val="0"/>
+          <w:i w:val="0"/>
+        </w:rPr>
         <w:t xml:space="preserve"> the </w:t>
       </w:r>
       <w:r>
         <w:rPr>
           <w:rFonts w:ascii="Consolas" w:hAnsi="Consolas"/>
+          <w:b w:val="0"/>
+          <w:i w:val="0"/>
           <w:sz w:val="19"/>
         </w:rPr>
         <w:t>n²</w:t>
       </w:r>
       <w:r>
+        <w:rPr>
+          <w:b w:val="0"/>
+          <w:i w:val="0"/>
+        </w:rPr>
         <w:t xml:space="preserve"> term dominates everything else.</w:t>
       </w:r>
     </w:p>
@@ -469,6 +703,10 @@
         <w:pStyle w:val="Heading4"/>
       </w:pPr>
       <w:r>
+        <w:rPr>
+          <w:b w:val="0"/>
+          <w:i w:val="0"/>
+        </w:rPr>
         <w:t>The five complexity classes you must know</w:t>
       </w:r>
     </w:p>
@@ -499,6 +737,7 @@
             <w:r>
               <w:rPr>
                 <w:b/>
+                <w:i w:val="0"/>
               </w:rPr>
               <w:t>Class</w:t>
             </w:r>
@@ -518,6 +757,7 @@
             <w:r>
               <w:rPr>
                 <w:b/>
+                <w:i w:val="0"/>
               </w:rPr>
               <w:t>Name</w:t>
             </w:r>
@@ -537,6 +777,7 @@
             <w:r>
               <w:rPr>
                 <w:b/>
+                <w:i w:val="0"/>
               </w:rPr>
               <w:t>Behaviour as n grows</w:t>
             </w:r>
@@ -556,6 +797,7 @@
             <w:r>
               <w:rPr>
                 <w:b/>
+                <w:i w:val="0"/>
               </w:rPr>
               <w:t>Typical example</w:t>
             </w:r>
@@ -572,6 +814,7 @@
             <w:r>
               <w:rPr>
                 <w:b/>
+                <w:i w:val="0"/>
               </w:rPr>
               <w:t>O(1)</w:t>
             </w:r>
@@ -584,6 +827,10 @@
           <w:p>
             <w:r/>
             <w:r>
+              <w:rPr>
+                <w:b w:val="0"/>
+                <w:i w:val="0"/>
+              </w:rPr>
               <w:t>Constant</w:t>
             </w:r>
           </w:p>
@@ -595,15 +842,24 @@
           <w:p>
             <w:r/>
             <w:r>
+              <w:rPr>
+                <w:b w:val="0"/>
+                <w:i w:val="0"/>
+              </w:rPr>
               <w:t xml:space="preserve">Time does </w:t>
             </w:r>
             <w:r>
               <w:rPr>
                 <w:b/>
+                <w:i w:val="0"/>
               </w:rPr>
               <w:t>not</w:t>
             </w:r>
             <w:r>
+              <w:rPr>
+                <w:b w:val="0"/>
+                <w:i w:val="0"/>
+              </w:rPr>
               <w:t xml:space="preserve"> change with n</w:t>
             </w:r>
           </w:p>
@@ -615,16 +871,26 @@
           <w:p>
             <w:r/>
             <w:r>
+              <w:rPr>
+                <w:b w:val="0"/>
+                <w:i w:val="0"/>
+              </w:rPr>
               <w:t xml:space="preserve">Accessing </w:t>
             </w:r>
             <w:r>
               <w:rPr>
                 <w:rFonts w:ascii="Consolas" w:hAnsi="Consolas"/>
+                <w:b w:val="0"/>
+                <w:i w:val="0"/>
                 <w:sz w:val="19"/>
               </w:rPr>
               <w:t>array[i]</w:t>
             </w:r>
             <w:r>
+              <w:rPr>
+                <w:b w:val="0"/>
+                <w:i w:val="0"/>
+              </w:rPr>
               <w:t>; push/pop on a stack</w:t>
             </w:r>
           </w:p>
@@ -640,6 +906,7 @@
             <w:r>
               <w:rPr>
                 <w:b/>
+                <w:i w:val="0"/>
               </w:rPr>
               <w:t>O(log n)</w:t>
             </w:r>
@@ -652,6 +919,10 @@
           <w:p>
             <w:r/>
             <w:r>
+              <w:rPr>
+                <w:b w:val="0"/>
+                <w:i w:val="0"/>
+              </w:rPr>
               <w:t>Logarithmic</w:t>
             </w:r>
           </w:p>
@@ -663,6 +934,10 @@
           <w:p>
             <w:r/>
             <w:r>
+              <w:rPr>
+                <w:b w:val="0"/>
+                <w:i w:val="0"/>
+              </w:rPr>
               <w:t>Grows very slowly; doubling n adds one step</w:t>
             </w:r>
           </w:p>
@@ -674,6 +949,10 @@
           <w:p>
             <w:r/>
             <w:r>
+              <w:rPr>
+                <w:b w:val="0"/>
+                <w:i w:val="0"/>
+              </w:rPr>
               <w:t>Binary search</w:t>
             </w:r>
           </w:p>
@@ -689,6 +968,7 @@
             <w:r>
               <w:rPr>
                 <w:b/>
+                <w:i w:val="0"/>
               </w:rPr>
               <w:t>O(n)</w:t>
             </w:r>
@@ -701,6 +981,10 @@
           <w:p>
             <w:r/>
             <w:r>
+              <w:rPr>
+                <w:b w:val="0"/>
+                <w:i w:val="0"/>
+              </w:rPr>
               <w:t>Linear</w:t>
             </w:r>
           </w:p>
@@ -712,6 +996,10 @@
           <w:p>
             <w:r/>
             <w:r>
+              <w:rPr>
+                <w:b w:val="0"/>
+                <w:i w:val="0"/>
+              </w:rPr>
               <w:t>Doubling n doubles the time</w:t>
             </w:r>
           </w:p>
@@ -723,6 +1011,10 @@
           <w:p>
             <w:r/>
             <w:r>
+              <w:rPr>
+                <w:b w:val="0"/>
+                <w:i w:val="0"/>
+              </w:rPr>
               <w:t>Linear search; single loop over a list</w:t>
             </w:r>
           </w:p>
@@ -738,6 +1030,7 @@
             <w:r>
               <w:rPr>
                 <w:b/>
+                <w:i w:val="0"/>
               </w:rPr>
               <w:t>O(n²)</w:t>
             </w:r>
@@ -750,6 +1043,10 @@
           <w:p>
             <w:r/>
             <w:r>
+              <w:rPr>
+                <w:b w:val="0"/>
+                <w:i w:val="0"/>
+              </w:rPr>
               <w:t>Polynomial (quadratic)</w:t>
             </w:r>
           </w:p>
@@ -761,6 +1058,10 @@
           <w:p>
             <w:r/>
             <w:r>
+              <w:rPr>
+                <w:b w:val="0"/>
+                <w:i w:val="0"/>
+              </w:rPr>
               <w:t>Doubling n quadruples the time</w:t>
             </w:r>
           </w:p>
@@ -772,6 +1073,10 @@
           <w:p>
             <w:r/>
             <w:r>
+              <w:rPr>
+                <w:b w:val="0"/>
+                <w:i w:val="0"/>
+              </w:rPr>
               <w:t>Bubble/insertion sort; nested loops</w:t>
             </w:r>
           </w:p>
@@ -787,6 +1092,7 @@
             <w:r>
               <w:rPr>
                 <w:b/>
+                <w:i w:val="0"/>
               </w:rPr>
               <w:t>O(2ⁿ)</w:t>
             </w:r>
@@ -799,6 +1105,10 @@
           <w:p>
             <w:r/>
             <w:r>
+              <w:rPr>
+                <w:b w:val="0"/>
+                <w:i w:val="0"/>
+              </w:rPr>
               <w:t>Exponential</w:t>
             </w:r>
           </w:p>
@@ -810,24 +1120,38 @@
           <w:p>
             <w:r/>
             <w:r>
+              <w:rPr>
+                <w:b w:val="0"/>
+                <w:i w:val="0"/>
+              </w:rPr>
               <w:t xml:space="preserve">Adding </w:t>
             </w:r>
             <w:r>
               <w:rPr>
                 <w:b/>
+                <w:i w:val="0"/>
               </w:rPr>
               <w:t>one</w:t>
             </w:r>
             <w:r>
+              <w:rPr>
+                <w:b w:val="0"/>
+                <w:i w:val="0"/>
+              </w:rPr>
               <w:t xml:space="preserve"> item </w:t>
             </w:r>
             <w:r>
               <w:rPr>
                 <w:b/>
+                <w:i w:val="0"/>
               </w:rPr>
               <w:t>doubles</w:t>
             </w:r>
             <w:r>
+              <w:rPr>
+                <w:b w:val="0"/>
+                <w:i w:val="0"/>
+              </w:rPr>
               <w:t xml:space="preserve"> the time</w:t>
             </w:r>
           </w:p>
@@ -839,6 +1163,10 @@
           <w:p>
             <w:r/>
             <w:r>
+              <w:rPr>
+                <w:b w:val="0"/>
+                <w:i w:val="0"/>
+              </w:rPr>
               <w:t>Naïve recursive subset/Fibonacci; brute-force travelling salesman</w:t>
             </w:r>
           </w:p>
@@ -852,15 +1180,24 @@
         <w:shd w:fill="FFF8E7"/>
       </w:pPr>
       <w:r>
+        <w:rPr>
+          <w:b w:val="0"/>
+          <w:i w:val="0"/>
+        </w:rPr>
         <w:t xml:space="preserve">Note: O(n²) is the specific </w:t>
       </w:r>
       <w:r>
         <w:rPr>
+          <w:b w:val="0"/>
           <w:i/>
         </w:rPr>
         <w:t>polynomial</w:t>
       </w:r>
       <w:r>
+        <w:rPr>
+          <w:b w:val="0"/>
+          <w:i w:val="0"/>
+        </w:rPr>
         <w:t xml:space="preserve"> case named in the spec, but polynomial means any O(nᵏ) for constant k (e.g. O(n³)). Exponential O(2ⁿ) is far worse than any polynomial.</w:t>
       </w:r>
     </w:p>
@@ -869,29 +1206,47 @@
         <w:pStyle w:val="Heading4"/>
       </w:pPr>
       <w:r>
+        <w:rPr>
+          <w:b w:val="0"/>
+          <w:i w:val="0"/>
+        </w:rPr>
         <w:t>Graph description (how the curves look)</w:t>
       </w:r>
     </w:p>
     <w:p>
       <w:r>
+        <w:rPr>
+          <w:b w:val="0"/>
+          <w:i w:val="0"/>
+        </w:rPr>
         <w:t xml:space="preserve">Imagine plotting </w:t>
       </w:r>
       <w:r>
         <w:rPr>
           <w:b/>
+          <w:i w:val="0"/>
         </w:rPr>
         <w:t>operations (y-axis)</w:t>
       </w:r>
       <w:r>
+        <w:rPr>
+          <w:b w:val="0"/>
+          <w:i w:val="0"/>
+        </w:rPr>
         <w:t xml:space="preserve"> against </w:t>
       </w:r>
       <w:r>
         <w:rPr>
           <w:b/>
+          <w:i w:val="0"/>
         </w:rPr>
         <w:t>input size n (x-axis)</w:t>
       </w:r>
       <w:r>
+        <w:rPr>
+          <w:b w:val="0"/>
+          <w:i w:val="0"/>
+        </w:rPr>
         <w:t>:</w:t>
       </w:r>
     </w:p>
@@ -936,10 +1291,15 @@
       <w:r>
         <w:rPr>
           <w:b/>
+          <w:i w:val="0"/>
         </w:rPr>
         <w:t>O(1)</w:t>
       </w:r>
       <w:r>
+        <w:rPr>
+          <w:b w:val="0"/>
+          <w:i w:val="0"/>
+        </w:rPr>
         <w:t xml:space="preserve"> is a flat horizontal line — never changes.</w:t>
       </w:r>
     </w:p>
@@ -950,10 +1310,15 @@
       <w:r>
         <w:rPr>
           <w:b/>
+          <w:i w:val="0"/>
         </w:rPr>
         <w:t>O(log n)</w:t>
       </w:r>
       <w:r>
+        <w:rPr>
+          <w:b w:val="0"/>
+          <w:i w:val="0"/>
+        </w:rPr>
         <w:t xml:space="preserve"> rises steeply at first then flattens — very efficient for large n.</w:t>
       </w:r>
     </w:p>
@@ -964,10 +1329,15 @@
       <w:r>
         <w:rPr>
           <w:b/>
+          <w:i w:val="0"/>
         </w:rPr>
         <w:t>O(n)</w:t>
       </w:r>
       <w:r>
+        <w:rPr>
+          <w:b w:val="0"/>
+          <w:i w:val="0"/>
+        </w:rPr>
         <w:t xml:space="preserve"> is a straight diagonal line.</w:t>
       </w:r>
     </w:p>
@@ -978,10 +1348,15 @@
       <w:r>
         <w:rPr>
           <w:b/>
+          <w:i w:val="0"/>
         </w:rPr>
         <w:t>O(n²)</w:t>
       </w:r>
       <w:r>
+        <w:rPr>
+          <w:b w:val="0"/>
+          <w:i w:val="0"/>
+        </w:rPr>
         <w:t xml:space="preserve"> is an upward-curving parabola.</w:t>
       </w:r>
     </w:p>
@@ -992,19 +1367,29 @@
       <w:r>
         <w:rPr>
           <w:b/>
+          <w:i w:val="0"/>
         </w:rPr>
         <w:t>O(2ⁿ)</w:t>
       </w:r>
       <w:r>
+        <w:rPr>
+          <w:b w:val="0"/>
+          <w:i w:val="0"/>
+        </w:rPr>
         <w:t xml:space="preserve"> rockets almost vertically — quickly becomes </w:t>
       </w:r>
       <w:r>
         <w:rPr>
           <w:b/>
+          <w:i w:val="0"/>
         </w:rPr>
         <w:t>intractable</w:t>
       </w:r>
       <w:r>
+        <w:rPr>
+          <w:b w:val="0"/>
+          <w:i w:val="0"/>
+        </w:rPr>
         <w:t xml:space="preserve"> (impossible to compute in reasonable time).</w:t>
       </w:r>
     </w:p>
@@ -1013,6 +1398,10 @@
         <w:pStyle w:val="Heading4"/>
       </w:pPr>
       <w:r>
+        <w:rPr>
+          <w:b w:val="0"/>
+          <w:i w:val="0"/>
+        </w:rPr>
         <w:t>Comparison: number of operations for different n</w:t>
       </w:r>
     </w:p>
@@ -1045,6 +1434,7 @@
             <w:r>
               <w:rPr>
                 <w:b/>
+                <w:i w:val="0"/>
               </w:rPr>
               <w:t>n</w:t>
             </w:r>
@@ -1064,6 +1454,7 @@
             <w:r>
               <w:rPr>
                 <w:b/>
+                <w:i w:val="0"/>
               </w:rPr>
               <w:t>O(1)</w:t>
             </w:r>
@@ -1083,6 +1474,7 @@
             <w:r>
               <w:rPr>
                 <w:b/>
+                <w:i w:val="0"/>
               </w:rPr>
               <w:t>O(log n)</w:t>
             </w:r>
@@ -1102,6 +1494,7 @@
             <w:r>
               <w:rPr>
                 <w:b/>
+                <w:i w:val="0"/>
               </w:rPr>
               <w:t>O(n)</w:t>
             </w:r>
@@ -1121,6 +1514,7 @@
             <w:r>
               <w:rPr>
                 <w:b/>
+                <w:i w:val="0"/>
               </w:rPr>
               <w:t>O(n²)</w:t>
             </w:r>
@@ -1140,6 +1534,7 @@
             <w:r>
               <w:rPr>
                 <w:b/>
+                <w:i w:val="0"/>
               </w:rPr>
               <w:t>O(2ⁿ)</w:t>
             </w:r>
@@ -1154,6 +1549,10 @@
           <w:p>
             <w:r/>
             <w:r>
+              <w:rPr>
+                <w:b w:val="0"/>
+                <w:i w:val="0"/>
+              </w:rPr>
               <w:t>1</w:t>
             </w:r>
           </w:p>
@@ -1165,6 +1564,10 @@
           <w:p>
             <w:r/>
             <w:r>
+              <w:rPr>
+                <w:b w:val="0"/>
+                <w:i w:val="0"/>
+              </w:rPr>
               <w:t>1</w:t>
             </w:r>
           </w:p>
@@ -1176,6 +1579,10 @@
           <w:p>
             <w:r/>
             <w:r>
+              <w:rPr>
+                <w:b w:val="0"/>
+                <w:i w:val="0"/>
+              </w:rPr>
               <w:t>0</w:t>
             </w:r>
           </w:p>
@@ -1187,6 +1594,10 @@
           <w:p>
             <w:r/>
             <w:r>
+              <w:rPr>
+                <w:b w:val="0"/>
+                <w:i w:val="0"/>
+              </w:rPr>
               <w:t>1</w:t>
             </w:r>
           </w:p>
@@ -1198,6 +1609,10 @@
           <w:p>
             <w:r/>
             <w:r>
+              <w:rPr>
+                <w:b w:val="0"/>
+                <w:i w:val="0"/>
+              </w:rPr>
               <w:t>1</w:t>
             </w:r>
           </w:p>
@@ -1209,6 +1624,10 @@
           <w:p>
             <w:r/>
             <w:r>
+              <w:rPr>
+                <w:b w:val="0"/>
+                <w:i w:val="0"/>
+              </w:rPr>
               <w:t>2</w:t>
             </w:r>
           </w:p>
@@ -1222,6 +1641,10 @@
           <w:p>
             <w:r/>
             <w:r>
+              <w:rPr>
+                <w:b w:val="0"/>
+                <w:i w:val="0"/>
+              </w:rPr>
               <w:t>8</w:t>
             </w:r>
           </w:p>
@@ -1233,6 +1656,10 @@
           <w:p>
             <w:r/>
             <w:r>
+              <w:rPr>
+                <w:b w:val="0"/>
+                <w:i w:val="0"/>
+              </w:rPr>
               <w:t>1</w:t>
             </w:r>
           </w:p>
@@ -1244,6 +1671,10 @@
           <w:p>
             <w:r/>
             <w:r>
+              <w:rPr>
+                <w:b w:val="0"/>
+                <w:i w:val="0"/>
+              </w:rPr>
               <w:t>3</w:t>
             </w:r>
           </w:p>
@@ -1255,6 +1686,10 @@
           <w:p>
             <w:r/>
             <w:r>
+              <w:rPr>
+                <w:b w:val="0"/>
+                <w:i w:val="0"/>
+              </w:rPr>
               <w:t>8</w:t>
             </w:r>
           </w:p>
@@ -1266,6 +1701,10 @@
           <w:p>
             <w:r/>
             <w:r>
+              <w:rPr>
+                <w:b w:val="0"/>
+                <w:i w:val="0"/>
+              </w:rPr>
               <w:t>64</w:t>
             </w:r>
           </w:p>
@@ -1277,6 +1716,10 @@
           <w:p>
             <w:r/>
             <w:r>
+              <w:rPr>
+                <w:b w:val="0"/>
+                <w:i w:val="0"/>
+              </w:rPr>
               <w:t>256</w:t>
             </w:r>
           </w:p>
@@ -1290,6 +1733,10 @@
           <w:p>
             <w:r/>
             <w:r>
+              <w:rPr>
+                <w:b w:val="0"/>
+                <w:i w:val="0"/>
+              </w:rPr>
               <w:t>16</w:t>
             </w:r>
           </w:p>
@@ -1301,6 +1748,10 @@
           <w:p>
             <w:r/>
             <w:r>
+              <w:rPr>
+                <w:b w:val="0"/>
+                <w:i w:val="0"/>
+              </w:rPr>
               <w:t>1</w:t>
             </w:r>
           </w:p>
@@ -1312,6 +1763,10 @@
           <w:p>
             <w:r/>
             <w:r>
+              <w:rPr>
+                <w:b w:val="0"/>
+                <w:i w:val="0"/>
+              </w:rPr>
               <w:t>4</w:t>
             </w:r>
           </w:p>
@@ -1323,6 +1778,10 @@
           <w:p>
             <w:r/>
             <w:r>
+              <w:rPr>
+                <w:b w:val="0"/>
+                <w:i w:val="0"/>
+              </w:rPr>
               <w:t>16</w:t>
             </w:r>
           </w:p>
@@ -1334,6 +1793,10 @@
           <w:p>
             <w:r/>
             <w:r>
+              <w:rPr>
+                <w:b w:val="0"/>
+                <w:i w:val="0"/>
+              </w:rPr>
               <w:t>256</w:t>
             </w:r>
           </w:p>
@@ -1345,6 +1808,10 @@
           <w:p>
             <w:r/>
             <w:r>
+              <w:rPr>
+                <w:b w:val="0"/>
+                <w:i w:val="0"/>
+              </w:rPr>
               <w:t>65,536</w:t>
             </w:r>
           </w:p>
@@ -1358,6 +1825,10 @@
           <w:p>
             <w:r/>
             <w:r>
+              <w:rPr>
+                <w:b w:val="0"/>
+                <w:i w:val="0"/>
+              </w:rPr>
               <w:t>64</w:t>
             </w:r>
           </w:p>
@@ -1369,6 +1840,10 @@
           <w:p>
             <w:r/>
             <w:r>
+              <w:rPr>
+                <w:b w:val="0"/>
+                <w:i w:val="0"/>
+              </w:rPr>
               <w:t>1</w:t>
             </w:r>
           </w:p>
@@ -1380,6 +1855,10 @@
           <w:p>
             <w:r/>
             <w:r>
+              <w:rPr>
+                <w:b w:val="0"/>
+                <w:i w:val="0"/>
+              </w:rPr>
               <w:t>6</w:t>
             </w:r>
           </w:p>
@@ -1391,6 +1870,10 @@
           <w:p>
             <w:r/>
             <w:r>
+              <w:rPr>
+                <w:b w:val="0"/>
+                <w:i w:val="0"/>
+              </w:rPr>
               <w:t>64</w:t>
             </w:r>
           </w:p>
@@ -1402,6 +1885,10 @@
           <w:p>
             <w:r/>
             <w:r>
+              <w:rPr>
+                <w:b w:val="0"/>
+                <w:i w:val="0"/>
+              </w:rPr>
               <w:t>4,096</w:t>
             </w:r>
           </w:p>
@@ -1413,6 +1900,10 @@
           <w:p>
             <w:r/>
             <w:r>
+              <w:rPr>
+                <w:b w:val="0"/>
+                <w:i w:val="0"/>
+              </w:rPr>
               <w:t>~1.8 × 10¹⁹</w:t>
             </w:r>
           </w:p>
@@ -1426,51 +1917,80 @@
         <w:shd w:fill="FFF8E7"/>
       </w:pPr>
       <w:r>
+        <w:rPr>
+          <w:b w:val="0"/>
+          <w:i w:val="0"/>
+        </w:rPr>
         <w:t xml:space="preserve">💡 </w:t>
       </w:r>
       <w:r>
         <w:rPr>
           <w:b/>
-        </w:rPr>
-        <w:t>A\* extension — tractable vs intractable:</w:t>
-      </w:r>
-      <w:r>
+          <w:i w:val="0"/>
+        </w:rPr>
+        <w:t>A* extension — tractable vs intractable:</w:t>
+      </w:r>
+      <w:r>
+        <w:rPr>
+          <w:b w:val="0"/>
+          <w:i w:val="0"/>
+        </w:rPr>
         <w:t xml:space="preserve"> Problems solvable in </w:t>
       </w:r>
       <w:r>
         <w:rPr>
           <w:b/>
+          <w:i w:val="0"/>
         </w:rPr>
         <w:t>polynomial time or better</w:t>
       </w:r>
       <w:r>
+        <w:rPr>
+          <w:b w:val="0"/>
+          <w:i w:val="0"/>
+        </w:rPr>
         <w:t xml:space="preserve"> are considered </w:t>
       </w:r>
       <w:r>
         <w:rPr>
+          <w:b w:val="0"/>
           <w:i/>
         </w:rPr>
         <w:t>tractable</w:t>
       </w:r>
       <w:r>
+        <w:rPr>
+          <w:b w:val="0"/>
+          <w:i w:val="0"/>
+        </w:rPr>
         <w:t xml:space="preserve">. Problems whose only known solutions are </w:t>
       </w:r>
       <w:r>
         <w:rPr>
           <w:b/>
+          <w:i w:val="0"/>
         </w:rPr>
         <w:t>exponential</w:t>
       </w:r>
       <w:r>
+        <w:rPr>
+          <w:b w:val="0"/>
+          <w:i w:val="0"/>
+        </w:rPr>
         <w:t xml:space="preserve"> (O(2ⁿ)) or worse are </w:t>
       </w:r>
       <w:r>
         <w:rPr>
+          <w:b w:val="0"/>
           <w:i/>
         </w:rPr>
         <w:t>intractable</w:t>
       </w:r>
       <w:r>
+        <w:rPr>
+          <w:b w:val="0"/>
+          <w:i w:val="0"/>
+        </w:rPr>
         <w:t xml:space="preserve"> for large n — even a fast computer cannot finish in a useful time. This links directly to spec 2.3.2 (Thinking ahead / complexity).</w:t>
       </w:r>
     </w:p>
@@ -1486,6 +2006,10 @@
         <w:pStyle w:val="Heading3"/>
       </w:pPr>
       <w:r>
+        <w:rPr>
+          <w:b w:val="0"/>
+          <w:i w:val="0"/>
+        </w:rPr>
         <w:t>Searching algorithms</w:t>
       </w:r>
     </w:p>
@@ -1494,20 +2018,33 @@
         <w:pStyle w:val="Heading4"/>
       </w:pPr>
       <w:r>
+        <w:rPr>
+          <w:b w:val="0"/>
+          <w:i w:val="0"/>
+        </w:rPr>
         <w:t>Linear search</w:t>
       </w:r>
     </w:p>
     <w:p>
       <w:r>
+        <w:rPr>
+          <w:b w:val="0"/>
+          <w:i w:val="0"/>
+        </w:rPr>
         <w:t xml:space="preserve">Checks each element in turn from the start until it finds the target (or reaches the end). Works on </w:t>
       </w:r>
       <w:r>
         <w:rPr>
           <w:b/>
+          <w:i w:val="0"/>
         </w:rPr>
         <w:t>unsorted</w:t>
       </w:r>
       <w:r>
+        <w:rPr>
+          <w:b w:val="0"/>
+          <w:i w:val="0"/>
+        </w:rPr>
         <w:t xml:space="preserve"> data.</w:t>
       </w:r>
     </w:p>
@@ -1541,8 +2078,25 @@
       <w:r>
         <w:rPr>
           <w:b/>
-        </w:rPr>
-        <w:t>Trace — search for 7 in `[3, 8, 2, 7, 5]`:</w:t>
+          <w:i w:val="0"/>
+        </w:rPr>
+        <w:t xml:space="preserve">Trace — search for 7 in </w:t>
+      </w:r>
+      <w:r>
+        <w:rPr>
+          <w:rFonts w:ascii="Consolas" w:hAnsi="Consolas"/>
+          <w:b/>
+          <w:i w:val="0"/>
+          <w:sz w:val="19"/>
+        </w:rPr>
+        <w:t>[3, 8, 2, 7, 5]</w:t>
+      </w:r>
+      <w:r>
+        <w:rPr>
+          <w:b/>
+          <w:i w:val="0"/>
+        </w:rPr>
+        <w:t>:</w:t>
       </w:r>
     </w:p>
     <w:tbl>
@@ -1572,6 +2126,7 @@
             <w:r>
               <w:rPr>
                 <w:b/>
+                <w:i w:val="0"/>
               </w:rPr>
               <w:t>Step</w:t>
             </w:r>
@@ -1591,6 +2146,7 @@
             <w:r>
               <w:rPr>
                 <w:b/>
+                <w:i w:val="0"/>
               </w:rPr>
               <w:t>i</w:t>
             </w:r>
@@ -1610,6 +2166,7 @@
             <w:r>
               <w:rPr>
                 <w:b/>
+                <w:i w:val="0"/>
               </w:rPr>
               <w:t>list[i]</w:t>
             </w:r>
@@ -1629,6 +2186,7 @@
             <w:r>
               <w:rPr>
                 <w:b/>
+                <w:i w:val="0"/>
               </w:rPr>
               <w:t>list[i] == 7?</w:t>
             </w:r>
@@ -1643,6 +2201,10 @@
           <w:p>
             <w:r/>
             <w:r>
+              <w:rPr>
+                <w:b w:val="0"/>
+                <w:i w:val="0"/>
+              </w:rPr>
               <w:t>1</w:t>
             </w:r>
           </w:p>
@@ -1654,6 +2216,10 @@
           <w:p>
             <w:r/>
             <w:r>
+              <w:rPr>
+                <w:b w:val="0"/>
+                <w:i w:val="0"/>
+              </w:rPr>
               <w:t>0</w:t>
             </w:r>
           </w:p>
@@ -1665,6 +2231,10 @@
           <w:p>
             <w:r/>
             <w:r>
+              <w:rPr>
+                <w:b w:val="0"/>
+                <w:i w:val="0"/>
+              </w:rPr>
               <w:t>3</w:t>
             </w:r>
           </w:p>
@@ -1676,6 +2246,10 @@
           <w:p>
             <w:r/>
             <w:r>
+              <w:rPr>
+                <w:b w:val="0"/>
+                <w:i w:val="0"/>
+              </w:rPr>
               <w:t>No</w:t>
             </w:r>
           </w:p>
@@ -1689,6 +2263,10 @@
           <w:p>
             <w:r/>
             <w:r>
+              <w:rPr>
+                <w:b w:val="0"/>
+                <w:i w:val="0"/>
+              </w:rPr>
               <w:t>2</w:t>
             </w:r>
           </w:p>
@@ -1700,6 +2278,10 @@
           <w:p>
             <w:r/>
             <w:r>
+              <w:rPr>
+                <w:b w:val="0"/>
+                <w:i w:val="0"/>
+              </w:rPr>
               <w:t>1</w:t>
             </w:r>
           </w:p>
@@ -1711,6 +2293,10 @@
           <w:p>
             <w:r/>
             <w:r>
+              <w:rPr>
+                <w:b w:val="0"/>
+                <w:i w:val="0"/>
+              </w:rPr>
               <w:t>8</w:t>
             </w:r>
           </w:p>
@@ -1722,6 +2308,10 @@
           <w:p>
             <w:r/>
             <w:r>
+              <w:rPr>
+                <w:b w:val="0"/>
+                <w:i w:val="0"/>
+              </w:rPr>
               <w:t>No</w:t>
             </w:r>
           </w:p>
@@ -1735,6 +2325,10 @@
           <w:p>
             <w:r/>
             <w:r>
+              <w:rPr>
+                <w:b w:val="0"/>
+                <w:i w:val="0"/>
+              </w:rPr>
               <w:t>3</w:t>
             </w:r>
           </w:p>
@@ -1746,6 +2340,10 @@
           <w:p>
             <w:r/>
             <w:r>
+              <w:rPr>
+                <w:b w:val="0"/>
+                <w:i w:val="0"/>
+              </w:rPr>
               <w:t>2</w:t>
             </w:r>
           </w:p>
@@ -1757,6 +2355,10 @@
           <w:p>
             <w:r/>
             <w:r>
+              <w:rPr>
+                <w:b w:val="0"/>
+                <w:i w:val="0"/>
+              </w:rPr>
               <w:t>2</w:t>
             </w:r>
           </w:p>
@@ -1768,6 +2370,10 @@
           <w:p>
             <w:r/>
             <w:r>
+              <w:rPr>
+                <w:b w:val="0"/>
+                <w:i w:val="0"/>
+              </w:rPr>
               <w:t>No</w:t>
             </w:r>
           </w:p>
@@ -1781,6 +2387,10 @@
           <w:p>
             <w:r/>
             <w:r>
+              <w:rPr>
+                <w:b w:val="0"/>
+                <w:i w:val="0"/>
+              </w:rPr>
               <w:t>4</w:t>
             </w:r>
           </w:p>
@@ -1792,6 +2402,10 @@
           <w:p>
             <w:r/>
             <w:r>
+              <w:rPr>
+                <w:b w:val="0"/>
+                <w:i w:val="0"/>
+              </w:rPr>
               <w:t>3</w:t>
             </w:r>
           </w:p>
@@ -1803,6 +2417,10 @@
           <w:p>
             <w:r/>
             <w:r>
+              <w:rPr>
+                <w:b w:val="0"/>
+                <w:i w:val="0"/>
+              </w:rPr>
               <w:t>7</w:t>
             </w:r>
           </w:p>
@@ -1816,6 +2434,7 @@
             <w:r>
               <w:rPr>
                 <w:b/>
+                <w:i w:val="0"/>
               </w:rPr>
               <w:t>Yes → return 3</w:t>
             </w:r>
@@ -1831,10 +2450,15 @@
       <w:r>
         <w:rPr>
           <w:b/>
+          <w:i w:val="0"/>
         </w:rPr>
         <w:t>Best case:</w:t>
       </w:r>
       <w:r>
+        <w:rPr>
+          <w:b w:val="0"/>
+          <w:i w:val="0"/>
+        </w:rPr>
         <w:t xml:space="preserve"> O(1) — target is the first element.</w:t>
       </w:r>
     </w:p>
@@ -1845,19 +2469,29 @@
       <w:r>
         <w:rPr>
           <w:b/>
+          <w:i w:val="0"/>
         </w:rPr>
         <w:t>Average / Worst case:</w:t>
       </w:r>
       <w:r>
+        <w:rPr>
+          <w:b w:val="0"/>
+          <w:i w:val="0"/>
+        </w:rPr>
         <w:t xml:space="preserve"> </w:t>
       </w:r>
       <w:r>
         <w:rPr>
           <w:b/>
+          <w:i w:val="0"/>
         </w:rPr>
         <w:t>O(n)</w:t>
       </w:r>
       <w:r>
+        <w:rPr>
+          <w:b w:val="0"/>
+          <w:i w:val="0"/>
+        </w:rPr>
         <w:t xml:space="preserve"> — target is last or absent; must check every element.</w:t>
       </w:r>
     </w:p>
@@ -1868,10 +2502,15 @@
       <w:r>
         <w:rPr>
           <w:b/>
+          <w:i w:val="0"/>
         </w:rPr>
         <w:t>Space:</w:t>
       </w:r>
       <w:r>
+        <w:rPr>
+          <w:b w:val="0"/>
+          <w:i w:val="0"/>
+        </w:rPr>
         <w:t xml:space="preserve"> O(1).</w:t>
       </w:r>
     </w:p>
@@ -1880,38 +2519,61 @@
         <w:pStyle w:val="Heading4"/>
       </w:pPr>
       <w:r>
+        <w:rPr>
+          <w:b w:val="0"/>
+          <w:i w:val="0"/>
+        </w:rPr>
         <w:t>Binary search</w:t>
       </w:r>
     </w:p>
     <w:p>
       <w:r>
+        <w:rPr>
+          <w:b w:val="0"/>
+          <w:i w:val="0"/>
+        </w:rPr>
         <w:t xml:space="preserve">Works only on a </w:t>
       </w:r>
       <w:r>
         <w:rPr>
           <w:b/>
+          <w:i w:val="0"/>
         </w:rPr>
         <w:t>sorted</w:t>
       </w:r>
       <w:r>
+        <w:rPr>
+          <w:b w:val="0"/>
+          <w:i w:val="0"/>
+        </w:rPr>
         <w:t xml:space="preserve"> list. Repeatedly examines the </w:t>
       </w:r>
       <w:r>
         <w:rPr>
           <w:b/>
+          <w:i w:val="0"/>
         </w:rPr>
         <w:t>middle</w:t>
       </w:r>
       <w:r>
+        <w:rPr>
+          <w:b w:val="0"/>
+          <w:i w:val="0"/>
+        </w:rPr>
         <w:t xml:space="preserve"> element and discards the half that cannot contain the target, </w:t>
       </w:r>
       <w:r>
         <w:rPr>
           <w:b/>
+          <w:i w:val="0"/>
         </w:rPr>
         <w:t>halving</w:t>
       </w:r>
       <w:r>
+        <w:rPr>
+          <w:b w:val="0"/>
+          <w:i w:val="0"/>
+        </w:rPr>
         <w:t xml:space="preserve"> the search space each pass.</w:t>
       </w:r>
     </w:p>
@@ -1959,8 +2621,25 @@
       <w:r>
         <w:rPr>
           <w:b/>
-        </w:rPr>
-        <w:t>Trace — search for 23 in `[4, 8, 15, 16, 23, 42]` (indices 0–5):</w:t>
+          <w:i w:val="0"/>
+        </w:rPr>
+        <w:t xml:space="preserve">Trace — search for 23 in </w:t>
+      </w:r>
+      <w:r>
+        <w:rPr>
+          <w:rFonts w:ascii="Consolas" w:hAnsi="Consolas"/>
+          <w:b/>
+          <w:i w:val="0"/>
+          <w:sz w:val="19"/>
+        </w:rPr>
+        <w:t>[4, 8, 15, 16, 23, 42]</w:t>
+      </w:r>
+      <w:r>
+        <w:rPr>
+          <w:b/>
+          <w:i w:val="0"/>
+        </w:rPr>
+        <w:t xml:space="preserve"> (indices 0–5):</w:t>
       </w:r>
     </w:p>
     <w:tbl>
@@ -1993,6 +2672,7 @@
             <w:r>
               <w:rPr>
                 <w:b/>
+                <w:i w:val="0"/>
               </w:rPr>
               <w:t>Step</w:t>
             </w:r>
@@ -2012,6 +2692,7 @@
             <w:r>
               <w:rPr>
                 <w:b/>
+                <w:i w:val="0"/>
               </w:rPr>
               <w:t>low</w:t>
             </w:r>
@@ -2031,6 +2712,7 @@
             <w:r>
               <w:rPr>
                 <w:b/>
+                <w:i w:val="0"/>
               </w:rPr>
               <w:t>high</w:t>
             </w:r>
@@ -2050,6 +2732,7 @@
             <w:r>
               <w:rPr>
                 <w:b/>
+                <w:i w:val="0"/>
               </w:rPr>
               <w:t>mid</w:t>
             </w:r>
@@ -2069,6 +2752,7 @@
             <w:r>
               <w:rPr>
                 <w:b/>
+                <w:i w:val="0"/>
               </w:rPr>
               <w:t>list[mid]</w:t>
             </w:r>
@@ -2088,6 +2772,7 @@
             <w:r>
               <w:rPr>
                 <w:b/>
+                <w:i w:val="0"/>
               </w:rPr>
               <w:t>Comparison</w:t>
             </w:r>
@@ -2107,6 +2792,7 @@
             <w:r>
               <w:rPr>
                 <w:b/>
+                <w:i w:val="0"/>
               </w:rPr>
               <w:t>Action</w:t>
             </w:r>
@@ -2121,6 +2807,10 @@
           <w:p>
             <w:r/>
             <w:r>
+              <w:rPr>
+                <w:b w:val="0"/>
+                <w:i w:val="0"/>
+              </w:rPr>
               <w:t>1</w:t>
             </w:r>
           </w:p>
@@ -2132,6 +2822,10 @@
           <w:p>
             <w:r/>
             <w:r>
+              <w:rPr>
+                <w:b w:val="0"/>
+                <w:i w:val="0"/>
+              </w:rPr>
               <w:t>0</w:t>
             </w:r>
           </w:p>
@@ -2143,6 +2837,10 @@
           <w:p>
             <w:r/>
             <w:r>
+              <w:rPr>
+                <w:b w:val="0"/>
+                <w:i w:val="0"/>
+              </w:rPr>
               <w:t>5</w:t>
             </w:r>
           </w:p>
@@ -2154,6 +2852,10 @@
           <w:p>
             <w:r/>
             <w:r>
+              <w:rPr>
+                <w:b w:val="0"/>
+                <w:i w:val="0"/>
+              </w:rPr>
               <w:t>2</w:t>
             </w:r>
           </w:p>
@@ -2165,6 +2867,10 @@
           <w:p>
             <w:r/>
             <w:r>
+              <w:rPr>
+                <w:b w:val="0"/>
+                <w:i w:val="0"/>
+              </w:rPr>
               <w:t>15</w:t>
             </w:r>
           </w:p>
@@ -2176,6 +2882,10 @@
           <w:p>
             <w:r/>
             <w:r>
+              <w:rPr>
+                <w:b w:val="0"/>
+                <w:i w:val="0"/>
+              </w:rPr>
               <w:t>15 &lt; 23</w:t>
             </w:r>
           </w:p>
@@ -2187,6 +2897,10 @@
           <w:p>
             <w:r/>
             <w:r>
+              <w:rPr>
+                <w:b w:val="0"/>
+                <w:i w:val="0"/>
+              </w:rPr>
               <w:t>low = 3</w:t>
             </w:r>
           </w:p>
@@ -2200,6 +2914,10 @@
           <w:p>
             <w:r/>
             <w:r>
+              <w:rPr>
+                <w:b w:val="0"/>
+                <w:i w:val="0"/>
+              </w:rPr>
               <w:t>2</w:t>
             </w:r>
           </w:p>
@@ -2211,6 +2929,10 @@
           <w:p>
             <w:r/>
             <w:r>
+              <w:rPr>
+                <w:b w:val="0"/>
+                <w:i w:val="0"/>
+              </w:rPr>
               <w:t>3</w:t>
             </w:r>
           </w:p>
@@ -2222,6 +2944,10 @@
           <w:p>
             <w:r/>
             <w:r>
+              <w:rPr>
+                <w:b w:val="0"/>
+                <w:i w:val="0"/>
+              </w:rPr>
               <w:t>5</w:t>
             </w:r>
           </w:p>
@@ -2233,6 +2959,10 @@
           <w:p>
             <w:r/>
             <w:r>
+              <w:rPr>
+                <w:b w:val="0"/>
+                <w:i w:val="0"/>
+              </w:rPr>
               <w:t>4</w:t>
             </w:r>
           </w:p>
@@ -2244,6 +2974,10 @@
           <w:p>
             <w:r/>
             <w:r>
+              <w:rPr>
+                <w:b w:val="0"/>
+                <w:i w:val="0"/>
+              </w:rPr>
               <w:t>23</w:t>
             </w:r>
           </w:p>
@@ -2255,6 +2989,10 @@
           <w:p>
             <w:r/>
             <w:r>
+              <w:rPr>
+                <w:b w:val="0"/>
+                <w:i w:val="0"/>
+              </w:rPr>
               <w:t>23 == 23</w:t>
             </w:r>
           </w:p>
@@ -2268,6 +3006,7 @@
             <w:r>
               <w:rPr>
                 <w:b/>
+                <w:i w:val="0"/>
               </w:rPr>
               <w:t>return 4</w:t>
             </w:r>
@@ -2283,10 +3022,15 @@
       <w:r>
         <w:rPr>
           <w:b/>
+          <w:i w:val="0"/>
         </w:rPr>
         <w:t>Best case:</w:t>
       </w:r>
       <w:r>
+        <w:rPr>
+          <w:b w:val="0"/>
+          <w:i w:val="0"/>
+        </w:rPr>
         <w:t xml:space="preserve"> O(1) — target is the middle element first time.</w:t>
       </w:r>
     </w:p>
@@ -2297,19 +3041,29 @@
       <w:r>
         <w:rPr>
           <w:b/>
+          <w:i w:val="0"/>
         </w:rPr>
         <w:t>Average / Worst case:</w:t>
       </w:r>
       <w:r>
+        <w:rPr>
+          <w:b w:val="0"/>
+          <w:i w:val="0"/>
+        </w:rPr>
         <w:t xml:space="preserve"> </w:t>
       </w:r>
       <w:r>
         <w:rPr>
           <w:b/>
+          <w:i w:val="0"/>
         </w:rPr>
         <w:t>O(log n)</w:t>
       </w:r>
       <w:r>
+        <w:rPr>
+          <w:b w:val="0"/>
+          <w:i w:val="0"/>
+        </w:rPr>
         <w:t xml:space="preserve"> — search space halves each step.</w:t>
       </w:r>
     </w:p>
@@ -2320,10 +3074,15 @@
       <w:r>
         <w:rPr>
           <w:b/>
+          <w:i w:val="0"/>
         </w:rPr>
         <w:t>Space:</w:t>
       </w:r>
       <w:r>
+        <w:rPr>
+          <w:b w:val="0"/>
+          <w:i w:val="0"/>
+        </w:rPr>
         <w:t xml:space="preserve"> O(1) iterative; O(log n) if implemented recursively (call stack).</w:t>
       </w:r>
     </w:p>
@@ -2333,33 +3092,52 @@
         <w:shd w:fill="FFF8E7"/>
       </w:pPr>
       <w:r>
+        <w:rPr>
+          <w:b w:val="0"/>
+          <w:i w:val="0"/>
+        </w:rPr>
         <w:t xml:space="preserve">💡 </w:t>
       </w:r>
       <w:r>
         <w:rPr>
           <w:b/>
-        </w:rPr>
-        <w:t>A\* extension — when does linear beat binary?</w:t>
-      </w:r>
-      <w:r>
+          <w:i w:val="0"/>
+        </w:rPr>
+        <w:t>A* extension — when does linear beat binary?</w:t>
+      </w:r>
+      <w:r>
+        <w:rPr>
+          <w:b w:val="0"/>
+          <w:i w:val="0"/>
+        </w:rPr>
         <w:t xml:space="preserve"> Binary search needs a </w:t>
       </w:r>
       <w:r>
         <w:rPr>
           <w:b/>
+          <w:i w:val="0"/>
         </w:rPr>
         <w:t>sorted</w:t>
       </w:r>
       <w:r>
+        <w:rPr>
+          <w:b w:val="0"/>
+          <w:i w:val="0"/>
+        </w:rPr>
         <w:t xml:space="preserve"> list. If the data is unsorted and you only search once, sorting first (O(n log n)) then binary searching costs more than a single O(n) linear search. Binary search pays off when you </w:t>
       </w:r>
       <w:r>
         <w:rPr>
           <w:b/>
+          <w:i w:val="0"/>
         </w:rPr>
         <w:t>search the same sorted data many times</w:t>
       </w:r>
       <w:r>
+        <w:rPr>
+          <w:b w:val="0"/>
+          <w:i w:val="0"/>
+        </w:rPr>
         <w:t>.</w:t>
       </w:r>
     </w:p>
@@ -2375,6 +3153,10 @@
         <w:pStyle w:val="Heading3"/>
       </w:pPr>
       <w:r>
+        <w:rPr>
+          <w:b w:val="0"/>
+          <w:i w:val="0"/>
+        </w:rPr>
         <w:t>Sorting algorithms</w:t>
       </w:r>
     </w:p>
@@ -2383,39 +3165,63 @@
         <w:pStyle w:val="Heading4"/>
       </w:pPr>
       <w:r>
+        <w:rPr>
+          <w:b w:val="0"/>
+          <w:i w:val="0"/>
+        </w:rPr>
         <w:t>Bubble sort</w:t>
       </w:r>
     </w:p>
     <w:p>
       <w:r>
+        <w:rPr>
+          <w:b w:val="0"/>
+          <w:i w:val="0"/>
+        </w:rPr>
         <w:t xml:space="preserve">Repeatedly steps through the list, </w:t>
       </w:r>
       <w:r>
         <w:rPr>
           <w:b/>
+          <w:i w:val="0"/>
         </w:rPr>
         <w:t>comparing adjacent pairs</w:t>
       </w:r>
       <w:r>
+        <w:rPr>
+          <w:b w:val="0"/>
+          <w:i w:val="0"/>
+        </w:rPr>
         <w:t xml:space="preserve"> and </w:t>
       </w:r>
       <w:r>
         <w:rPr>
           <w:b/>
+          <w:i w:val="0"/>
         </w:rPr>
         <w:t>swapping</w:t>
       </w:r>
       <w:r>
+        <w:rPr>
+          <w:b w:val="0"/>
+          <w:i w:val="0"/>
+        </w:rPr>
         <w:t xml:space="preserve"> them if they are in the wrong order. After each pass the largest unsorted element "bubbles" to the end. A </w:t>
       </w:r>
       <w:r>
         <w:rPr>
           <w:rFonts w:ascii="Consolas" w:hAnsi="Consolas"/>
+          <w:b w:val="0"/>
+          <w:i w:val="0"/>
           <w:sz w:val="19"/>
         </w:rPr>
         <w:t>swapped</w:t>
       </w:r>
       <w:r>
+        <w:rPr>
+          <w:b w:val="0"/>
+          <w:i w:val="0"/>
+        </w:rPr>
         <w:t xml:space="preserve"> flag lets it stop early if a pass makes no swaps.</w:t>
       </w:r>
     </w:p>
@@ -2463,8 +3269,25 @@
       <w:r>
         <w:rPr>
           <w:b/>
-        </w:rPr>
-        <w:t>Trace on `[5, 1, 4, 2]`:</w:t>
+          <w:i w:val="0"/>
+        </w:rPr>
+        <w:t xml:space="preserve">Trace on </w:t>
+      </w:r>
+      <w:r>
+        <w:rPr>
+          <w:rFonts w:ascii="Consolas" w:hAnsi="Consolas"/>
+          <w:b/>
+          <w:i w:val="0"/>
+          <w:sz w:val="19"/>
+        </w:rPr>
+        <w:t>[5, 1, 4, 2]</w:t>
+      </w:r>
+      <w:r>
+        <w:rPr>
+          <w:b/>
+          <w:i w:val="0"/>
+        </w:rPr>
+        <w:t>:</w:t>
       </w:r>
     </w:p>
     <w:tbl>
@@ -2493,6 +3316,7 @@
             <w:r>
               <w:rPr>
                 <w:b/>
+                <w:i w:val="0"/>
               </w:rPr>
               <w:t>Pass</w:t>
             </w:r>
@@ -2512,6 +3336,7 @@
             <w:r>
               <w:rPr>
                 <w:b/>
+                <w:i w:val="0"/>
               </w:rPr>
               <w:t>Comparisons &amp; swaps</w:t>
             </w:r>
@@ -2531,6 +3356,7 @@
             <w:r>
               <w:rPr>
                 <w:b/>
+                <w:i w:val="0"/>
               </w:rPr>
               <w:t>List after pass</w:t>
             </w:r>
@@ -2545,6 +3371,10 @@
           <w:p>
             <w:r/>
             <w:r>
+              <w:rPr>
+                <w:b w:val="0"/>
+                <w:i w:val="0"/>
+              </w:rPr>
               <w:t>1</w:t>
             </w:r>
           </w:p>
@@ -2556,6 +3386,10 @@
           <w:p>
             <w:r/>
             <w:r>
+              <w:rPr>
+                <w:b w:val="0"/>
+                <w:i w:val="0"/>
+              </w:rPr>
               <w:t>(5,1)→swap, (5,4)→swap, (5,2)→swap</w:t>
             </w:r>
           </w:p>
@@ -2569,6 +3403,8 @@
             <w:r>
               <w:rPr>
                 <w:rFonts w:ascii="Consolas" w:hAnsi="Consolas"/>
+                <w:b w:val="0"/>
+                <w:i w:val="0"/>
                 <w:sz w:val="19"/>
               </w:rPr>
               <w:t>[1, 4, 2, 5]</w:t>
@@ -2584,6 +3420,10 @@
           <w:p>
             <w:r/>
             <w:r>
+              <w:rPr>
+                <w:b w:val="0"/>
+                <w:i w:val="0"/>
+              </w:rPr>
               <w:t>2</w:t>
             </w:r>
           </w:p>
@@ -2595,6 +3435,10 @@
           <w:p>
             <w:r/>
             <w:r>
+              <w:rPr>
+                <w:b w:val="0"/>
+                <w:i w:val="0"/>
+              </w:rPr>
               <w:t>(1,4)→no, (4,2)→swap</w:t>
             </w:r>
           </w:p>
@@ -2608,6 +3452,8 @@
             <w:r>
               <w:rPr>
                 <w:rFonts w:ascii="Consolas" w:hAnsi="Consolas"/>
+                <w:b w:val="0"/>
+                <w:i w:val="0"/>
                 <w:sz w:val="19"/>
               </w:rPr>
               <w:t>[1, 2, 4, 5]</w:t>
@@ -2623,6 +3469,10 @@
           <w:p>
             <w:r/>
             <w:r>
+              <w:rPr>
+                <w:b w:val="0"/>
+                <w:i w:val="0"/>
+              </w:rPr>
               <w:t>3</w:t>
             </w:r>
           </w:p>
@@ -2634,6 +3484,10 @@
           <w:p>
             <w:r/>
             <w:r>
+              <w:rPr>
+                <w:b w:val="0"/>
+                <w:i w:val="0"/>
+              </w:rPr>
               <w:t>(1,2)→no, (2,4)→no (no swaps)</w:t>
             </w:r>
           </w:p>
@@ -2647,11 +3501,17 @@
             <w:r>
               <w:rPr>
                 <w:rFonts w:ascii="Consolas" w:hAnsi="Consolas"/>
+                <w:b w:val="0"/>
+                <w:i w:val="0"/>
                 <w:sz w:val="19"/>
               </w:rPr>
               <w:t>[1, 2, 4, 5]</w:t>
             </w:r>
             <w:r>
+              <w:rPr>
+                <w:b w:val="0"/>
+                <w:i w:val="0"/>
+              </w:rPr>
               <w:t xml:space="preserve"> ✓ sorted</w:t>
             </w:r>
           </w:p>
@@ -2664,20 +3524,33 @@
         <w:pStyle w:val="Heading4"/>
       </w:pPr>
       <w:r>
+        <w:rPr>
+          <w:b w:val="0"/>
+          <w:i w:val="0"/>
+        </w:rPr>
         <w:t>Insertion sort</w:t>
       </w:r>
     </w:p>
     <w:p>
       <w:r>
+        <w:rPr>
+          <w:b w:val="0"/>
+          <w:i w:val="0"/>
+        </w:rPr>
         <w:t xml:space="preserve">Builds a sorted section at the front. Takes the next element and </w:t>
       </w:r>
       <w:r>
         <w:rPr>
           <w:b/>
+          <w:i w:val="0"/>
         </w:rPr>
         <w:t>inserts</w:t>
       </w:r>
       <w:r>
+        <w:rPr>
+          <w:b w:val="0"/>
+          <w:i w:val="0"/>
+        </w:rPr>
         <w:t xml:space="preserve"> it into its correct position among the already-sorted elements by shifting larger ones right.</w:t>
       </w:r>
     </w:p>
@@ -2717,8 +3590,25 @@
       <w:r>
         <w:rPr>
           <w:b/>
-        </w:rPr>
-        <w:t>Trace on `[5, 1, 4, 2]`:</w:t>
+          <w:i w:val="0"/>
+        </w:rPr>
+        <w:t xml:space="preserve">Trace on </w:t>
+      </w:r>
+      <w:r>
+        <w:rPr>
+          <w:rFonts w:ascii="Consolas" w:hAnsi="Consolas"/>
+          <w:b/>
+          <w:i w:val="0"/>
+          <w:sz w:val="19"/>
+        </w:rPr>
+        <w:t>[5, 1, 4, 2]</w:t>
+      </w:r>
+      <w:r>
+        <w:rPr>
+          <w:b/>
+          <w:i w:val="0"/>
+        </w:rPr>
+        <w:t>:</w:t>
       </w:r>
     </w:p>
     <w:tbl>
@@ -2749,6 +3639,7 @@
             <w:r>
               <w:rPr>
                 <w:b/>
+                <w:i w:val="0"/>
               </w:rPr>
               <w:t>i</w:t>
             </w:r>
@@ -2768,6 +3659,7 @@
             <w:r>
               <w:rPr>
                 <w:b/>
+                <w:i w:val="0"/>
               </w:rPr>
               <w:t>key</w:t>
             </w:r>
@@ -2787,6 +3679,7 @@
             <w:r>
               <w:rPr>
                 <w:b/>
+                <w:i w:val="0"/>
               </w:rPr>
               <w:t>Before</w:t>
             </w:r>
@@ -2806,6 +3699,7 @@
             <w:r>
               <w:rPr>
                 <w:b/>
+                <w:i w:val="0"/>
               </w:rPr>
               <w:t>Action</w:t>
             </w:r>
@@ -2825,6 +3719,7 @@
             <w:r>
               <w:rPr>
                 <w:b/>
+                <w:i w:val="0"/>
               </w:rPr>
               <w:t>After</w:t>
             </w:r>
@@ -2839,6 +3734,10 @@
           <w:p>
             <w:r/>
             <w:r>
+              <w:rPr>
+                <w:b w:val="0"/>
+                <w:i w:val="0"/>
+              </w:rPr>
               <w:t>1</w:t>
             </w:r>
           </w:p>
@@ -2850,6 +3749,10 @@
           <w:p>
             <w:r/>
             <w:r>
+              <w:rPr>
+                <w:b w:val="0"/>
+                <w:i w:val="0"/>
+              </w:rPr>
               <w:t>1</w:t>
             </w:r>
           </w:p>
@@ -2863,6 +3766,8 @@
             <w:r>
               <w:rPr>
                 <w:rFonts w:ascii="Consolas" w:hAnsi="Consolas"/>
+                <w:b w:val="0"/>
+                <w:i w:val="0"/>
                 <w:sz w:val="19"/>
               </w:rPr>
               <w:t>[5,1,4,2]</w:t>
@@ -2876,6 +3781,10 @@
           <w:p>
             <w:r/>
             <w:r>
+              <w:rPr>
+                <w:b w:val="0"/>
+                <w:i w:val="0"/>
+              </w:rPr>
               <w:t>shift 5 right, insert 1</w:t>
             </w:r>
           </w:p>
@@ -2889,6 +3798,8 @@
             <w:r>
               <w:rPr>
                 <w:rFonts w:ascii="Consolas" w:hAnsi="Consolas"/>
+                <w:b w:val="0"/>
+                <w:i w:val="0"/>
                 <w:sz w:val="19"/>
               </w:rPr>
               <w:t>[1,5,4,2]</w:t>
@@ -2904,6 +3815,10 @@
           <w:p>
             <w:r/>
             <w:r>
+              <w:rPr>
+                <w:b w:val="0"/>
+                <w:i w:val="0"/>
+              </w:rPr>
               <w:t>2</w:t>
             </w:r>
           </w:p>
@@ -2915,6 +3830,10 @@
           <w:p>
             <w:r/>
             <w:r>
+              <w:rPr>
+                <w:b w:val="0"/>
+                <w:i w:val="0"/>
+              </w:rPr>
               <w:t>4</w:t>
             </w:r>
           </w:p>
@@ -2928,6 +3847,8 @@
             <w:r>
               <w:rPr>
                 <w:rFonts w:ascii="Consolas" w:hAnsi="Consolas"/>
+                <w:b w:val="0"/>
+                <w:i w:val="0"/>
                 <w:sz w:val="19"/>
               </w:rPr>
               <w:t>[1,5,4,2]</w:t>
@@ -2941,6 +3862,10 @@
           <w:p>
             <w:r/>
             <w:r>
+              <w:rPr>
+                <w:b w:val="0"/>
+                <w:i w:val="0"/>
+              </w:rPr>
               <w:t>shift 5 right, insert 4</w:t>
             </w:r>
           </w:p>
@@ -2954,6 +3879,8 @@
             <w:r>
               <w:rPr>
                 <w:rFonts w:ascii="Consolas" w:hAnsi="Consolas"/>
+                <w:b w:val="0"/>
+                <w:i w:val="0"/>
                 <w:sz w:val="19"/>
               </w:rPr>
               <w:t>[1,4,5,2]</w:t>
@@ -2969,6 +3896,10 @@
           <w:p>
             <w:r/>
             <w:r>
+              <w:rPr>
+                <w:b w:val="0"/>
+                <w:i w:val="0"/>
+              </w:rPr>
               <w:t>3</w:t>
             </w:r>
           </w:p>
@@ -2980,6 +3911,10 @@
           <w:p>
             <w:r/>
             <w:r>
+              <w:rPr>
+                <w:b w:val="0"/>
+                <w:i w:val="0"/>
+              </w:rPr>
               <w:t>2</w:t>
             </w:r>
           </w:p>
@@ -2993,6 +3928,8 @@
             <w:r>
               <w:rPr>
                 <w:rFonts w:ascii="Consolas" w:hAnsi="Consolas"/>
+                <w:b w:val="0"/>
+                <w:i w:val="0"/>
                 <w:sz w:val="19"/>
               </w:rPr>
               <w:t>[1,4,5,2]</w:t>
@@ -3006,6 +3943,10 @@
           <w:p>
             <w:r/>
             <w:r>
+              <w:rPr>
+                <w:b w:val="0"/>
+                <w:i w:val="0"/>
+              </w:rPr>
               <w:t>shift 5,4 right, insert 2</w:t>
             </w:r>
           </w:p>
@@ -3019,11 +3960,17 @@
             <w:r>
               <w:rPr>
                 <w:rFonts w:ascii="Consolas" w:hAnsi="Consolas"/>
+                <w:b w:val="0"/>
+                <w:i w:val="0"/>
                 <w:sz w:val="19"/>
               </w:rPr>
               <w:t>[1,2,4,5]</w:t>
             </w:r>
             <w:r>
+              <w:rPr>
+                <w:b w:val="0"/>
+                <w:i w:val="0"/>
+              </w:rPr>
               <w:t xml:space="preserve"> ✓</w:t>
             </w:r>
           </w:p>
@@ -3036,38 +3983,61 @@
         <w:pStyle w:val="Heading4"/>
       </w:pPr>
       <w:r>
+        <w:rPr>
+          <w:b w:val="0"/>
+          <w:i w:val="0"/>
+        </w:rPr>
         <w:t>Merge sort</w:t>
       </w:r>
     </w:p>
     <w:p>
       <w:r>
+        <w:rPr>
+          <w:b w:val="0"/>
+          <w:i w:val="0"/>
+        </w:rPr>
         <w:t xml:space="preserve">A </w:t>
       </w:r>
       <w:r>
         <w:rPr>
           <w:b/>
+          <w:i w:val="0"/>
         </w:rPr>
         <w:t>divide-and-conquer</w:t>
       </w:r>
       <w:r>
+        <w:rPr>
+          <w:b w:val="0"/>
+          <w:i w:val="0"/>
+        </w:rPr>
         <w:t xml:space="preserve"> algorithm. </w:t>
       </w:r>
       <w:r>
         <w:rPr>
           <w:b/>
+          <w:i w:val="0"/>
         </w:rPr>
         <w:t>Recursively splits</w:t>
       </w:r>
       <w:r>
+        <w:rPr>
+          <w:b w:val="0"/>
+          <w:i w:val="0"/>
+        </w:rPr>
         <w:t xml:space="preserve"> the list in half until each sublist has one element (trivially sorted), then </w:t>
       </w:r>
       <w:r>
         <w:rPr>
           <w:b/>
+          <w:i w:val="0"/>
         </w:rPr>
         <w:t>merges</w:t>
       </w:r>
       <w:r>
+        <w:rPr>
+          <w:b w:val="0"/>
+          <w:i w:val="0"/>
+        </w:rPr>
         <w:t xml:space="preserve"> sublists back together in sorted order.</w:t>
       </w:r>
     </w:p>
@@ -3128,8 +4098,25 @@
       <w:r>
         <w:rPr>
           <w:b/>
-        </w:rPr>
-        <w:t>Trace on `[5, 1, 4, 2]`:</w:t>
+          <w:i w:val="0"/>
+        </w:rPr>
+        <w:t xml:space="preserve">Trace on </w:t>
+      </w:r>
+      <w:r>
+        <w:rPr>
+          <w:rFonts w:ascii="Consolas" w:hAnsi="Consolas"/>
+          <w:b/>
+          <w:i w:val="0"/>
+          <w:sz w:val="19"/>
+        </w:rPr>
+        <w:t>[5, 1, 4, 2]</w:t>
+      </w:r>
+      <w:r>
+        <w:rPr>
+          <w:b/>
+          <w:i w:val="0"/>
+        </w:rPr>
+        <w:t>:</w:t>
       </w:r>
     </w:p>
     <w:p>
@@ -3162,36 +4149,58 @@
     </w:p>
     <w:p>
       <w:r>
+        <w:rPr>
+          <w:b w:val="0"/>
+          <w:i w:val="0"/>
+        </w:rPr>
         <w:t xml:space="preserve">Merging </w:t>
       </w:r>
       <w:r>
         <w:rPr>
           <w:rFonts w:ascii="Consolas" w:hAnsi="Consolas"/>
+          <w:b w:val="0"/>
+          <w:i w:val="0"/>
           <w:sz w:val="19"/>
         </w:rPr>
         <w:t>[1,5]</w:t>
       </w:r>
       <w:r>
+        <w:rPr>
+          <w:b w:val="0"/>
+          <w:i w:val="0"/>
+        </w:rPr>
         <w:t xml:space="preserve"> and </w:t>
       </w:r>
       <w:r>
         <w:rPr>
           <w:rFonts w:ascii="Consolas" w:hAnsi="Consolas"/>
+          <w:b w:val="0"/>
+          <w:i w:val="0"/>
           <w:sz w:val="19"/>
         </w:rPr>
         <w:t>[2,4]</w:t>
       </w:r>
       <w:r>
+        <w:rPr>
+          <w:b w:val="0"/>
+          <w:i w:val="0"/>
+        </w:rPr>
         <w:t xml:space="preserve">: compare 1 vs 2 → take 1; 5 vs 2 → take 2; 5 vs 4 → take 4; take remaining 5 → </w:t>
       </w:r>
       <w:r>
         <w:rPr>
           <w:rFonts w:ascii="Consolas" w:hAnsi="Consolas"/>
+          <w:b w:val="0"/>
+          <w:i w:val="0"/>
           <w:sz w:val="19"/>
         </w:rPr>
         <w:t>[1, 2, 4, 5]</w:t>
       </w:r>
       <w:r>
+        <w:rPr>
+          <w:b w:val="0"/>
+          <w:i w:val="0"/>
+        </w:rPr>
         <w:t>.</w:t>
       </w:r>
     </w:p>
@@ -3200,47 +4209,75 @@
         <w:pStyle w:val="Heading4"/>
       </w:pPr>
       <w:r>
+        <w:rPr>
+          <w:b w:val="0"/>
+          <w:i w:val="0"/>
+        </w:rPr>
         <w:t>Quick sort</w:t>
       </w:r>
     </w:p>
     <w:p>
       <w:r>
+        <w:rPr>
+          <w:b w:val="0"/>
+          <w:i w:val="0"/>
+        </w:rPr>
         <w:t xml:space="preserve">Also </w:t>
       </w:r>
       <w:r>
         <w:rPr>
           <w:b/>
+          <w:i w:val="0"/>
         </w:rPr>
         <w:t>divide-and-conquer</w:t>
       </w:r>
       <w:r>
+        <w:rPr>
+          <w:b w:val="0"/>
+          <w:i w:val="0"/>
+        </w:rPr>
         <w:t xml:space="preserve">. Chooses a </w:t>
       </w:r>
       <w:r>
         <w:rPr>
           <w:b/>
+          <w:i w:val="0"/>
         </w:rPr>
         <w:t>pivot</w:t>
       </w:r>
       <w:r>
+        <w:rPr>
+          <w:b w:val="0"/>
+          <w:i w:val="0"/>
+        </w:rPr>
         <w:t xml:space="preserve">, </w:t>
       </w:r>
       <w:r>
         <w:rPr>
           <w:b/>
+          <w:i w:val="0"/>
         </w:rPr>
         <w:t>partitions</w:t>
       </w:r>
       <w:r>
+        <w:rPr>
+          <w:b w:val="0"/>
+          <w:i w:val="0"/>
+        </w:rPr>
         <w:t xml:space="preserve"> the list so smaller items go left and larger go right, then </w:t>
       </w:r>
       <w:r>
         <w:rPr>
           <w:b/>
+          <w:i w:val="0"/>
         </w:rPr>
         <w:t>recursively</w:t>
       </w:r>
       <w:r>
+        <w:rPr>
+          <w:b w:val="0"/>
+          <w:i w:val="0"/>
+        </w:rPr>
         <w:t xml:space="preserve"> quicksorts each partition.</w:t>
       </w:r>
     </w:p>
@@ -3276,8 +4313,25 @@
       <w:r>
         <w:rPr>
           <w:b/>
-        </w:rPr>
-        <w:t>Trace on `[5, 1, 4, 2]` (pivot = first element):</w:t>
+          <w:i w:val="0"/>
+        </w:rPr>
+        <w:t xml:space="preserve">Trace on </w:t>
+      </w:r>
+      <w:r>
+        <w:rPr>
+          <w:rFonts w:ascii="Consolas" w:hAnsi="Consolas"/>
+          <w:b/>
+          <w:i w:val="0"/>
+          <w:sz w:val="19"/>
+        </w:rPr>
+        <w:t>[5, 1, 4, 2]</w:t>
+      </w:r>
+      <w:r>
+        <w:rPr>
+          <w:b/>
+          <w:i w:val="0"/>
+        </w:rPr>
+        <w:t xml:space="preserve"> (pivot = first element):</w:t>
       </w:r>
     </w:p>
     <w:p>
@@ -3307,6 +4361,10 @@
         <w:pStyle w:val="Heading4"/>
       </w:pPr>
       <w:r>
+        <w:rPr>
+          <w:b w:val="0"/>
+          <w:i w:val="0"/>
+        </w:rPr>
         <w:t>Big O comparison table</w:t>
       </w:r>
     </w:p>
@@ -3340,6 +4398,7 @@
             <w:r>
               <w:rPr>
                 <w:b/>
+                <w:i w:val="0"/>
               </w:rPr>
               <w:t>Algorithm</w:t>
             </w:r>
@@ -3359,6 +4418,7 @@
             <w:r>
               <w:rPr>
                 <w:b/>
+                <w:i w:val="0"/>
               </w:rPr>
               <w:t>Best</w:t>
             </w:r>
@@ -3378,6 +4438,7 @@
             <w:r>
               <w:rPr>
                 <w:b/>
+                <w:i w:val="0"/>
               </w:rPr>
               <w:t>Average</w:t>
             </w:r>
@@ -3397,6 +4458,7 @@
             <w:r>
               <w:rPr>
                 <w:b/>
+                <w:i w:val="0"/>
               </w:rPr>
               <w:t>Worst</w:t>
             </w:r>
@@ -3416,6 +4478,7 @@
             <w:r>
               <w:rPr>
                 <w:b/>
+                <w:i w:val="0"/>
               </w:rPr>
               <w:t>Space</w:t>
             </w:r>
@@ -3435,6 +4498,7 @@
             <w:r>
               <w:rPr>
                 <w:b/>
+                <w:i w:val="0"/>
               </w:rPr>
               <w:t>Stable?</w:t>
             </w:r>
@@ -3454,6 +4518,7 @@
             <w:r>
               <w:rPr>
                 <w:b/>
+                <w:i w:val="0"/>
               </w:rPr>
               <w:t>Notes</w:t>
             </w:r>
@@ -3470,6 +4535,7 @@
             <w:r>
               <w:rPr>
                 <w:b/>
+                <w:i w:val="0"/>
               </w:rPr>
               <w:t>Bubble sort</w:t>
             </w:r>
@@ -3482,6 +4548,10 @@
           <w:p>
             <w:r/>
             <w:r>
+              <w:rPr>
+                <w:b w:val="0"/>
+                <w:i w:val="0"/>
+              </w:rPr>
               <w:t>O(n)</w:t>
             </w:r>
           </w:p>
@@ -3493,6 +4563,10 @@
           <w:p>
             <w:r/>
             <w:r>
+              <w:rPr>
+                <w:b w:val="0"/>
+                <w:i w:val="0"/>
+              </w:rPr>
               <w:t>O(n²)</w:t>
             </w:r>
           </w:p>
@@ -3504,6 +4578,10 @@
           <w:p>
             <w:r/>
             <w:r>
+              <w:rPr>
+                <w:b w:val="0"/>
+                <w:i w:val="0"/>
+              </w:rPr>
               <w:t>O(n²)</w:t>
             </w:r>
           </w:p>
@@ -3515,6 +4593,10 @@
           <w:p>
             <w:r/>
             <w:r>
+              <w:rPr>
+                <w:b w:val="0"/>
+                <w:i w:val="0"/>
+              </w:rPr>
               <w:t>O(1)</w:t>
             </w:r>
           </w:p>
@@ -3526,6 +4608,10 @@
           <w:p>
             <w:r/>
             <w:r>
+              <w:rPr>
+                <w:b w:val="0"/>
+                <w:i w:val="0"/>
+              </w:rPr>
               <w:t>Yes</w:t>
             </w:r>
           </w:p>
@@ -3537,6 +4623,10 @@
           <w:p>
             <w:r/>
             <w:r>
+              <w:rPr>
+                <w:b w:val="0"/>
+                <w:i w:val="0"/>
+              </w:rPr>
               <w:t>Best O(n) only with swap flag on nearly-sorted data; simple but slow</w:t>
             </w:r>
           </w:p>
@@ -3552,6 +4642,7 @@
             <w:r>
               <w:rPr>
                 <w:b/>
+                <w:i w:val="0"/>
               </w:rPr>
               <w:t>Insertion sort</w:t>
             </w:r>
@@ -3564,6 +4655,10 @@
           <w:p>
             <w:r/>
             <w:r>
+              <w:rPr>
+                <w:b w:val="0"/>
+                <w:i w:val="0"/>
+              </w:rPr>
               <w:t>O(n)</w:t>
             </w:r>
           </w:p>
@@ -3575,6 +4670,10 @@
           <w:p>
             <w:r/>
             <w:r>
+              <w:rPr>
+                <w:b w:val="0"/>
+                <w:i w:val="0"/>
+              </w:rPr>
               <w:t>O(n²)</w:t>
             </w:r>
           </w:p>
@@ -3586,6 +4685,10 @@
           <w:p>
             <w:r/>
             <w:r>
+              <w:rPr>
+                <w:b w:val="0"/>
+                <w:i w:val="0"/>
+              </w:rPr>
               <w:t>O(n²)</w:t>
             </w:r>
           </w:p>
@@ -3597,6 +4700,10 @@
           <w:p>
             <w:r/>
             <w:r>
+              <w:rPr>
+                <w:b w:val="0"/>
+                <w:i w:val="0"/>
+              </w:rPr>
               <w:t>O(1)</w:t>
             </w:r>
           </w:p>
@@ -3608,6 +4715,10 @@
           <w:p>
             <w:r/>
             <w:r>
+              <w:rPr>
+                <w:b w:val="0"/>
+                <w:i w:val="0"/>
+              </w:rPr>
               <w:t>Yes</w:t>
             </w:r>
           </w:p>
@@ -3619,6 +4730,10 @@
           <w:p>
             <w:r/>
             <w:r>
+              <w:rPr>
+                <w:b w:val="0"/>
+                <w:i w:val="0"/>
+              </w:rPr>
               <w:t>Very efficient on small/nearly-sorted lists; in-place</w:t>
             </w:r>
           </w:p>
@@ -3634,6 +4749,7 @@
             <w:r>
               <w:rPr>
                 <w:b/>
+                <w:i w:val="0"/>
               </w:rPr>
               <w:t>Merge sort</w:t>
             </w:r>
@@ -3646,6 +4762,10 @@
           <w:p>
             <w:r/>
             <w:r>
+              <w:rPr>
+                <w:b w:val="0"/>
+                <w:i w:val="0"/>
+              </w:rPr>
               <w:t>O(n log n)</w:t>
             </w:r>
           </w:p>
@@ -3657,6 +4777,10 @@
           <w:p>
             <w:r/>
             <w:r>
+              <w:rPr>
+                <w:b w:val="0"/>
+                <w:i w:val="0"/>
+              </w:rPr>
               <w:t>O(n log n)</w:t>
             </w:r>
           </w:p>
@@ -3668,6 +4792,10 @@
           <w:p>
             <w:r/>
             <w:r>
+              <w:rPr>
+                <w:b w:val="0"/>
+                <w:i w:val="0"/>
+              </w:rPr>
               <w:t>O(n log n)</w:t>
             </w:r>
           </w:p>
@@ -3679,6 +4807,10 @@
           <w:p>
             <w:r/>
             <w:r>
+              <w:rPr>
+                <w:b w:val="0"/>
+                <w:i w:val="0"/>
+              </w:rPr>
               <w:t>O(n)</w:t>
             </w:r>
           </w:p>
@@ -3690,6 +4822,10 @@
           <w:p>
             <w:r/>
             <w:r>
+              <w:rPr>
+                <w:b w:val="0"/>
+                <w:i w:val="0"/>
+              </w:rPr>
               <w:t>Yes</w:t>
             </w:r>
           </w:p>
@@ -3701,6 +4837,10 @@
           <w:p>
             <w:r/>
             <w:r>
+              <w:rPr>
+                <w:b w:val="0"/>
+                <w:i w:val="0"/>
+              </w:rPr>
               <w:t>Consistent; needs extra memory for merging</w:t>
             </w:r>
           </w:p>
@@ -3716,6 +4856,7 @@
             <w:r>
               <w:rPr>
                 <w:b/>
+                <w:i w:val="0"/>
               </w:rPr>
               <w:t>Quick sort</w:t>
             </w:r>
@@ -3728,6 +4869,10 @@
           <w:p>
             <w:r/>
             <w:r>
+              <w:rPr>
+                <w:b w:val="0"/>
+                <w:i w:val="0"/>
+              </w:rPr>
               <w:t>O(n log n)</w:t>
             </w:r>
           </w:p>
@@ -3739,6 +4884,10 @@
           <w:p>
             <w:r/>
             <w:r>
+              <w:rPr>
+                <w:b w:val="0"/>
+                <w:i w:val="0"/>
+              </w:rPr>
               <w:t>O(n log n)</w:t>
             </w:r>
           </w:p>
@@ -3750,6 +4899,10 @@
           <w:p>
             <w:r/>
             <w:r>
+              <w:rPr>
+                <w:b w:val="0"/>
+                <w:i w:val="0"/>
+              </w:rPr>
               <w:t>O(n²)</w:t>
             </w:r>
           </w:p>
@@ -3761,6 +4914,10 @@
           <w:p>
             <w:r/>
             <w:r>
+              <w:rPr>
+                <w:b w:val="0"/>
+                <w:i w:val="0"/>
+              </w:rPr>
               <w:t>O(log n)</w:t>
             </w:r>
           </w:p>
@@ -3772,6 +4929,10 @@
           <w:p>
             <w:r/>
             <w:r>
+              <w:rPr>
+                <w:b w:val="0"/>
+                <w:i w:val="0"/>
+              </w:rPr>
               <w:t>No (typically)</w:t>
             </w:r>
           </w:p>
@@ -3783,6 +4944,10 @@
           <w:p>
             <w:r/>
             <w:r>
+              <w:rPr>
+                <w:b w:val="0"/>
+                <w:i w:val="0"/>
+              </w:rPr>
               <w:t>Worst case O(n²) on already-sorted data with poor pivot; usually fastest in practice</w:t>
             </w:r>
           </w:p>
@@ -3796,51 +4961,80 @@
         <w:shd w:fill="FFF8E7"/>
       </w:pPr>
       <w:r>
+        <w:rPr>
+          <w:b w:val="0"/>
+          <w:i w:val="0"/>
+        </w:rPr>
         <w:t xml:space="preserve">💡 </w:t>
       </w:r>
       <w:r>
         <w:rPr>
           <w:b/>
-        </w:rPr>
-        <w:t>A\* extension — why merge sort beats quicksort in the worst case:</w:t>
-      </w:r>
-      <w:r>
+          <w:i w:val="0"/>
+        </w:rPr>
+        <w:t>A* extension — why merge sort beats quicksort in the worst case:</w:t>
+      </w:r>
+      <w:r>
+        <w:rPr>
+          <w:b w:val="0"/>
+          <w:i w:val="0"/>
+        </w:rPr>
         <w:t xml:space="preserve"> Quick sort degrades to </w:t>
       </w:r>
       <w:r>
         <w:rPr>
           <w:b/>
+          <w:i w:val="0"/>
         </w:rPr>
         <w:t>O(n²)</w:t>
       </w:r>
       <w:r>
+        <w:rPr>
+          <w:b w:val="0"/>
+          <w:i w:val="0"/>
+        </w:rPr>
         <w:t xml:space="preserve"> when the pivot repeatedly splits the list unevenly (e.g. always picking the smallest/largest element, as on an already-sorted list). Merge sort </w:t>
       </w:r>
       <w:r>
         <w:rPr>
           <w:b/>
+          <w:i w:val="0"/>
         </w:rPr>
         <w:t>guarantees O(n log n)</w:t>
       </w:r>
       <w:r>
+        <w:rPr>
+          <w:b w:val="0"/>
+          <w:i w:val="0"/>
+        </w:rPr>
         <w:t xml:space="preserve"> every time because it always splits exactly in half. The trade-off: merge sort needs </w:t>
       </w:r>
       <w:r>
         <w:rPr>
           <w:b/>
+          <w:i w:val="0"/>
         </w:rPr>
         <w:t>O(n) extra space</w:t>
       </w:r>
       <w:r>
+        <w:rPr>
+          <w:b w:val="0"/>
+          <w:i w:val="0"/>
+        </w:rPr>
         <w:t xml:space="preserve"> for its temporary arrays, whereas quick sort sorts </w:t>
       </w:r>
       <w:r>
         <w:rPr>
           <w:b/>
+          <w:i w:val="0"/>
         </w:rPr>
         <w:t>in place</w:t>
       </w:r>
       <w:r>
+        <w:rPr>
+          <w:b w:val="0"/>
+          <w:i w:val="0"/>
+        </w:rPr>
         <w:t xml:space="preserve"> with only O(log n) recursion-stack space. This space-vs-time trade-off is exactly the kind of justification examiners reward.</w:t>
       </w:r>
     </w:p>
@@ -3856,6 +5050,10 @@
         <w:pStyle w:val="Heading3"/>
       </w:pPr>
       <w:r>
+        <w:rPr>
+          <w:b w:val="0"/>
+          <w:i w:val="0"/>
+        </w:rPr>
         <w:t>Data structure algorithms</w:t>
       </w:r>
     </w:p>
@@ -3864,30 +5062,49 @@
         <w:pStyle w:val="Heading4"/>
       </w:pPr>
       <w:r>
+        <w:rPr>
+          <w:b w:val="0"/>
+          <w:i w:val="0"/>
+        </w:rPr>
         <w:t>Stack (LIFO — Last In, First Out)</w:t>
       </w:r>
     </w:p>
     <w:p>
       <w:r>
+        <w:rPr>
+          <w:b w:val="0"/>
+          <w:i w:val="0"/>
+        </w:rPr>
         <w:t xml:space="preserve">Items are added and removed from the same end (the </w:t>
       </w:r>
       <w:r>
         <w:rPr>
           <w:b/>
+          <w:i w:val="0"/>
         </w:rPr>
         <w:t>top</w:t>
       </w:r>
       <w:r>
+        <w:rPr>
+          <w:b w:val="0"/>
+          <w:i w:val="0"/>
+        </w:rPr>
         <w:t xml:space="preserve">). Implemented with an array and a </w:t>
       </w:r>
       <w:r>
         <w:rPr>
           <w:rFonts w:ascii="Consolas" w:hAnsi="Consolas"/>
+          <w:b w:val="0"/>
+          <w:i w:val="0"/>
           <w:sz w:val="19"/>
         </w:rPr>
         <w:t>top</w:t>
       </w:r>
       <w:r>
+        <w:rPr>
+          <w:b w:val="0"/>
+          <w:i w:val="0"/>
+        </w:rPr>
         <w:t xml:space="preserve"> pointer.</w:t>
       </w:r>
     </w:p>
@@ -3946,19 +5163,29 @@
       <w:r>
         <w:rPr>
           <w:b/>
+          <w:i w:val="0"/>
         </w:rPr>
         <w:t>push / pop / peek / isEmpty:</w:t>
       </w:r>
       <w:r>
+        <w:rPr>
+          <w:b w:val="0"/>
+          <w:i w:val="0"/>
+        </w:rPr>
         <w:t xml:space="preserve"> all </w:t>
       </w:r>
       <w:r>
         <w:rPr>
           <w:b/>
+          <w:i w:val="0"/>
         </w:rPr>
         <w:t>O(1)</w:t>
       </w:r>
       <w:r>
+        <w:rPr>
+          <w:b w:val="0"/>
+          <w:i w:val="0"/>
+        </w:rPr>
         <w:t>.</w:t>
       </w:r>
     </w:p>
@@ -3967,48 +5194,77 @@
         <w:pStyle w:val="Heading4"/>
       </w:pPr>
       <w:r>
+        <w:rPr>
+          <w:b w:val="0"/>
+          <w:i w:val="0"/>
+        </w:rPr>
         <w:t>Queue (FIFO — First In, First Out)</w:t>
       </w:r>
     </w:p>
     <w:p>
       <w:r>
+        <w:rPr>
+          <w:b w:val="0"/>
+          <w:i w:val="0"/>
+        </w:rPr>
         <w:t xml:space="preserve">Items are added at the </w:t>
       </w:r>
       <w:r>
         <w:rPr>
           <w:b/>
+          <w:i w:val="0"/>
         </w:rPr>
         <w:t>rear (enQueue)</w:t>
       </w:r>
       <w:r>
+        <w:rPr>
+          <w:b w:val="0"/>
+          <w:i w:val="0"/>
+        </w:rPr>
         <w:t xml:space="preserve"> and removed from the </w:t>
       </w:r>
       <w:r>
         <w:rPr>
           <w:b/>
+          <w:i w:val="0"/>
         </w:rPr>
         <w:t>front (deQueue)</w:t>
       </w:r>
       <w:r>
+        <w:rPr>
+          <w:b w:val="0"/>
+          <w:i w:val="0"/>
+        </w:rPr>
         <w:t xml:space="preserve">. A </w:t>
       </w:r>
       <w:r>
         <w:rPr>
           <w:b/>
+          <w:i w:val="0"/>
         </w:rPr>
         <w:t>circular queue</w:t>
       </w:r>
       <w:r>
+        <w:rPr>
+          <w:b w:val="0"/>
+          <w:i w:val="0"/>
+        </w:rPr>
         <w:t xml:space="preserve"> wraps pointers using </w:t>
       </w:r>
       <w:r>
         <w:rPr>
           <w:rFonts w:ascii="Consolas" w:hAnsi="Consolas"/>
+          <w:b w:val="0"/>
+          <w:i w:val="0"/>
           <w:sz w:val="19"/>
         </w:rPr>
         <w:t>MOD</w:t>
       </w:r>
       <w:r>
+        <w:rPr>
+          <w:b w:val="0"/>
+          <w:i w:val="0"/>
+        </w:rPr>
         <w:t xml:space="preserve"> to reuse freed space.</w:t>
       </w:r>
     </w:p>
@@ -4060,19 +5316,29 @@
       <w:r>
         <w:rPr>
           <w:b/>
+          <w:i w:val="0"/>
         </w:rPr>
         <w:t>enQueue / deQueue:</w:t>
       </w:r>
       <w:r>
+        <w:rPr>
+          <w:b w:val="0"/>
+          <w:i w:val="0"/>
+        </w:rPr>
         <w:t xml:space="preserve"> </w:t>
       </w:r>
       <w:r>
         <w:rPr>
           <w:b/>
+          <w:i w:val="0"/>
         </w:rPr>
         <w:t>O(1)</w:t>
       </w:r>
       <w:r>
+        <w:rPr>
+          <w:b w:val="0"/>
+          <w:i w:val="0"/>
+        </w:rPr>
         <w:t>.</w:t>
       </w:r>
     </w:p>
@@ -4081,57 +5347,91 @@
         <w:pStyle w:val="Heading4"/>
       </w:pPr>
       <w:r>
+        <w:rPr>
+          <w:b w:val="0"/>
+          <w:i w:val="0"/>
+        </w:rPr>
         <w:t>Linked list</w:t>
       </w:r>
     </w:p>
     <w:p>
       <w:r>
+        <w:rPr>
+          <w:b w:val="0"/>
+          <w:i w:val="0"/>
+        </w:rPr>
         <w:t xml:space="preserve">A dynamic structure: each </w:t>
       </w:r>
       <w:r>
         <w:rPr>
           <w:b/>
+          <w:i w:val="0"/>
         </w:rPr>
         <w:t>node</w:t>
       </w:r>
       <w:r>
+        <w:rPr>
+          <w:b w:val="0"/>
+          <w:i w:val="0"/>
+        </w:rPr>
         <w:t xml:space="preserve"> holds </w:t>
       </w:r>
       <w:r>
         <w:rPr>
           <w:b/>
+          <w:i w:val="0"/>
         </w:rPr>
         <w:t>data</w:t>
       </w:r>
       <w:r>
+        <w:rPr>
+          <w:b w:val="0"/>
+          <w:i w:val="0"/>
+        </w:rPr>
         <w:t xml:space="preserve"> and a </w:t>
       </w:r>
       <w:r>
         <w:rPr>
           <w:b/>
+          <w:i w:val="0"/>
         </w:rPr>
         <w:t>pointer</w:t>
       </w:r>
       <w:r>
+        <w:rPr>
+          <w:b w:val="0"/>
+          <w:i w:val="0"/>
+        </w:rPr>
         <w:t xml:space="preserve"> to the next node. A </w:t>
       </w:r>
       <w:r>
         <w:rPr>
           <w:rFonts w:ascii="Consolas" w:hAnsi="Consolas"/>
+          <w:b w:val="0"/>
+          <w:i w:val="0"/>
           <w:sz w:val="19"/>
         </w:rPr>
         <w:t>start</w:t>
       </w:r>
       <w:r>
+        <w:rPr>
+          <w:b w:val="0"/>
+          <w:i w:val="0"/>
+        </w:rPr>
         <w:t xml:space="preserve"> pointer marks the head; a null pointer marks the end. (A </w:t>
       </w:r>
       <w:r>
         <w:rPr>
+          <w:b w:val="0"/>
           <w:i/>
         </w:rPr>
         <w:t>free list</w:t>
       </w:r>
       <w:r>
+        <w:rPr>
+          <w:b w:val="0"/>
+          <w:i w:val="0"/>
+        </w:rPr>
         <w:t xml:space="preserve"> tracks unused nodes.)</w:t>
       </w:r>
     </w:p>
@@ -4181,19 +5481,29 @@
       <w:r>
         <w:rPr>
           <w:b/>
+          <w:i w:val="0"/>
         </w:rPr>
         <w:t>Traversal / search:</w:t>
       </w:r>
       <w:r>
+        <w:rPr>
+          <w:b w:val="0"/>
+          <w:i w:val="0"/>
+        </w:rPr>
         <w:t xml:space="preserve"> O(n). </w:t>
       </w:r>
       <w:r>
         <w:rPr>
           <w:b/>
+          <w:i w:val="0"/>
         </w:rPr>
         <w:t>Insert/delete given the node:</w:t>
       </w:r>
       <w:r>
+        <w:rPr>
+          <w:b w:val="0"/>
+          <w:i w:val="0"/>
+        </w:rPr>
         <w:t xml:space="preserve"> O(1) (just re-point), versus O(n) shifting in an array.</w:t>
       </w:r>
     </w:p>
@@ -4202,65 +5512,103 @@
         <w:pStyle w:val="Heading4"/>
       </w:pPr>
       <w:r>
+        <w:rPr>
+          <w:b w:val="0"/>
+          <w:i w:val="0"/>
+        </w:rPr>
         <w:t>Trees and tree traversals</w:t>
       </w:r>
     </w:p>
     <w:p>
       <w:r>
+        <w:rPr>
+          <w:b w:val="0"/>
+          <w:i w:val="0"/>
+        </w:rPr>
         <w:t xml:space="preserve">A </w:t>
       </w:r>
       <w:r>
         <w:rPr>
           <w:b/>
+          <w:i w:val="0"/>
         </w:rPr>
         <w:t>binary tree</w:t>
       </w:r>
       <w:r>
+        <w:rPr>
+          <w:b w:val="0"/>
+          <w:i w:val="0"/>
+        </w:rPr>
         <w:t xml:space="preserve"> node has data, a </w:t>
       </w:r>
       <w:r>
         <w:rPr>
           <w:b/>
+          <w:i w:val="0"/>
         </w:rPr>
         <w:t>left</w:t>
       </w:r>
       <w:r>
+        <w:rPr>
+          <w:b w:val="0"/>
+          <w:i w:val="0"/>
+        </w:rPr>
         <w:t xml:space="preserve"> pointer and a </w:t>
       </w:r>
       <w:r>
         <w:rPr>
           <w:b/>
+          <w:i w:val="0"/>
         </w:rPr>
         <w:t>right</w:t>
       </w:r>
       <w:r>
+        <w:rPr>
+          <w:b w:val="0"/>
+          <w:i w:val="0"/>
+        </w:rPr>
         <w:t xml:space="preserve"> pointer. In a </w:t>
       </w:r>
       <w:r>
         <w:rPr>
           <w:b/>
+          <w:i w:val="0"/>
         </w:rPr>
         <w:t>binary search tree (BST)</w:t>
       </w:r>
       <w:r>
+        <w:rPr>
+          <w:b w:val="0"/>
+          <w:i w:val="0"/>
+        </w:rPr>
         <w:t xml:space="preserve">, left subtree values &lt; node &lt; right subtree values. There are three </w:t>
       </w:r>
       <w:r>
         <w:rPr>
           <w:b/>
+          <w:i w:val="0"/>
         </w:rPr>
         <w:t>depth-first</w:t>
       </w:r>
       <w:r>
+        <w:rPr>
+          <w:b w:val="0"/>
+          <w:i w:val="0"/>
+        </w:rPr>
         <w:t xml:space="preserve"> traversals plus one </w:t>
       </w:r>
       <w:r>
         <w:rPr>
           <w:b/>
+          <w:i w:val="0"/>
         </w:rPr>
         <w:t>breadth-first</w:t>
       </w:r>
       <w:r>
+        <w:rPr>
+          <w:b w:val="0"/>
+          <w:i w:val="0"/>
+        </w:rPr>
         <w:t>.</w:t>
       </w:r>
     </w:p>
@@ -4268,6 +5616,7 @@
       <w:r>
         <w:rPr>
           <w:b/>
+          <w:i w:val="0"/>
         </w:rPr>
         <w:t>Example tree:</w:t>
       </w:r>
@@ -4296,10 +5645,15 @@
       <w:r>
         <w:rPr>
           <w:b/>
+          <w:i w:val="0"/>
         </w:rPr>
         <w:t>Pre-order (Node → Left → Right):</w:t>
       </w:r>
       <w:r>
+        <w:rPr>
+          <w:b w:val="0"/>
+          <w:i w:val="0"/>
+        </w:rPr>
         <w:t xml:space="preserve"> visit root first.</w:t>
       </w:r>
     </w:p>
@@ -4307,20 +5661,31 @@
       <w:r>
         <w:rPr>
           <w:rFonts w:ascii="Consolas" w:hAnsi="Consolas"/>
+          <w:b w:val="0"/>
+          <w:i w:val="0"/>
           <w:sz w:val="19"/>
         </w:rPr>
         <w:t>50, 30, 20, 40, 70, 60, 80</w:t>
       </w:r>
       <w:r>
+        <w:rPr>
+          <w:b w:val="0"/>
+          <w:i w:val="0"/>
+        </w:rPr>
         <w:t xml:space="preserve"> — used to </w:t>
       </w:r>
       <w:r>
         <w:rPr>
           <w:b/>
+          <w:i w:val="0"/>
         </w:rPr>
         <w:t>copy</w:t>
       </w:r>
       <w:r>
+        <w:rPr>
+          <w:b w:val="0"/>
+          <w:i w:val="0"/>
+        </w:rPr>
         <w:t xml:space="preserve"> a tree / produce prefix expressions.</w:t>
       </w:r>
     </w:p>
@@ -4328,10 +5693,15 @@
       <w:r>
         <w:rPr>
           <w:b/>
+          <w:i w:val="0"/>
         </w:rPr>
         <w:t>In-order (Left → Node → Right):</w:t>
       </w:r>
       <w:r>
+        <w:rPr>
+          <w:b w:val="0"/>
+          <w:i w:val="0"/>
+        </w:rPr>
         <w:t xml:space="preserve"> visit left subtree first.</w:t>
       </w:r>
     </w:p>
@@ -4339,20 +5709,31 @@
       <w:r>
         <w:rPr>
           <w:rFonts w:ascii="Consolas" w:hAnsi="Consolas"/>
+          <w:b w:val="0"/>
+          <w:i w:val="0"/>
           <w:sz w:val="19"/>
         </w:rPr>
         <w:t>20, 30, 40, 50, 60, 70, 80</w:t>
       </w:r>
       <w:r>
+        <w:rPr>
+          <w:b w:val="0"/>
+          <w:i w:val="0"/>
+        </w:rPr>
         <w:t xml:space="preserve"> — outputs a BST in </w:t>
       </w:r>
       <w:r>
         <w:rPr>
           <w:b/>
+          <w:i w:val="0"/>
         </w:rPr>
         <w:t>ascending sorted order</w:t>
       </w:r>
       <w:r>
+        <w:rPr>
+          <w:b w:val="0"/>
+          <w:i w:val="0"/>
+        </w:rPr>
         <w:t>.</w:t>
       </w:r>
     </w:p>
@@ -4360,14 +5741,20 @@
       <w:r>
         <w:rPr>
           <w:b/>
+          <w:i w:val="0"/>
         </w:rPr>
         <w:t>Post-order (Left → Right → Node):</w:t>
       </w:r>
       <w:r>
+        <w:rPr>
+          <w:b w:val="0"/>
+          <w:i w:val="0"/>
+        </w:rPr>
         <w:t xml:space="preserve"> visit root last. </w:t>
       </w:r>
       <w:r>
         <w:rPr>
+          <w:b w:val="0"/>
           <w:i/>
         </w:rPr>
         <w:t>(This is the depth-first traversal the spec names explicitly.)</w:t>
@@ -4377,38 +5764,59 @@
       <w:r>
         <w:rPr>
           <w:rFonts w:ascii="Consolas" w:hAnsi="Consolas"/>
+          <w:b w:val="0"/>
+          <w:i w:val="0"/>
           <w:sz w:val="19"/>
         </w:rPr>
         <w:t>20, 40, 30, 60, 80, 70, 50</w:t>
       </w:r>
       <w:r>
+        <w:rPr>
+          <w:b w:val="0"/>
+          <w:i w:val="0"/>
+        </w:rPr>
         <w:t xml:space="preserve"> — used to </w:t>
       </w:r>
       <w:r>
         <w:rPr>
           <w:b/>
+          <w:i w:val="0"/>
         </w:rPr>
         <w:t>delete</w:t>
       </w:r>
       <w:r>
+        <w:rPr>
+          <w:b w:val="0"/>
+          <w:i w:val="0"/>
+        </w:rPr>
         <w:t xml:space="preserve"> a tree, evaluate </w:t>
       </w:r>
       <w:r>
         <w:rPr>
           <w:b/>
+          <w:i w:val="0"/>
         </w:rPr>
         <w:t>Reverse Polish (postfix)</w:t>
       </w:r>
       <w:r>
+        <w:rPr>
+          <w:b w:val="0"/>
+          <w:i w:val="0"/>
+        </w:rPr>
         <w:t xml:space="preserve"> expressions, and in </w:t>
       </w:r>
       <w:r>
         <w:rPr>
           <w:b/>
+          <w:i w:val="0"/>
         </w:rPr>
         <w:t>infix → postfix</w:t>
       </w:r>
       <w:r>
+        <w:rPr>
+          <w:b w:val="0"/>
+          <w:i w:val="0"/>
+        </w:rPr>
         <w:t xml:space="preserve"> conversion.</w:t>
       </w:r>
     </w:p>
@@ -4440,38 +5848,59 @@
       <w:r>
         <w:rPr>
           <w:b/>
+          <w:i w:val="0"/>
         </w:rPr>
         <w:t>Breadth-first traversal (BFS):</w:t>
       </w:r>
       <w:r>
+        <w:rPr>
+          <w:b w:val="0"/>
+          <w:i w:val="0"/>
+        </w:rPr>
         <w:t xml:space="preserve"> visit nodes </w:t>
       </w:r>
       <w:r>
         <w:rPr>
           <w:b/>
+          <w:i w:val="0"/>
         </w:rPr>
         <w:t>level by level</w:t>
       </w:r>
       <w:r>
+        <w:rPr>
+          <w:b w:val="0"/>
+          <w:i w:val="0"/>
+        </w:rPr>
         <w:t xml:space="preserve">, left to right, using a </w:t>
       </w:r>
       <w:r>
         <w:rPr>
           <w:b/>
+          <w:i w:val="0"/>
         </w:rPr>
         <w:t>queue</w:t>
       </w:r>
       <w:r>
+        <w:rPr>
+          <w:b w:val="0"/>
+          <w:i w:val="0"/>
+        </w:rPr>
         <w:t xml:space="preserve">. From the tree above: </w:t>
       </w:r>
       <w:r>
         <w:rPr>
           <w:rFonts w:ascii="Consolas" w:hAnsi="Consolas"/>
+          <w:b w:val="0"/>
+          <w:i w:val="0"/>
           <w:sz w:val="19"/>
         </w:rPr>
         <w:t>50, 30, 70, 20, 40, 60, 80</w:t>
       </w:r>
       <w:r>
+        <w:rPr>
+          <w:b w:val="0"/>
+          <w:i w:val="0"/>
+        </w:rPr>
         <w:t>.</w:t>
       </w:r>
     </w:p>
@@ -4510,37 +5939,57 @@
       <w:r>
         <w:rPr>
           <w:b/>
+          <w:i w:val="0"/>
         </w:rPr>
         <w:t>Depth-first</w:t>
       </w:r>
       <w:r>
+        <w:rPr>
+          <w:b w:val="0"/>
+          <w:i w:val="0"/>
+        </w:rPr>
         <w:t xml:space="preserve"> uses a </w:t>
       </w:r>
       <w:r>
         <w:rPr>
           <w:b/>
+          <w:i w:val="0"/>
         </w:rPr>
         <w:t>stack</w:t>
       </w:r>
       <w:r>
+        <w:rPr>
+          <w:b w:val="0"/>
+          <w:i w:val="0"/>
+        </w:rPr>
         <w:t xml:space="preserve"> (or recursion's call stack); </w:t>
       </w:r>
       <w:r>
         <w:rPr>
           <w:b/>
+          <w:i w:val="0"/>
         </w:rPr>
         <w:t>breadth-first</w:t>
       </w:r>
       <w:r>
+        <w:rPr>
+          <w:b w:val="0"/>
+          <w:i w:val="0"/>
+        </w:rPr>
         <w:t xml:space="preserve"> uses a </w:t>
       </w:r>
       <w:r>
         <w:rPr>
           <w:b/>
+          <w:i w:val="0"/>
         </w:rPr>
         <w:t>queue</w:t>
       </w:r>
       <w:r>
+        <w:rPr>
+          <w:b w:val="0"/>
+          <w:i w:val="0"/>
+        </w:rPr>
         <w:t>.</w:t>
       </w:r>
     </w:p>
@@ -4549,33 +5998,52 @@
         <w:pStyle w:val="ListBullet"/>
       </w:pPr>
       <w:r>
+        <w:rPr>
+          <w:b w:val="0"/>
+          <w:i w:val="0"/>
+        </w:rPr>
         <w:t xml:space="preserve">BST search/insert: </w:t>
       </w:r>
       <w:r>
         <w:rPr>
           <w:b/>
+          <w:i w:val="0"/>
         </w:rPr>
         <w:t>O(log n)</w:t>
       </w:r>
       <w:r>
+        <w:rPr>
+          <w:b w:val="0"/>
+          <w:i w:val="0"/>
+        </w:rPr>
         <w:t xml:space="preserve"> average (balanced), </w:t>
       </w:r>
       <w:r>
         <w:rPr>
           <w:b/>
+          <w:i w:val="0"/>
         </w:rPr>
         <w:t>O(n)</w:t>
       </w:r>
       <w:r>
+        <w:rPr>
+          <w:b w:val="0"/>
+          <w:i w:val="0"/>
+        </w:rPr>
         <w:t xml:space="preserve"> worst (degenerate/unbalanced tree). Traversal visits every node: </w:t>
       </w:r>
       <w:r>
         <w:rPr>
           <w:b/>
+          <w:i w:val="0"/>
         </w:rPr>
         <w:t>O(n)</w:t>
       </w:r>
       <w:r>
+        <w:rPr>
+          <w:b w:val="0"/>
+          <w:i w:val="0"/>
+        </w:rPr>
         <w:t>.</w:t>
       </w:r>
     </w:p>
@@ -4585,51 +6053,80 @@
         <w:shd w:fill="FFF8E7"/>
       </w:pPr>
       <w:r>
+        <w:rPr>
+          <w:b w:val="0"/>
+          <w:i w:val="0"/>
+        </w:rPr>
         <w:t xml:space="preserve">💡 </w:t>
       </w:r>
       <w:r>
         <w:rPr>
           <w:b/>
-        </w:rPr>
-        <w:t>A\* extension — DFS vs BFS for graphs:</w:t>
-      </w:r>
-      <w:r>
+          <w:i w:val="0"/>
+        </w:rPr>
+        <w:t>A* extension — DFS vs BFS for graphs:</w:t>
+      </w:r>
+      <w:r>
+        <w:rPr>
+          <w:b w:val="0"/>
+          <w:i w:val="0"/>
+        </w:rPr>
         <w:t xml:space="preserve"> On a graph, </w:t>
       </w:r>
       <w:r>
         <w:rPr>
           <w:b/>
+          <w:i w:val="0"/>
         </w:rPr>
         <w:t>depth-first search</w:t>
       </w:r>
       <w:r>
+        <w:rPr>
+          <w:b w:val="0"/>
+          <w:i w:val="0"/>
+        </w:rPr>
         <w:t xml:space="preserve"> dives as deep as possible before backtracking (good for maze/path existence, topological sorting); </w:t>
       </w:r>
       <w:r>
         <w:rPr>
           <w:b/>
+          <w:i w:val="0"/>
         </w:rPr>
         <w:t>breadth-first search</w:t>
       </w:r>
       <w:r>
+        <w:rPr>
+          <w:b w:val="0"/>
+          <w:i w:val="0"/>
+        </w:rPr>
         <w:t xml:space="preserve"> explores all neighbours first (good for finding the </w:t>
       </w:r>
       <w:r>
         <w:rPr>
           <w:b/>
+          <w:i w:val="0"/>
         </w:rPr>
         <w:t>shortest path in an unweighted graph</w:t>
       </w:r>
       <w:r>
+        <w:rPr>
+          <w:b w:val="0"/>
+          <w:i w:val="0"/>
+        </w:rPr>
         <w:t xml:space="preserve">). Both are O(V + E) using an adjacency list. Remember to mark nodes as </w:t>
       </w:r>
       <w:r>
         <w:rPr>
           <w:b/>
+          <w:i w:val="0"/>
         </w:rPr>
         <w:t>visited</w:t>
       </w:r>
       <w:r>
+        <w:rPr>
+          <w:b w:val="0"/>
+          <w:i w:val="0"/>
+        </w:rPr>
         <w:t xml:space="preserve"> to avoid infinite loops on cyclic graphs.</w:t>
       </w:r>
     </w:p>
@@ -4645,7 +6142,11 @@
         <w:pStyle w:val="Heading3"/>
       </w:pPr>
       <w:r>
-        <w:t>Path-finding: Dijkstra and A\*</w:t>
+        <w:rPr>
+          <w:b w:val="0"/>
+          <w:i w:val="0"/>
+        </w:rPr>
+        <w:t>Path-finding: Dijkstra and A*</w:t>
       </w:r>
     </w:p>
     <w:p>
@@ -4653,47 +6154,75 @@
         <w:pStyle w:val="Heading4"/>
       </w:pPr>
       <w:r>
+        <w:rPr>
+          <w:b w:val="0"/>
+          <w:i w:val="0"/>
+        </w:rPr>
         <w:t>Dijkstra's shortest path algorithm</w:t>
       </w:r>
     </w:p>
     <w:p>
       <w:r>
+        <w:rPr>
+          <w:b w:val="0"/>
+          <w:i w:val="0"/>
+        </w:rPr>
         <w:t xml:space="preserve">Finds the shortest path from a </w:t>
       </w:r>
       <w:r>
         <w:rPr>
           <w:b/>
+          <w:i w:val="0"/>
         </w:rPr>
         <w:t>start node</w:t>
       </w:r>
       <w:r>
+        <w:rPr>
+          <w:b w:val="0"/>
+          <w:i w:val="0"/>
+        </w:rPr>
         <w:t xml:space="preserve"> to </w:t>
       </w:r>
       <w:r>
         <w:rPr>
           <w:b/>
+          <w:i w:val="0"/>
         </w:rPr>
         <w:t>all other nodes</w:t>
       </w:r>
       <w:r>
+        <w:rPr>
+          <w:b w:val="0"/>
+          <w:i w:val="0"/>
+        </w:rPr>
         <w:t xml:space="preserve"> in a </w:t>
       </w:r>
       <w:r>
         <w:rPr>
           <w:b/>
+          <w:i w:val="0"/>
         </w:rPr>
         <w:t>weighted graph</w:t>
       </w:r>
       <w:r>
+        <w:rPr>
+          <w:b w:val="0"/>
+          <w:i w:val="0"/>
+        </w:rPr>
         <w:t xml:space="preserve"> with non-negative edge weights. It keeps a tentative distance for every node, always </w:t>
       </w:r>
       <w:r>
         <w:rPr>
           <w:b/>
+          <w:i w:val="0"/>
         </w:rPr>
         <w:t>visits the unvisited node with the smallest tentative distance next</w:t>
       </w:r>
       <w:r>
+        <w:rPr>
+          <w:b w:val="0"/>
+          <w:i w:val="0"/>
+        </w:rPr>
         <w:t>, and relaxes its neighbours.</w:t>
       </w:r>
     </w:p>
@@ -4701,6 +6230,7 @@
       <w:r>
         <w:rPr>
           <w:b/>
+          <w:i w:val="0"/>
         </w:rPr>
         <w:t>Algorithm outline:</w:t>
       </w:r>
@@ -4710,6 +6240,10 @@
         <w:pStyle w:val="ListNumber"/>
       </w:pPr>
       <w:r>
+        <w:rPr>
+          <w:b w:val="0"/>
+          <w:i w:val="0"/>
+        </w:rPr>
         <w:t>Set the start node's distance to 0, all others to ∞. Mark all unvisited.</w:t>
       </w:r>
     </w:p>
@@ -4718,15 +6252,24 @@
         <w:pStyle w:val="ListNumber"/>
       </w:pPr>
       <w:r>
+        <w:rPr>
+          <w:b w:val="0"/>
+          <w:i w:val="0"/>
+        </w:rPr>
         <w:t xml:space="preserve">From unvisited nodes, pick the one with the </w:t>
       </w:r>
       <w:r>
         <w:rPr>
           <w:b/>
+          <w:i w:val="0"/>
         </w:rPr>
         <w:t>smallest tentative distance</w:t>
       </w:r>
       <w:r>
+        <w:rPr>
+          <w:b w:val="0"/>
+          <w:i w:val="0"/>
+        </w:rPr>
         <w:t xml:space="preserve"> (current node).</w:t>
       </w:r>
     </w:p>
@@ -4735,34 +6278,54 @@
         <w:pStyle w:val="ListNumber"/>
       </w:pPr>
       <w:r>
+        <w:rPr>
+          <w:b w:val="0"/>
+          <w:i w:val="0"/>
+        </w:rPr>
         <w:t xml:space="preserve">For each unvisited neighbour, calculate </w:t>
       </w:r>
       <w:r>
         <w:rPr>
           <w:rFonts w:ascii="Consolas" w:hAnsi="Consolas"/>
+          <w:b w:val="0"/>
+          <w:i w:val="0"/>
           <w:sz w:val="19"/>
         </w:rPr>
         <w:t>distance(current) + edge weight</w:t>
       </w:r>
       <w:r>
+        <w:rPr>
+          <w:b w:val="0"/>
+          <w:i w:val="0"/>
+        </w:rPr>
         <w:t xml:space="preserve">. If this is </w:t>
       </w:r>
       <w:r>
         <w:rPr>
           <w:b/>
+          <w:i w:val="0"/>
         </w:rPr>
         <w:t>less</w:t>
       </w:r>
       <w:r>
+        <w:rPr>
+          <w:b w:val="0"/>
+          <w:i w:val="0"/>
+        </w:rPr>
         <w:t xml:space="preserve"> than the neighbour's recorded distance, </w:t>
       </w:r>
       <w:r>
         <w:rPr>
           <w:b/>
+          <w:i w:val="0"/>
         </w:rPr>
         <w:t>update</w:t>
       </w:r>
       <w:r>
+        <w:rPr>
+          <w:b w:val="0"/>
+          <w:i w:val="0"/>
+        </w:rPr>
         <w:t xml:space="preserve"> it (and record current as its predecessor).</w:t>
       </w:r>
     </w:p>
@@ -4771,15 +6334,24 @@
         <w:pStyle w:val="ListNumber"/>
       </w:pPr>
       <w:r>
+        <w:rPr>
+          <w:b w:val="0"/>
+          <w:i w:val="0"/>
+        </w:rPr>
         <w:t xml:space="preserve">Mark the current node </w:t>
       </w:r>
       <w:r>
         <w:rPr>
           <w:b/>
+          <w:i w:val="0"/>
         </w:rPr>
         <w:t>visited</w:t>
       </w:r>
       <w:r>
+        <w:rPr>
+          <w:b w:val="0"/>
+          <w:i w:val="0"/>
+        </w:rPr>
         <w:t xml:space="preserve"> (its distance is now final).</w:t>
       </w:r>
     </w:p>
@@ -4788,6 +6360,10 @@
         <w:pStyle w:val="ListNumber"/>
       </w:pPr>
       <w:r>
+        <w:rPr>
+          <w:b w:val="0"/>
+          <w:i w:val="0"/>
+        </w:rPr>
         <w:t>Repeat from step 2 until the destination is visited (or all nodes done).</w:t>
       </w:r>
     </w:p>
@@ -4795,6 +6371,7 @@
       <w:r>
         <w:rPr>
           <w:b/>
+          <w:i w:val="0"/>
         </w:rPr>
         <w:t>Worked example — find shortest path A → E:</w:t>
       </w:r>
@@ -4832,10 +6409,15 @@
       <w:r>
         <w:rPr>
           <w:b/>
+          <w:i w:val="0"/>
         </w:rPr>
         <w:t>Table trace</w:t>
       </w:r>
       <w:r>
+        <w:rPr>
+          <w:b w:val="0"/>
+          <w:i w:val="0"/>
+        </w:rPr>
         <w:t xml:space="preserve"> (distances from A; "—" = settled/visited):</w:t>
       </w:r>
     </w:p>
@@ -4870,6 +6452,7 @@
             <w:r>
               <w:rPr>
                 <w:b/>
+                <w:i w:val="0"/>
               </w:rPr>
               <w:t>Step</w:t>
             </w:r>
@@ -4889,6 +6472,7 @@
             <w:r>
               <w:rPr>
                 <w:b/>
+                <w:i w:val="0"/>
               </w:rPr>
               <w:t>Current</w:t>
             </w:r>
@@ -4908,6 +6492,7 @@
             <w:r>
               <w:rPr>
                 <w:b/>
+                <w:i w:val="0"/>
               </w:rPr>
               <w:t>A</w:t>
             </w:r>
@@ -4927,6 +6512,7 @@
             <w:r>
               <w:rPr>
                 <w:b/>
+                <w:i w:val="0"/>
               </w:rPr>
               <w:t>B</w:t>
             </w:r>
@@ -4946,6 +6532,7 @@
             <w:r>
               <w:rPr>
                 <w:b/>
+                <w:i w:val="0"/>
               </w:rPr>
               <w:t>C</w:t>
             </w:r>
@@ -4965,6 +6552,7 @@
             <w:r>
               <w:rPr>
                 <w:b/>
+                <w:i w:val="0"/>
               </w:rPr>
               <w:t>D</w:t>
             </w:r>
@@ -4984,6 +6572,7 @@
             <w:r>
               <w:rPr>
                 <w:b/>
+                <w:i w:val="0"/>
               </w:rPr>
               <w:t>E</w:t>
             </w:r>
@@ -5003,6 +6592,7 @@
             <w:r>
               <w:rPr>
                 <w:b/>
+                <w:i w:val="0"/>
               </w:rPr>
               <w:t>Visited set</w:t>
             </w:r>
@@ -5017,6 +6607,10 @@
           <w:p>
             <w:r/>
             <w:r>
+              <w:rPr>
+                <w:b w:val="0"/>
+                <w:i w:val="0"/>
+              </w:rPr>
               <w:t>Init</w:t>
             </w:r>
           </w:p>
@@ -5028,6 +6622,10 @@
           <w:p>
             <w:r/>
             <w:r>
+              <w:rPr>
+                <w:b w:val="0"/>
+                <w:i w:val="0"/>
+              </w:rPr>
               <w:t>–</w:t>
             </w:r>
           </w:p>
@@ -5039,6 +6637,10 @@
           <w:p>
             <w:r/>
             <w:r>
+              <w:rPr>
+                <w:b w:val="0"/>
+                <w:i w:val="0"/>
+              </w:rPr>
               <w:t>0</w:t>
             </w:r>
           </w:p>
@@ -5050,6 +6652,10 @@
           <w:p>
             <w:r/>
             <w:r>
+              <w:rPr>
+                <w:b w:val="0"/>
+                <w:i w:val="0"/>
+              </w:rPr>
               <w:t>∞</w:t>
             </w:r>
           </w:p>
@@ -5061,6 +6667,10 @@
           <w:p>
             <w:r/>
             <w:r>
+              <w:rPr>
+                <w:b w:val="0"/>
+                <w:i w:val="0"/>
+              </w:rPr>
               <w:t>∞</w:t>
             </w:r>
           </w:p>
@@ -5072,6 +6682,10 @@
           <w:p>
             <w:r/>
             <w:r>
+              <w:rPr>
+                <w:b w:val="0"/>
+                <w:i w:val="0"/>
+              </w:rPr>
               <w:t>∞</w:t>
             </w:r>
           </w:p>
@@ -5083,6 +6697,10 @@
           <w:p>
             <w:r/>
             <w:r>
+              <w:rPr>
+                <w:b w:val="0"/>
+                <w:i w:val="0"/>
+              </w:rPr>
               <w:t>∞</w:t>
             </w:r>
           </w:p>
@@ -5094,6 +6712,10 @@
           <w:p>
             <w:r/>
             <w:r>
+              <w:rPr>
+                <w:b w:val="0"/>
+                <w:i w:val="0"/>
+              </w:rPr>
               <w:t>{}</w:t>
             </w:r>
           </w:p>
@@ -5107,6 +6729,10 @@
           <w:p>
             <w:r/>
             <w:r>
+              <w:rPr>
+                <w:b w:val="0"/>
+                <w:i w:val="0"/>
+              </w:rPr>
               <w:t>1</w:t>
             </w:r>
           </w:p>
@@ -5120,10 +6746,15 @@
             <w:r>
               <w:rPr>
                 <w:b/>
+                <w:i w:val="0"/>
               </w:rPr>
               <w:t>A</w:t>
             </w:r>
             <w:r>
+              <w:rPr>
+                <w:b w:val="0"/>
+                <w:i w:val="0"/>
+              </w:rPr>
               <w:t xml:space="preserve"> (0)</w:t>
             </w:r>
           </w:p>
@@ -5135,6 +6766,10 @@
           <w:p>
             <w:r/>
             <w:r>
+              <w:rPr>
+                <w:b w:val="0"/>
+                <w:i w:val="0"/>
+              </w:rPr>
               <w:t>—</w:t>
             </w:r>
           </w:p>
@@ -5146,6 +6781,10 @@
           <w:p>
             <w:r/>
             <w:r>
+              <w:rPr>
+                <w:b w:val="0"/>
+                <w:i w:val="0"/>
+              </w:rPr>
               <w:t>4</w:t>
             </w:r>
           </w:p>
@@ -5157,6 +6796,10 @@
           <w:p>
             <w:r/>
             <w:r>
+              <w:rPr>
+                <w:b w:val="0"/>
+                <w:i w:val="0"/>
+              </w:rPr>
               <w:t>∞</w:t>
             </w:r>
           </w:p>
@@ -5170,6 +6813,7 @@
             <w:r>
               <w:rPr>
                 <w:b/>
+                <w:i w:val="0"/>
               </w:rPr>
               <w:t>1</w:t>
             </w:r>
@@ -5182,6 +6826,10 @@
           <w:p>
             <w:r/>
             <w:r>
+              <w:rPr>
+                <w:b w:val="0"/>
+                <w:i w:val="0"/>
+              </w:rPr>
               <w:t>∞</w:t>
             </w:r>
           </w:p>
@@ -5193,6 +6841,10 @@
           <w:p>
             <w:r/>
             <w:r>
+              <w:rPr>
+                <w:b w:val="0"/>
+                <w:i w:val="0"/>
+              </w:rPr>
               <w:t>{A}</w:t>
             </w:r>
           </w:p>
@@ -5206,6 +6858,10 @@
           <w:p>
             <w:r/>
             <w:r>
+              <w:rPr>
+                <w:b w:val="0"/>
+                <w:i w:val="0"/>
+              </w:rPr>
               <w:t>2</w:t>
             </w:r>
           </w:p>
@@ -5219,10 +6875,15 @@
             <w:r>
               <w:rPr>
                 <w:b/>
+                <w:i w:val="0"/>
               </w:rPr>
               <w:t>D</w:t>
             </w:r>
             <w:r>
+              <w:rPr>
+                <w:b w:val="0"/>
+                <w:i w:val="0"/>
+              </w:rPr>
               <w:t xml:space="preserve"> (1)</w:t>
             </w:r>
           </w:p>
@@ -5234,6 +6895,10 @@
           <w:p>
             <w:r/>
             <w:r>
+              <w:rPr>
+                <w:b w:val="0"/>
+                <w:i w:val="0"/>
+              </w:rPr>
               <w:t>—</w:t>
             </w:r>
           </w:p>
@@ -5245,11 +6910,16 @@
           <w:p>
             <w:r/>
             <w:r>
+              <w:rPr>
+                <w:b w:val="0"/>
+                <w:i w:val="0"/>
+              </w:rPr>
               <w:t>min(4, 1+2)=</w:t>
             </w:r>
             <w:r>
               <w:rPr>
                 <w:b/>
+                <w:i w:val="0"/>
               </w:rPr>
               <w:t>3</w:t>
             </w:r>
@@ -5262,6 +6932,10 @@
           <w:p>
             <w:r/>
             <w:r>
+              <w:rPr>
+                <w:b w:val="0"/>
+                <w:i w:val="0"/>
+              </w:rPr>
               <w:t>∞</w:t>
             </w:r>
           </w:p>
@@ -5273,6 +6947,10 @@
           <w:p>
             <w:r/>
             <w:r>
+              <w:rPr>
+                <w:b w:val="0"/>
+                <w:i w:val="0"/>
+              </w:rPr>
               <w:t>—</w:t>
             </w:r>
           </w:p>
@@ -5284,6 +6962,10 @@
           <w:p>
             <w:r/>
             <w:r>
+              <w:rPr>
+                <w:b w:val="0"/>
+                <w:i w:val="0"/>
+              </w:rPr>
               <w:t>min(∞,1+7)=8</w:t>
             </w:r>
           </w:p>
@@ -5295,6 +6977,10 @@
           <w:p>
             <w:r/>
             <w:r>
+              <w:rPr>
+                <w:b w:val="0"/>
+                <w:i w:val="0"/>
+              </w:rPr>
               <w:t>{A,D}</w:t>
             </w:r>
           </w:p>
@@ -5308,6 +6994,10 @@
           <w:p>
             <w:r/>
             <w:r>
+              <w:rPr>
+                <w:b w:val="0"/>
+                <w:i w:val="0"/>
+              </w:rPr>
               <w:t>3</w:t>
             </w:r>
           </w:p>
@@ -5321,10 +7011,15 @@
             <w:r>
               <w:rPr>
                 <w:b/>
+                <w:i w:val="0"/>
               </w:rPr>
               <w:t>B</w:t>
             </w:r>
             <w:r>
+              <w:rPr>
+                <w:b w:val="0"/>
+                <w:i w:val="0"/>
+              </w:rPr>
               <w:t xml:space="preserve"> (3)</w:t>
             </w:r>
           </w:p>
@@ -5336,6 +7031,10 @@
           <w:p>
             <w:r/>
             <w:r>
+              <w:rPr>
+                <w:b w:val="0"/>
+                <w:i w:val="0"/>
+              </w:rPr>
               <w:t>—</w:t>
             </w:r>
           </w:p>
@@ -5347,6 +7046,10 @@
           <w:p>
             <w:r/>
             <w:r>
+              <w:rPr>
+                <w:b w:val="0"/>
+                <w:i w:val="0"/>
+              </w:rPr>
               <w:t>—</w:t>
             </w:r>
           </w:p>
@@ -5358,11 +7061,16 @@
           <w:p>
             <w:r/>
             <w:r>
+              <w:rPr>
+                <w:b w:val="0"/>
+                <w:i w:val="0"/>
+              </w:rPr>
               <w:t>min(∞,3+3)=</w:t>
             </w:r>
             <w:r>
               <w:rPr>
                 <w:b/>
+                <w:i w:val="0"/>
               </w:rPr>
               <w:t>6</w:t>
             </w:r>
@@ -5375,6 +7083,10 @@
           <w:p>
             <w:r/>
             <w:r>
+              <w:rPr>
+                <w:b w:val="0"/>
+                <w:i w:val="0"/>
+              </w:rPr>
               <w:t>—</w:t>
             </w:r>
           </w:p>
@@ -5386,11 +7098,16 @@
           <w:p>
             <w:r/>
             <w:r>
+              <w:rPr>
+                <w:b w:val="0"/>
+                <w:i w:val="0"/>
+              </w:rPr>
               <w:t>min(8, 3+6)=</w:t>
             </w:r>
             <w:r>
               <w:rPr>
                 <w:b/>
+                <w:i w:val="0"/>
               </w:rPr>
               <w:t>9</w:t>
             </w:r>
@@ -5403,6 +7120,10 @@
           <w:p>
             <w:r/>
             <w:r>
+              <w:rPr>
+                <w:b w:val="0"/>
+                <w:i w:val="0"/>
+              </w:rPr>
               <w:t>{A,D,B}</w:t>
             </w:r>
           </w:p>
@@ -5416,6 +7137,10 @@
           <w:p>
             <w:r/>
             <w:r>
+              <w:rPr>
+                <w:b w:val="0"/>
+                <w:i w:val="0"/>
+              </w:rPr>
               <w:t>4</w:t>
             </w:r>
           </w:p>
@@ -5429,10 +7154,15 @@
             <w:r>
               <w:rPr>
                 <w:b/>
+                <w:i w:val="0"/>
               </w:rPr>
               <w:t>C</w:t>
             </w:r>
             <w:r>
+              <w:rPr>
+                <w:b w:val="0"/>
+                <w:i w:val="0"/>
+              </w:rPr>
               <w:t xml:space="preserve"> (6)</w:t>
             </w:r>
           </w:p>
@@ -5444,6 +7174,10 @@
           <w:p>
             <w:r/>
             <w:r>
+              <w:rPr>
+                <w:b w:val="0"/>
+                <w:i w:val="0"/>
+              </w:rPr>
               <w:t>—</w:t>
             </w:r>
           </w:p>
@@ -5455,6 +7189,10 @@
           <w:p>
             <w:r/>
             <w:r>
+              <w:rPr>
+                <w:b w:val="0"/>
+                <w:i w:val="0"/>
+              </w:rPr>
               <w:t>—</w:t>
             </w:r>
           </w:p>
@@ -5466,6 +7204,10 @@
           <w:p>
             <w:r/>
             <w:r>
+              <w:rPr>
+                <w:b w:val="0"/>
+                <w:i w:val="0"/>
+              </w:rPr>
               <w:t>—</w:t>
             </w:r>
           </w:p>
@@ -5477,6 +7219,10 @@
           <w:p>
             <w:r/>
             <w:r>
+              <w:rPr>
+                <w:b w:val="0"/>
+                <w:i w:val="0"/>
+              </w:rPr>
               <w:t>—</w:t>
             </w:r>
           </w:p>
@@ -5488,11 +7234,16 @@
           <w:p>
             <w:r/>
             <w:r>
+              <w:rPr>
+                <w:b w:val="0"/>
+                <w:i w:val="0"/>
+              </w:rPr>
               <w:t>min(9, 6+2)=</w:t>
             </w:r>
             <w:r>
               <w:rPr>
                 <w:b/>
+                <w:i w:val="0"/>
               </w:rPr>
               <w:t>8</w:t>
             </w:r>
@@ -5505,6 +7256,10 @@
           <w:p>
             <w:r/>
             <w:r>
+              <w:rPr>
+                <w:b w:val="0"/>
+                <w:i w:val="0"/>
+              </w:rPr>
               <w:t>{A,D,B,C}</w:t>
             </w:r>
           </w:p>
@@ -5518,6 +7273,10 @@
           <w:p>
             <w:r/>
             <w:r>
+              <w:rPr>
+                <w:b w:val="0"/>
+                <w:i w:val="0"/>
+              </w:rPr>
               <w:t>5</w:t>
             </w:r>
           </w:p>
@@ -5531,10 +7290,15 @@
             <w:r>
               <w:rPr>
                 <w:b/>
+                <w:i w:val="0"/>
               </w:rPr>
               <w:t>E</w:t>
             </w:r>
             <w:r>
+              <w:rPr>
+                <w:b w:val="0"/>
+                <w:i w:val="0"/>
+              </w:rPr>
               <w:t xml:space="preserve"> (8)</w:t>
             </w:r>
           </w:p>
@@ -5546,6 +7310,10 @@
           <w:p>
             <w:r/>
             <w:r>
+              <w:rPr>
+                <w:b w:val="0"/>
+                <w:i w:val="0"/>
+              </w:rPr>
               <w:t>—</w:t>
             </w:r>
           </w:p>
@@ -5557,6 +7325,10 @@
           <w:p>
             <w:r/>
             <w:r>
+              <w:rPr>
+                <w:b w:val="0"/>
+                <w:i w:val="0"/>
+              </w:rPr>
               <w:t>—</w:t>
             </w:r>
           </w:p>
@@ -5568,6 +7340,10 @@
           <w:p>
             <w:r/>
             <w:r>
+              <w:rPr>
+                <w:b w:val="0"/>
+                <w:i w:val="0"/>
+              </w:rPr>
               <w:t>—</w:t>
             </w:r>
           </w:p>
@@ -5579,6 +7355,10 @@
           <w:p>
             <w:r/>
             <w:r>
+              <w:rPr>
+                <w:b w:val="0"/>
+                <w:i w:val="0"/>
+              </w:rPr>
               <w:t>—</w:t>
             </w:r>
           </w:p>
@@ -5590,6 +7370,10 @@
           <w:p>
             <w:r/>
             <w:r>
+              <w:rPr>
+                <w:b w:val="0"/>
+                <w:i w:val="0"/>
+              </w:rPr>
               <w:t>—</w:t>
             </w:r>
           </w:p>
@@ -5601,6 +7385,10 @@
           <w:p>
             <w:r/>
             <w:r>
+              <w:rPr>
+                <w:b w:val="0"/>
+                <w:i w:val="0"/>
+              </w:rPr>
               <w:t>{A,D,B,C,E}</w:t>
             </w:r>
           </w:p>
@@ -5612,19 +7400,29 @@
       <w:r>
         <w:rPr>
           <w:b/>
+          <w:i w:val="0"/>
         </w:rPr>
         <w:t>Shortest distance A → E = 8.</w:t>
       </w:r>
       <w:r>
+        <w:rPr>
+          <w:b w:val="0"/>
+          <w:i w:val="0"/>
+        </w:rPr>
         <w:t xml:space="preserve"> Tracing predecessors back: E ← C ← B ← D ← A, so the </w:t>
       </w:r>
       <w:r>
         <w:rPr>
           <w:b/>
+          <w:i w:val="0"/>
         </w:rPr>
         <w:t>path is A → D → B → C → E</w:t>
       </w:r>
       <w:r>
+        <w:rPr>
+          <w:b w:val="0"/>
+          <w:i w:val="0"/>
+        </w:rPr>
         <w:t xml:space="preserve"> (1 + 2 + 3 + 2 = 8).</w:t>
       </w:r>
     </w:p>
@@ -5635,10 +7433,15 @@
       <w:r>
         <w:rPr>
           <w:b/>
+          <w:i w:val="0"/>
         </w:rPr>
         <w:t>Complexity:</w:t>
       </w:r>
       <w:r>
+        <w:rPr>
+          <w:b w:val="0"/>
+          <w:i w:val="0"/>
+        </w:rPr>
         <w:t xml:space="preserve"> O(n²) with a simple array of distances; O((V + E) log V) with a priority queue (binary heap).</w:t>
       </w:r>
     </w:p>
@@ -5647,73 +7450,98 @@
         <w:pStyle w:val="Heading4"/>
       </w:pPr>
       <w:r>
-        <w:t>A\* algorithm</w:t>
+        <w:rPr>
+          <w:b w:val="0"/>
+          <w:i w:val="0"/>
+        </w:rPr>
+        <w:t>A* algorithm</w:t>
       </w:r>
     </w:p>
     <w:p>
       <w:r>
-        <w:t>A\</w:t>
-      </w:r>
-      <w:r>
-        <w:rPr>
+        <w:rPr>
+          <w:b w:val="0"/>
+          <w:i w:val="0"/>
+        </w:rPr>
+        <w:t xml:space="preserve">A* is an </w:t>
+      </w:r>
+      <w:r>
+        <w:rPr>
+          <w:b/>
+          <w:i w:val="0"/>
+        </w:rPr>
+        <w:t>extension/optimisation of Dijkstra</w:t>
+      </w:r>
+      <w:r>
+        <w:rPr>
+          <w:b w:val="0"/>
+          <w:i w:val="0"/>
+        </w:rPr>
+        <w:t xml:space="preserve"> for finding the shortest path between a </w:t>
+      </w:r>
+      <w:r>
+        <w:rPr>
+          <w:b/>
+          <w:i w:val="0"/>
+        </w:rPr>
+        <w:t>single start and a single goal</w:t>
+      </w:r>
+      <w:r>
+        <w:rPr>
+          <w:b w:val="0"/>
+          <w:i w:val="0"/>
+        </w:rPr>
+        <w:t xml:space="preserve">. It is </w:t>
+      </w:r>
+      <w:r>
+        <w:rPr>
+          <w:b/>
+          <w:i w:val="0"/>
+        </w:rPr>
+        <w:t>informed</w:t>
+      </w:r>
+      <w:r>
+        <w:rPr>
+          <w:b w:val="0"/>
+          <w:i w:val="0"/>
+        </w:rPr>
+        <w:t xml:space="preserve">: as well as the actual cost so far, it uses a </w:t>
+      </w:r>
+      <w:r>
+        <w:rPr>
+          <w:b/>
+          <w:i w:val="0"/>
+        </w:rPr>
+        <w:t>heuristic</w:t>
+      </w:r>
+      <w:r>
+        <w:rPr>
+          <w:b w:val="0"/>
+          <w:i w:val="0"/>
+        </w:rPr>
+        <w:t xml:space="preserve"> that </w:t>
+      </w:r>
+      <w:r>
+        <w:rPr>
+          <w:b w:val="0"/>
           <w:i/>
         </w:rPr>
-        <w:t xml:space="preserve"> is an </w:t>
-      </w:r>
-      <w:r>
-        <w:rPr>
-          <w:i/>
-        </w:rPr>
-        <w:t>extension/optimisation of Dijkstra</w:t>
-      </w:r>
-      <w:r>
-        <w:rPr>
-          <w:i/>
-        </w:rPr>
-        <w:t xml:space="preserve"> for finding the shortest path between a </w:t>
-      </w:r>
-      <w:r>
-        <w:rPr>
-          <w:i/>
-        </w:rPr>
-        <w:t>single start and a single goal</w:t>
-      </w:r>
-      <w:r>
-        <w:rPr>
-          <w:i/>
-        </w:rPr>
-        <w:t xml:space="preserve">. It is </w:t>
-      </w:r>
-      <w:r>
-        <w:rPr>
-          <w:i/>
-        </w:rPr>
-        <w:t>informed</w:t>
-      </w:r>
-      <w:r>
-        <w:rPr>
-          <w:i/>
-        </w:rPr>
-        <w:t xml:space="preserve">: as well as the actual cost so far, it uses a </w:t>
-      </w:r>
-      <w:r>
-        <w:rPr>
-          <w:i/>
-        </w:rPr>
-        <w:t>heuristic</w:t>
-      </w:r>
-      <w:r>
-        <w:rPr>
-          <w:i/>
-        </w:rPr>
-        <w:t xml:space="preserve"> that </w:t>
-      </w:r>
-      <w:r>
-        <w:t>estimates* the remaining cost to the goal, so it explores towards the target rather than in all directions.</w:t>
+        <w:t>estimates</w:t>
+      </w:r>
+      <w:r>
+        <w:rPr>
+          <w:b w:val="0"/>
+          <w:i w:val="0"/>
+        </w:rPr>
+        <w:t xml:space="preserve"> the remaining cost to the goal, so it explores towards the target rather than in all directions.</w:t>
       </w:r>
     </w:p>
     <w:p>
       <w:r>
+        <w:rPr>
+          <w:b w:val="0"/>
+          <w:i w:val="0"/>
+        </w:rPr>
         <w:t>For each node it computes:</w:t>
       </w:r>
     </w:p>
@@ -5736,10 +7564,15 @@
       <w:r>
         <w:rPr>
           <w:b/>
+          <w:i w:val="0"/>
         </w:rPr>
         <w:t>g(n)</w:t>
       </w:r>
       <w:r>
+        <w:rPr>
+          <w:b w:val="0"/>
+          <w:i w:val="0"/>
+        </w:rPr>
         <w:t xml:space="preserve"> = the actual cost from the start node to n (as in Dijkstra).</w:t>
       </w:r>
     </w:p>
@@ -5750,28 +7583,43 @@
       <w:r>
         <w:rPr>
           <w:b/>
+          <w:i w:val="0"/>
         </w:rPr>
         <w:t>h(n)</w:t>
       </w:r>
       <w:r>
+        <w:rPr>
+          <w:b w:val="0"/>
+          <w:i w:val="0"/>
+        </w:rPr>
         <w:t xml:space="preserve"> = the </w:t>
       </w:r>
       <w:r>
         <w:rPr>
           <w:b/>
+          <w:i w:val="0"/>
         </w:rPr>
         <w:t>heuristic</w:t>
       </w:r>
       <w:r>
+        <w:rPr>
+          <w:b w:val="0"/>
+          <w:i w:val="0"/>
+        </w:rPr>
         <w:t xml:space="preserve"> — an </w:t>
       </w:r>
       <w:r>
         <w:rPr>
+          <w:b w:val="0"/>
           <w:i/>
         </w:rPr>
         <w:t>estimate</w:t>
       </w:r>
       <w:r>
+        <w:rPr>
+          <w:b w:val="0"/>
+          <w:i w:val="0"/>
+        </w:rPr>
         <w:t xml:space="preserve"> of the cost from n to the goal (e.g. straight-line / Manhattan distance).</w:t>
       </w:r>
     </w:p>
@@ -5782,49 +7630,67 @@
       <w:r>
         <w:rPr>
           <w:b/>
+          <w:i w:val="0"/>
         </w:rPr>
         <w:t>f(n)</w:t>
       </w:r>
       <w:r>
-        <w:t xml:space="preserve"> = estimated total cost of the cheapest path through n. A\</w:t>
-      </w:r>
-      <w:r>
-        <w:rPr>
-          <w:i/>
-        </w:rPr>
-        <w:t xml:space="preserve"> always expands the node with the </w:t>
-      </w:r>
-      <w:r>
-        <w:rPr>
-          <w:i/>
+        <w:rPr>
+          <w:b w:val="0"/>
+          <w:i w:val="0"/>
+        </w:rPr>
+        <w:t xml:space="preserve"> = estimated total cost of the cheapest path through n. A* always expands the node with the </w:t>
+      </w:r>
+      <w:r>
+        <w:rPr>
+          <w:b/>
+          <w:i w:val="0"/>
         </w:rPr>
         <w:t>lowest f(n)</w:t>
       </w:r>
       <w:r>
-        <w:t>* next.</w:t>
+        <w:rPr>
+          <w:b w:val="0"/>
+          <w:i w:val="0"/>
+        </w:rPr>
+        <w:t xml:space="preserve"> next.</w:t>
       </w:r>
     </w:p>
     <w:p>
       <w:r>
+        <w:rPr>
+          <w:b w:val="0"/>
+          <w:i w:val="0"/>
+        </w:rPr>
         <w:t xml:space="preserve">The heuristic must be </w:t>
       </w:r>
       <w:r>
         <w:rPr>
           <w:b/>
+          <w:i w:val="0"/>
         </w:rPr>
         <w:t>admissible</w:t>
       </w:r>
       <w:r>
+        <w:rPr>
+          <w:b w:val="0"/>
+          <w:i w:val="0"/>
+        </w:rPr>
         <w:t xml:space="preserve"> (never </w:t>
       </w:r>
       <w:r>
         <w:rPr>
+          <w:b w:val="0"/>
           <w:i/>
         </w:rPr>
         <w:t>overestimates</w:t>
       </w:r>
       <w:r>
-        <w:t xml:space="preserve"> the true remaining cost) for A\* to guarantee the optimal path.</w:t>
+        <w:rPr>
+          <w:b w:val="0"/>
+          <w:i w:val="0"/>
+        </w:rPr>
+        <w:t xml:space="preserve"> the true remaining cost) for A* to guarantee the optimal path.</w:t>
       </w:r>
     </w:p>
     <w:p>
@@ -5832,7 +7698,11 @@
         <w:pStyle w:val="Heading4"/>
       </w:pPr>
       <w:r>
-        <w:t>Dijkstra vs A\* comparison</w:t>
+        <w:rPr>
+          <w:b w:val="0"/>
+          <w:i w:val="0"/>
+        </w:rPr>
+        <w:t>Dijkstra vs A* comparison</w:t>
       </w:r>
     </w:p>
     <w:tbl>
@@ -5874,6 +7744,7 @@
             <w:r>
               <w:rPr>
                 <w:b/>
+                <w:i w:val="0"/>
               </w:rPr>
               <w:t>Dijkstra</w:t>
             </w:r>
@@ -5893,8 +7764,9 @@
             <w:r>
               <w:rPr>
                 <w:b/>
-              </w:rPr>
-              <w:t>A\*</w:t>
+                <w:i w:val="0"/>
+              </w:rPr>
+              <w:t>A*</w:t>
             </w:r>
           </w:p>
         </w:tc>
@@ -5907,6 +7779,10 @@
           <w:p>
             <w:r/>
             <w:r>
+              <w:rPr>
+                <w:b w:val="0"/>
+                <w:i w:val="0"/>
+              </w:rPr>
               <w:t>Cost function</w:t>
             </w:r>
           </w:p>
@@ -5918,6 +7794,10 @@
           <w:p>
             <w:r/>
             <w:r>
+              <w:rPr>
+                <w:b w:val="0"/>
+                <w:i w:val="0"/>
+              </w:rPr>
               <w:t>g(n) only</w:t>
             </w:r>
           </w:p>
@@ -5929,6 +7809,10 @@
           <w:p>
             <w:r/>
             <w:r>
+              <w:rPr>
+                <w:b w:val="0"/>
+                <w:i w:val="0"/>
+              </w:rPr>
               <w:t>f(n) = g(n) + h(n)</w:t>
             </w:r>
           </w:p>
@@ -5942,6 +7826,10 @@
           <w:p>
             <w:r/>
             <w:r>
+              <w:rPr>
+                <w:b w:val="0"/>
+                <w:i w:val="0"/>
+              </w:rPr>
               <w:t>Uses a heuristic?</w:t>
             </w:r>
           </w:p>
@@ -5953,6 +7841,10 @@
           <w:p>
             <w:r/>
             <w:r>
+              <w:rPr>
+                <w:b w:val="0"/>
+                <w:i w:val="0"/>
+              </w:rPr>
               <w:t>No (uninformed)</w:t>
             </w:r>
           </w:p>
@@ -5966,10 +7858,15 @@
             <w:r>
               <w:rPr>
                 <w:b/>
+                <w:i w:val="0"/>
               </w:rPr>
               <w:t>Yes</w:t>
             </w:r>
             <w:r>
+              <w:rPr>
+                <w:b w:val="0"/>
+                <w:i w:val="0"/>
+              </w:rPr>
               <w:t xml:space="preserve"> (informed)</w:t>
             </w:r>
           </w:p>
@@ -5983,6 +7880,10 @@
           <w:p>
             <w:r/>
             <w:r>
+              <w:rPr>
+                <w:b w:val="0"/>
+                <w:i w:val="0"/>
+              </w:rPr>
               <w:t>Searches</w:t>
             </w:r>
           </w:p>
@@ -5994,6 +7895,10 @@
           <w:p>
             <w:r/>
             <w:r>
+              <w:rPr>
+                <w:b w:val="0"/>
+                <w:i w:val="0"/>
+              </w:rPr>
               <w:t>Outward in all directions</w:t>
             </w:r>
           </w:p>
@@ -6005,6 +7910,10 @@
           <w:p>
             <w:r/>
             <w:r>
+              <w:rPr>
+                <w:b w:val="0"/>
+                <w:i w:val="0"/>
+              </w:rPr>
               <w:t>Directed toward the goal</w:t>
             </w:r>
           </w:p>
@@ -6018,6 +7927,10 @@
           <w:p>
             <w:r/>
             <w:r>
+              <w:rPr>
+                <w:b w:val="0"/>
+                <w:i w:val="0"/>
+              </w:rPr>
               <w:t>Typical use</w:t>
             </w:r>
           </w:p>
@@ -6029,15 +7942,24 @@
           <w:p>
             <w:r/>
             <w:r>
+              <w:rPr>
+                <w:b w:val="0"/>
+                <w:i w:val="0"/>
+              </w:rPr>
               <w:t xml:space="preserve">Shortest path to </w:t>
             </w:r>
             <w:r>
               <w:rPr>
                 <w:b/>
+                <w:i w:val="0"/>
               </w:rPr>
               <w:t>all</w:t>
             </w:r>
             <w:r>
+              <w:rPr>
+                <w:b w:val="0"/>
+                <w:i w:val="0"/>
+              </w:rPr>
               <w:t xml:space="preserve"> nodes</w:t>
             </w:r>
           </w:p>
@@ -6049,15 +7971,24 @@
           <w:p>
             <w:r/>
             <w:r>
+              <w:rPr>
+                <w:b w:val="0"/>
+                <w:i w:val="0"/>
+              </w:rPr>
               <w:t xml:space="preserve">Shortest path to </w:t>
             </w:r>
             <w:r>
               <w:rPr>
                 <w:b/>
+                <w:i w:val="0"/>
               </w:rPr>
               <w:t>one specific</w:t>
             </w:r>
             <w:r>
+              <w:rPr>
+                <w:b w:val="0"/>
+                <w:i w:val="0"/>
+              </w:rPr>
               <w:t xml:space="preserve"> goal</w:t>
             </w:r>
           </w:p>
@@ -6071,6 +8002,10 @@
           <w:p>
             <w:r/>
             <w:r>
+              <w:rPr>
+                <w:b w:val="0"/>
+                <w:i w:val="0"/>
+              </w:rPr>
               <w:t>Efficiency</w:t>
             </w:r>
           </w:p>
@@ -6082,6 +8017,10 @@
           <w:p>
             <w:r/>
             <w:r>
+              <w:rPr>
+                <w:b w:val="0"/>
+                <w:i w:val="0"/>
+              </w:rPr>
               <w:t>Explores more nodes</w:t>
             </w:r>
           </w:p>
@@ -6093,15 +8032,24 @@
           <w:p>
             <w:r/>
             <w:r>
+              <w:rPr>
+                <w:b w:val="0"/>
+                <w:i w:val="0"/>
+              </w:rPr>
               <w:t xml:space="preserve">Usually explores </w:t>
             </w:r>
             <w:r>
               <w:rPr>
                 <w:b/>
+                <w:i w:val="0"/>
               </w:rPr>
               <w:t>fewer</w:t>
             </w:r>
             <w:r>
+              <w:rPr>
+                <w:b w:val="0"/>
+                <w:i w:val="0"/>
+              </w:rPr>
               <w:t xml:space="preserve"> nodes → faster</w:t>
             </w:r>
           </w:p>
@@ -6115,6 +8063,10 @@
           <w:p>
             <w:r/>
             <w:r>
+              <w:rPr>
+                <w:b w:val="0"/>
+                <w:i w:val="0"/>
+              </w:rPr>
               <w:t>Optimality</w:t>
             </w:r>
           </w:p>
@@ -6126,6 +8078,10 @@
           <w:p>
             <w:r/>
             <w:r>
+              <w:rPr>
+                <w:b w:val="0"/>
+                <w:i w:val="0"/>
+              </w:rPr>
               <w:t>Always optimal (non-negative weights)</w:t>
             </w:r>
           </w:p>
@@ -6137,15 +8093,24 @@
           <w:p>
             <w:r/>
             <w:r>
+              <w:rPr>
+                <w:b w:val="0"/>
+                <w:i w:val="0"/>
+              </w:rPr>
               <w:t xml:space="preserve">Optimal </w:t>
             </w:r>
             <w:r>
               <w:rPr>
                 <w:b/>
+                <w:i w:val="0"/>
               </w:rPr>
               <w:t>if</w:t>
             </w:r>
             <w:r>
+              <w:rPr>
+                <w:b w:val="0"/>
+                <w:i w:val="0"/>
+              </w:rPr>
               <w:t xml:space="preserve"> heuristic is admissible</w:t>
             </w:r>
           </w:p>
@@ -6159,73 +8124,82 @@
         <w:shd w:fill="FFF8E7"/>
       </w:pPr>
       <w:r>
+        <w:rPr>
+          <w:b w:val="0"/>
+          <w:i w:val="0"/>
+        </w:rPr>
         <w:t xml:space="preserve">💡 </w:t>
       </w:r>
       <w:r>
         <w:rPr>
           <w:b/>
-        </w:rPr>
-        <w:t>A\* extension — the heuristic is everything:</w:t>
-      </w:r>
-      <w:r>
+          <w:i w:val="0"/>
+        </w:rPr>
+        <w:t>A* extension — the heuristic is everything:</w:t>
+      </w:r>
+      <w:r>
+        <w:rPr>
+          <w:b w:val="0"/>
+          <w:i w:val="0"/>
+        </w:rPr>
         <w:t xml:space="preserve"> If </w:t>
       </w:r>
       <w:r>
         <w:rPr>
           <w:rFonts w:ascii="Consolas" w:hAnsi="Consolas"/>
+          <w:b w:val="0"/>
+          <w:i w:val="0"/>
           <w:sz w:val="19"/>
         </w:rPr>
         <w:t>h(n) = 0</w:t>
       </w:r>
       <w:r>
-        <w:t xml:space="preserve"> for all nodes, A\</w:t>
-      </w:r>
-      <w:r>
-        <w:rPr>
+        <w:rPr>
+          <w:b w:val="0"/>
+          <w:i w:val="0"/>
+        </w:rPr>
+        <w:t xml:space="preserve"> for all nodes, A* behaves </w:t>
+      </w:r>
+      <w:r>
+        <w:rPr>
+          <w:b/>
+          <w:i w:val="0"/>
+        </w:rPr>
+        <w:t>identically to Dijkstra</w:t>
+      </w:r>
+      <w:r>
+        <w:rPr>
+          <w:b w:val="0"/>
+          <w:i w:val="0"/>
+        </w:rPr>
+        <w:t xml:space="preserve">. A good heuristic (close to the true remaining distance) makes A* dramatically faster by reducing the number of nodes expanded — this is why A* is the workhorse of game pathfinding and sat-nav routing. But if the heuristic </w:t>
+      </w:r>
+      <w:r>
+        <w:rPr>
+          <w:b w:val="0"/>
           <w:i/>
         </w:rPr>
-        <w:t xml:space="preserve"> behaves </w:t>
-      </w:r>
-      <w:r>
-        <w:rPr>
-          <w:i/>
-        </w:rPr>
-        <w:t>identically to Dijkstra</w:t>
-      </w:r>
-      <w:r>
-        <w:rPr>
-          <w:i/>
-        </w:rPr>
-        <w:t>. A good heuristic (close to the true remaining distance) makes A\</w:t>
-      </w:r>
-      <w:r>
-        <w:t xml:space="preserve"> dramatically faster by reducing the number of nodes expanded — this is why A\</w:t>
-      </w:r>
-      <w:r>
-        <w:rPr>
-          <w:i/>
-        </w:rPr>
-        <w:t xml:space="preserve"> is the workhorse of game pathfinding and sat-nav routing. But if the heuristic </w:t>
-      </w:r>
-      <w:r>
         <w:t>overestimates</w:t>
       </w:r>
       <w:r>
         <w:rPr>
-          <w:i/>
-        </w:rPr>
-        <w:t>, A\</w:t>
-      </w:r>
-      <w:r>
-        <w:t xml:space="preserve"> may return a non-optimal path. There is a </w:t>
+          <w:b w:val="0"/>
+          <w:i w:val="0"/>
+        </w:rPr>
+        <w:t xml:space="preserve">, A* may return a non-optimal path. There is a </w:t>
       </w:r>
       <w:r>
         <w:rPr>
           <w:b/>
+          <w:i w:val="0"/>
         </w:rPr>
         <w:t>time–accuracy trade-off</w:t>
       </w:r>
       <w:r>
+        <w:rPr>
+          <w:b w:val="0"/>
+          <w:i w:val="0"/>
+        </w:rPr>
         <w:t xml:space="preserve"> in choosing the heuristic.</w:t>
       </w:r>
     </w:p>
@@ -6241,6 +8215,10 @@
         <w:pStyle w:val="Heading2"/>
       </w:pPr>
       <w:r>
+        <w:rPr>
+          <w:b w:val="0"/>
+          <w:i w:val="0"/>
+        </w:rPr>
         <w:t>Key terms (exam definitions)</w:t>
       </w:r>
     </w:p>
@@ -6269,6 +8247,7 @@
             <w:r>
               <w:rPr>
                 <w:b/>
+                <w:i w:val="0"/>
               </w:rPr>
               <w:t>Term</w:t>
             </w:r>
@@ -6288,6 +8267,7 @@
             <w:r>
               <w:rPr>
                 <w:b/>
+                <w:i w:val="0"/>
               </w:rPr>
               <w:t>Definition</w:t>
             </w:r>
@@ -6304,6 +8284,7 @@
             <w:r>
               <w:rPr>
                 <w:b/>
+                <w:i w:val="0"/>
               </w:rPr>
               <w:t>Algorithm</w:t>
             </w:r>
@@ -6316,6 +8297,10 @@
           <w:p>
             <w:r/>
             <w:r>
+              <w:rPr>
+                <w:b w:val="0"/>
+                <w:i w:val="0"/>
+              </w:rPr>
               <w:t>A precise, finite sequence of steps to solve a problem or perform a task.</w:t>
             </w:r>
           </w:p>
@@ -6331,6 +8316,7 @@
             <w:r>
               <w:rPr>
                 <w:b/>
+                <w:i w:val="0"/>
               </w:rPr>
               <w:t>Big O notation</w:t>
             </w:r>
@@ -6343,6 +8329,10 @@
           <w:p>
             <w:r/>
             <w:r>
+              <w:rPr>
+                <w:b w:val="0"/>
+                <w:i w:val="0"/>
+              </w:rPr>
               <w:t>A notation expressing how an algorithm's time or space requirement grows with the size of the input (n), in the worst case.</w:t>
             </w:r>
           </w:p>
@@ -6358,6 +8348,7 @@
             <w:r>
               <w:rPr>
                 <w:b/>
+                <w:i w:val="0"/>
               </w:rPr>
               <w:t>Time complexity</w:t>
             </w:r>
@@ -6370,6 +8361,10 @@
           <w:p>
             <w:r/>
             <w:r>
+              <w:rPr>
+                <w:b w:val="0"/>
+                <w:i w:val="0"/>
+              </w:rPr>
               <w:t>A measure of the number of operations an algorithm performs as a function of input size.</w:t>
             </w:r>
           </w:p>
@@ -6385,6 +8380,7 @@
             <w:r>
               <w:rPr>
                 <w:b/>
+                <w:i w:val="0"/>
               </w:rPr>
               <w:t>Space complexity</w:t>
             </w:r>
@@ -6397,6 +8393,10 @@
           <w:p>
             <w:r/>
             <w:r>
+              <w:rPr>
+                <w:b w:val="0"/>
+                <w:i w:val="0"/>
+              </w:rPr>
               <w:t>A measure of the amount of memory an algorithm needs as a function of input size.</w:t>
             </w:r>
           </w:p>
@@ -6412,6 +8412,7 @@
             <w:r>
               <w:rPr>
                 <w:b/>
+                <w:i w:val="0"/>
               </w:rPr>
               <w:t>Constant time — O(1)</w:t>
             </w:r>
@@ -6424,6 +8425,10 @@
           <w:p>
             <w:r/>
             <w:r>
+              <w:rPr>
+                <w:b w:val="0"/>
+                <w:i w:val="0"/>
+              </w:rPr>
               <w:t>Execution time independent of input size.</w:t>
             </w:r>
           </w:p>
@@ -6439,6 +8444,7 @@
             <w:r>
               <w:rPr>
                 <w:b/>
+                <w:i w:val="0"/>
               </w:rPr>
               <w:t>Linear time — O(n)</w:t>
             </w:r>
@@ -6451,6 +8457,10 @@
           <w:p>
             <w:r/>
             <w:r>
+              <w:rPr>
+                <w:b w:val="0"/>
+                <w:i w:val="0"/>
+              </w:rPr>
               <w:t>Execution time grows in direct proportion to input size.</w:t>
             </w:r>
           </w:p>
@@ -6466,6 +8476,7 @@
             <w:r>
               <w:rPr>
                 <w:b/>
+                <w:i w:val="0"/>
               </w:rPr>
               <w:t>Polynomial time — O(n²)</w:t>
             </w:r>
@@ -6478,6 +8489,10 @@
           <w:p>
             <w:r/>
             <w:r>
+              <w:rPr>
+                <w:b w:val="0"/>
+                <w:i w:val="0"/>
+              </w:rPr>
               <w:t>Execution time grows with the square (or higher power) of the input size.</w:t>
             </w:r>
           </w:p>
@@ -6493,6 +8508,7 @@
             <w:r>
               <w:rPr>
                 <w:b/>
+                <w:i w:val="0"/>
               </w:rPr>
               <w:t>Exponential time — O(2ⁿ)</w:t>
             </w:r>
@@ -6505,6 +8521,10 @@
           <w:p>
             <w:r/>
             <w:r>
+              <w:rPr>
+                <w:b w:val="0"/>
+                <w:i w:val="0"/>
+              </w:rPr>
               <w:t>Execution time doubles with each additional input element; intractable for large n.</w:t>
             </w:r>
           </w:p>
@@ -6520,6 +8540,7 @@
             <w:r>
               <w:rPr>
                 <w:b/>
+                <w:i w:val="0"/>
               </w:rPr>
               <w:t>Logarithmic time — O(log n)</w:t>
             </w:r>
@@ -6532,6 +8553,10 @@
           <w:p>
             <w:r/>
             <w:r>
+              <w:rPr>
+                <w:b w:val="0"/>
+                <w:i w:val="0"/>
+              </w:rPr>
               <w:t>Execution time grows by a constant amount each time n doubles.</w:t>
             </w:r>
           </w:p>
@@ -6547,6 +8572,7 @@
             <w:r>
               <w:rPr>
                 <w:b/>
+                <w:i w:val="0"/>
               </w:rPr>
               <w:t>Tractable</w:t>
             </w:r>
@@ -6559,6 +8585,10 @@
           <w:p>
             <w:r/>
             <w:r>
+              <w:rPr>
+                <w:b w:val="0"/>
+                <w:i w:val="0"/>
+              </w:rPr>
               <w:t>A problem that has a solution in polynomial time or better.</w:t>
             </w:r>
           </w:p>
@@ -6574,6 +8604,7 @@
             <w:r>
               <w:rPr>
                 <w:b/>
+                <w:i w:val="0"/>
               </w:rPr>
               <w:t>Intractable</w:t>
             </w:r>
@@ -6586,6 +8617,10 @@
           <w:p>
             <w:r/>
             <w:r>
+              <w:rPr>
+                <w:b w:val="0"/>
+                <w:i w:val="0"/>
+              </w:rPr>
               <w:t>A problem with no known polynomial-time solution (only exponential or worse).</w:t>
             </w:r>
           </w:p>
@@ -6601,6 +8636,7 @@
             <w:r>
               <w:rPr>
                 <w:b/>
+                <w:i w:val="0"/>
               </w:rPr>
               <w:t>Divide and conquer</w:t>
             </w:r>
@@ -6613,6 +8649,10 @@
           <w:p>
             <w:r/>
             <w:r>
+              <w:rPr>
+                <w:b w:val="0"/>
+                <w:i w:val="0"/>
+              </w:rPr>
               <w:t>Breaking a problem into smaller subproblems, solving them, and combining results (merge/quick sort, binary search).</w:t>
             </w:r>
           </w:p>
@@ -6628,6 +8668,7 @@
             <w:r>
               <w:rPr>
                 <w:b/>
+                <w:i w:val="0"/>
               </w:rPr>
               <w:t>Pivot</w:t>
             </w:r>
@@ -6640,6 +8681,10 @@
           <w:p>
             <w:r/>
             <w:r>
+              <w:rPr>
+                <w:b w:val="0"/>
+                <w:i w:val="0"/>
+              </w:rPr>
               <w:t>The element chosen in quick sort to partition the list.</w:t>
             </w:r>
           </w:p>
@@ -6655,6 +8700,7 @@
             <w:r>
               <w:rPr>
                 <w:b/>
+                <w:i w:val="0"/>
               </w:rPr>
               <w:t>Stable sort</w:t>
             </w:r>
@@ -6667,6 +8713,10 @@
           <w:p>
             <w:r/>
             <w:r>
+              <w:rPr>
+                <w:b w:val="0"/>
+                <w:i w:val="0"/>
+              </w:rPr>
               <w:t>A sort that preserves the relative order of equal elements.</w:t>
             </w:r>
           </w:p>
@@ -6682,6 +8732,7 @@
             <w:r>
               <w:rPr>
                 <w:b/>
+                <w:i w:val="0"/>
               </w:rPr>
               <w:t>Heuristic</w:t>
             </w:r>
@@ -6694,7 +8745,11 @@
           <w:p>
             <w:r/>
             <w:r>
-              <w:t>A "rule of thumb" estimate; in A\*, an estimate h(n) of the remaining cost to the goal.</w:t>
+              <w:rPr>
+                <w:b w:val="0"/>
+                <w:i w:val="0"/>
+              </w:rPr>
+              <w:t>A "rule of thumb" estimate; in A*, an estimate h(n) of the remaining cost to the goal.</w:t>
             </w:r>
           </w:p>
         </w:tc>
@@ -6709,6 +8764,7 @@
             <w:r>
               <w:rPr>
                 <w:b/>
+                <w:i w:val="0"/>
               </w:rPr>
               <w:t>Admissible heuristic</w:t>
             </w:r>
@@ -6721,7 +8777,11 @@
           <w:p>
             <w:r/>
             <w:r>
-              <w:t>A heuristic that never overestimates the true remaining cost, guaranteeing A\* optimality.</w:t>
+              <w:rPr>
+                <w:b w:val="0"/>
+                <w:i w:val="0"/>
+              </w:rPr>
+              <w:t>A heuristic that never overestimates the true remaining cost, guaranteeing A* optimality.</w:t>
             </w:r>
           </w:p>
         </w:tc>
@@ -6736,6 +8796,7 @@
             <w:r>
               <w:rPr>
                 <w:b/>
+                <w:i w:val="0"/>
               </w:rPr>
               <w:t>Traversal</w:t>
             </w:r>
@@ -6748,6 +8809,10 @@
           <w:p>
             <w:r/>
             <w:r>
+              <w:rPr>
+                <w:b w:val="0"/>
+                <w:i w:val="0"/>
+              </w:rPr>
               <w:t>Visiting every node of a structure in a defined order (pre/in/post-order, BFS).</w:t>
             </w:r>
           </w:p>
@@ -6767,6 +8832,10 @@
         <w:pStyle w:val="Heading2"/>
       </w:pPr>
       <w:r>
+        <w:rPr>
+          <w:b w:val="0"/>
+          <w:i w:val="0"/>
+        </w:rPr>
         <w:t>Common exam mistakes &amp; examiner tips</w:t>
       </w:r>
     </w:p>
@@ -6775,51 +8844,80 @@
         <w:pStyle w:val="ListBullet"/>
       </w:pPr>
       <w:r>
+        <w:rPr>
+          <w:b w:val="0"/>
+          <w:i w:val="0"/>
+        </w:rPr>
         <w:t xml:space="preserve">❌ </w:t>
       </w:r>
       <w:r>
         <w:rPr>
           <w:b/>
+          <w:i w:val="0"/>
         </w:rPr>
         <w:t>Confusing the traversal orders.</w:t>
       </w:r>
       <w:r>
+        <w:rPr>
+          <w:b w:val="0"/>
+          <w:i w:val="0"/>
+        </w:rPr>
         <w:t xml:space="preserve"> Remember by the position of the </w:t>
       </w:r>
       <w:r>
         <w:rPr>
           <w:b/>
+          <w:i w:val="0"/>
         </w:rPr>
         <w:t>Node</w:t>
       </w:r>
       <w:r>
+        <w:rPr>
+          <w:b w:val="0"/>
+          <w:i w:val="0"/>
+        </w:rPr>
         <w:t xml:space="preserve">: </w:t>
       </w:r>
       <w:r>
         <w:rPr>
           <w:b/>
+          <w:i w:val="0"/>
         </w:rPr>
         <w:t>Pre</w:t>
       </w:r>
       <w:r>
+        <w:rPr>
+          <w:b w:val="0"/>
+          <w:i w:val="0"/>
+        </w:rPr>
         <w:t xml:space="preserve">-order = Node first, </w:t>
       </w:r>
       <w:r>
         <w:rPr>
           <w:b/>
+          <w:i w:val="0"/>
         </w:rPr>
         <w:t>In</w:t>
       </w:r>
       <w:r>
+        <w:rPr>
+          <w:b w:val="0"/>
+          <w:i w:val="0"/>
+        </w:rPr>
         <w:t xml:space="preserve">-order = Node in the middle (gives sorted BST output), </w:t>
       </w:r>
       <w:r>
         <w:rPr>
           <w:b/>
+          <w:i w:val="0"/>
         </w:rPr>
         <w:t>Post</w:t>
       </w:r>
       <w:r>
+        <w:rPr>
+          <w:b w:val="0"/>
+          <w:i w:val="0"/>
+        </w:rPr>
         <w:t>-order = Node last. Examiners frequently ask for in-order to demonstrate sorted output.</w:t>
       </w:r>
     </w:p>
@@ -6828,24 +8926,38 @@
         <w:pStyle w:val="ListBullet"/>
       </w:pPr>
       <w:r>
+        <w:rPr>
+          <w:b w:val="0"/>
+          <w:i w:val="0"/>
+        </w:rPr>
         <w:t xml:space="preserve">❌ </w:t>
       </w:r>
       <w:r>
         <w:rPr>
           <w:b/>
+          <w:i w:val="0"/>
         </w:rPr>
         <w:t>Stating Big O without justification.</w:t>
       </w:r>
       <w:r>
+        <w:rPr>
+          <w:b w:val="0"/>
+          <w:i w:val="0"/>
+        </w:rPr>
         <w:t xml:space="preserve"> A 4-mark question asks you to </w:t>
       </w:r>
       <w:r>
         <w:rPr>
+          <w:b w:val="0"/>
           <w:i/>
         </w:rPr>
         <w:t>explain why</w:t>
       </w:r>
       <w:r>
+        <w:rPr>
+          <w:b w:val="0"/>
+          <w:i w:val="0"/>
+        </w:rPr>
         <w:t xml:space="preserve"> — e.g. "O(n²) because of the nested loop, where each of n passes makes up to n comparisons."</w:t>
       </w:r>
     </w:p>
@@ -6854,33 +8966,52 @@
         <w:pStyle w:val="ListBullet"/>
       </w:pPr>
       <w:r>
+        <w:rPr>
+          <w:b w:val="0"/>
+          <w:i w:val="0"/>
+        </w:rPr>
         <w:t xml:space="preserve">❌ </w:t>
       </w:r>
       <w:r>
         <w:rPr>
           <w:b/>
+          <w:i w:val="0"/>
         </w:rPr>
         <w:t>Giving binary search's complexity as O(n).</w:t>
       </w:r>
       <w:r>
+        <w:rPr>
+          <w:b w:val="0"/>
+          <w:i w:val="0"/>
+        </w:rPr>
         <w:t xml:space="preserve"> It is </w:t>
       </w:r>
       <w:r>
         <w:rPr>
           <w:b/>
+          <w:i w:val="0"/>
         </w:rPr>
         <w:t>O(log n)</w:t>
       </w:r>
       <w:r>
+        <w:rPr>
+          <w:b w:val="0"/>
+          <w:i w:val="0"/>
+        </w:rPr>
         <w:t xml:space="preserve"> — and only works on </w:t>
       </w:r>
       <w:r>
         <w:rPr>
           <w:b/>
+          <w:i w:val="0"/>
         </w:rPr>
         <w:t>sorted</w:t>
       </w:r>
       <w:r>
+        <w:rPr>
+          <w:b w:val="0"/>
+          <w:i w:val="0"/>
+        </w:rPr>
         <w:t xml:space="preserve"> data. State the precondition.</w:t>
       </w:r>
     </w:p>
@@ -6889,15 +9020,24 @@
         <w:pStyle w:val="ListBullet"/>
       </w:pPr>
       <w:r>
+        <w:rPr>
+          <w:b w:val="0"/>
+          <w:i w:val="0"/>
+        </w:rPr>
         <w:t xml:space="preserve">❌ </w:t>
       </w:r>
       <w:r>
         <w:rPr>
           <w:b/>
+          <w:i w:val="0"/>
         </w:rPr>
         <w:t>Forgetting the swap flag</w:t>
       </w:r>
       <w:r>
+        <w:rPr>
+          <w:b w:val="0"/>
+          <w:i w:val="0"/>
+        </w:rPr>
         <w:t xml:space="preserve"> when claiming bubble sort's best case is O(n). Without it, bubble sort is O(n²) even on a sorted list.</w:t>
       </w:r>
     </w:p>
@@ -6906,24 +9046,38 @@
         <w:pStyle w:val="ListBullet"/>
       </w:pPr>
       <w:r>
+        <w:rPr>
+          <w:b w:val="0"/>
+          <w:i w:val="0"/>
+        </w:rPr>
         <w:t xml:space="preserve">❌ </w:t>
       </w:r>
       <w:r>
         <w:rPr>
           <w:b/>
+          <w:i w:val="0"/>
         </w:rPr>
         <w:t>Saying quick sort is always faster than merge sort.</w:t>
       </w:r>
       <w:r>
+        <w:rPr>
+          <w:b w:val="0"/>
+          <w:i w:val="0"/>
+        </w:rPr>
         <w:t xml:space="preserve"> Quick sort's </w:t>
       </w:r>
       <w:r>
         <w:rPr>
           <w:b/>
+          <w:i w:val="0"/>
         </w:rPr>
         <w:t>worst case is O(n²)</w:t>
       </w:r>
       <w:r>
+        <w:rPr>
+          <w:b w:val="0"/>
+          <w:i w:val="0"/>
+        </w:rPr>
         <w:t>; merge sort guarantees O(n log n) but uses more memory.</w:t>
       </w:r>
     </w:p>
@@ -6932,33 +9086,52 @@
         <w:pStyle w:val="ListBullet"/>
       </w:pPr>
       <w:r>
+        <w:rPr>
+          <w:b w:val="0"/>
+          <w:i w:val="0"/>
+        </w:rPr>
         <w:t xml:space="preserve">❌ </w:t>
       </w:r>
       <w:r>
         <w:rPr>
           <w:b/>
+          <w:i w:val="0"/>
         </w:rPr>
         <w:t>Mixing up the data structures used by DFS and BFS.</w:t>
       </w:r>
       <w:r>
+        <w:rPr>
+          <w:b w:val="0"/>
+          <w:i w:val="0"/>
+        </w:rPr>
         <w:t xml:space="preserve"> Depth-first uses a </w:t>
       </w:r>
       <w:r>
         <w:rPr>
           <w:b/>
+          <w:i w:val="0"/>
         </w:rPr>
         <w:t>stack</w:t>
       </w:r>
       <w:r>
+        <w:rPr>
+          <w:b w:val="0"/>
+          <w:i w:val="0"/>
+        </w:rPr>
         <w:t xml:space="preserve">; breadth-first uses a </w:t>
       </w:r>
       <w:r>
         <w:rPr>
           <w:b/>
+          <w:i w:val="0"/>
         </w:rPr>
         <w:t>queue</w:t>
       </w:r>
       <w:r>
+        <w:rPr>
+          <w:b w:val="0"/>
+          <w:i w:val="0"/>
+        </w:rPr>
         <w:t>.</w:t>
       </w:r>
     </w:p>
@@ -6967,15 +9140,24 @@
         <w:pStyle w:val="ListBullet"/>
       </w:pPr>
       <w:r>
+        <w:rPr>
+          <w:b w:val="0"/>
+          <w:i w:val="0"/>
+        </w:rPr>
         <w:t xml:space="preserve">❌ </w:t>
       </w:r>
       <w:r>
         <w:rPr>
           <w:b/>
+          <w:i w:val="0"/>
         </w:rPr>
         <w:t>In Dijkstra, updating already-visited (settled) nodes.</w:t>
       </w:r>
       <w:r>
+        <w:rPr>
+          <w:b w:val="0"/>
+          <w:i w:val="0"/>
+        </w:rPr>
         <w:t xml:space="preserve"> Once a node is marked visited its distance is final.</w:t>
       </w:r>
     </w:p>
@@ -6984,25 +9166,40 @@
         <w:pStyle w:val="ListBullet"/>
       </w:pPr>
       <w:r>
+        <w:rPr>
+          <w:b w:val="0"/>
+          <w:i w:val="0"/>
+        </w:rPr>
         <w:t xml:space="preserve">❌ </w:t>
       </w:r>
       <w:r>
         <w:rPr>
           <w:b/>
-        </w:rPr>
-        <w:t>Describing A\* without the heuristic.</w:t>
-      </w:r>
-      <w:r>
+          <w:i w:val="0"/>
+        </w:rPr>
+        <w:t>Describing A* without the heuristic.</w:t>
+      </w:r>
+      <w:r>
+        <w:rPr>
+          <w:b w:val="0"/>
+          <w:i w:val="0"/>
+        </w:rPr>
         <w:t xml:space="preserve"> The key distinction from Dijkstra is </w:t>
       </w:r>
       <w:r>
         <w:rPr>
           <w:rFonts w:ascii="Consolas" w:hAnsi="Consolas"/>
+          <w:b w:val="0"/>
+          <w:i w:val="0"/>
           <w:sz w:val="19"/>
         </w:rPr>
         <w:t>f(n) = g(n) + h(n)</w:t>
       </w:r>
       <w:r>
+        <w:rPr>
+          <w:b w:val="0"/>
+          <w:i w:val="0"/>
+        </w:rPr>
         <w:t>; always mention the heuristic and admissibility.</w:t>
       </w:r>
     </w:p>
@@ -7011,24 +9208,38 @@
         <w:pStyle w:val="ListBullet"/>
       </w:pPr>
       <w:r>
+        <w:rPr>
+          <w:b w:val="0"/>
+          <w:i w:val="0"/>
+        </w:rPr>
         <w:t xml:space="preserve">✅ </w:t>
       </w:r>
       <w:r>
         <w:rPr>
           <w:b/>
+          <w:i w:val="0"/>
         </w:rPr>
         <w:t>Tip:</w:t>
       </w:r>
       <w:r>
+        <w:rPr>
+          <w:b w:val="0"/>
+          <w:i w:val="0"/>
+        </w:rPr>
         <w:t xml:space="preserve"> When tracing an algorithm, </w:t>
       </w:r>
       <w:r>
         <w:rPr>
           <w:b/>
+          <w:i w:val="0"/>
         </w:rPr>
         <w:t>show a table</w:t>
       </w:r>
       <w:r>
+        <w:rPr>
+          <w:b w:val="0"/>
+          <w:i w:val="0"/>
+        </w:rPr>
         <w:t xml:space="preserve"> of variable values per pass/step — examiners award marks for the working, not just the final answer.</w:t>
       </w:r>
     </w:p>
@@ -7037,44 +9248,70 @@
         <w:pStyle w:val="ListBullet"/>
       </w:pPr>
       <w:r>
+        <w:rPr>
+          <w:b w:val="0"/>
+          <w:i w:val="0"/>
+        </w:rPr>
         <w:t xml:space="preserve">✅ </w:t>
       </w:r>
       <w:r>
         <w:rPr>
           <w:b/>
+          <w:i w:val="0"/>
         </w:rPr>
         <w:t>Tip:</w:t>
       </w:r>
       <w:r>
+        <w:rPr>
+          <w:b w:val="0"/>
+          <w:i w:val="0"/>
+        </w:rPr>
         <w:t xml:space="preserve"> Learn to </w:t>
       </w:r>
       <w:r>
         <w:rPr>
           <w:b/>
+          <w:i w:val="0"/>
         </w:rPr>
         <w:t>complete-the-algorithm</w:t>
       </w:r>
       <w:r>
+        <w:rPr>
+          <w:b w:val="0"/>
+          <w:i w:val="0"/>
+        </w:rPr>
         <w:t xml:space="preserve"> questions: read the surrounding pseudocode carefully and match its conventions (e.g. </w:t>
       </w:r>
       <w:r>
         <w:rPr>
           <w:rFonts w:ascii="Consolas" w:hAnsi="Consolas"/>
+          <w:b w:val="0"/>
+          <w:i w:val="0"/>
           <w:sz w:val="19"/>
         </w:rPr>
         <w:t>DIV</w:t>
       </w:r>
       <w:r>
+        <w:rPr>
+          <w:b w:val="0"/>
+          <w:i w:val="0"/>
+        </w:rPr>
         <w:t xml:space="preserve">, </w:t>
       </w:r>
       <w:r>
         <w:rPr>
           <w:rFonts w:ascii="Consolas" w:hAnsi="Consolas"/>
+          <w:b w:val="0"/>
+          <w:i w:val="0"/>
           <w:sz w:val="19"/>
         </w:rPr>
         <w:t>MOD</w:t>
       </w:r>
       <w:r>
+        <w:rPr>
+          <w:b w:val="0"/>
+          <w:i w:val="0"/>
+        </w:rPr>
         <w:t>, indexing from 0).</w:t>
       </w:r>
     </w:p>
@@ -7090,6 +9327,10 @@
         <w:pStyle w:val="Heading2"/>
       </w:pPr>
       <w:r>
+        <w:rPr>
+          <w:b w:val="0"/>
+          <w:i w:val="0"/>
+        </w:rPr>
         <w:t>Exam-style questions</w:t>
       </w:r>
     </w:p>
@@ -7097,19 +9338,29 @@
       <w:r>
         <w:rPr>
           <w:b/>
+          <w:i w:val="0"/>
         </w:rPr>
         <w:t>Q1 (AO1, 2 marks).</w:t>
       </w:r>
       <w:r>
+        <w:rPr>
+          <w:b w:val="0"/>
+          <w:i w:val="0"/>
+        </w:rPr>
         <w:t xml:space="preserve"> State what is meant by </w:t>
       </w:r>
       <w:r>
         <w:rPr>
+          <w:b w:val="0"/>
           <w:i/>
         </w:rPr>
         <w:t>Big O notation</w:t>
       </w:r>
       <w:r>
+        <w:rPr>
+          <w:b w:val="0"/>
+          <w:i w:val="0"/>
+        </w:rPr>
         <w:t xml:space="preserve"> and explain why constant factors are ignored.</w:t>
       </w:r>
     </w:p>
@@ -7117,6 +9368,7 @@
       <w:r>
         <w:rPr>
           <w:b/>
+          <w:i w:val="0"/>
         </w:rPr>
         <w:t>Mark scheme</w:t>
       </w:r>
@@ -7126,15 +9378,24 @@
         <w:pStyle w:val="ListBullet"/>
       </w:pPr>
       <w:r>
+        <w:rPr>
+          <w:b w:val="0"/>
+          <w:i w:val="0"/>
+        </w:rPr>
         <w:t xml:space="preserve">Big O describes how the </w:t>
       </w:r>
       <w:r>
         <w:rPr>
           <w:b/>
+          <w:i w:val="0"/>
         </w:rPr>
         <w:t>time/space requirement grows</w:t>
       </w:r>
       <w:r>
+        <w:rPr>
+          <w:b w:val="0"/>
+          <w:i w:val="0"/>
+        </w:rPr>
         <w:t xml:space="preserve"> as the input size (n) increases (1).</w:t>
       </w:r>
     </w:p>
@@ -7143,15 +9404,24 @@
         <w:pStyle w:val="ListBullet"/>
       </w:pPr>
       <w:r>
+        <w:rPr>
+          <w:b w:val="0"/>
+          <w:i w:val="0"/>
+        </w:rPr>
         <w:t xml:space="preserve">Constants/lower-order terms are ignored because we are interested in the </w:t>
       </w:r>
       <w:r>
         <w:rPr>
           <w:b/>
+          <w:i w:val="0"/>
         </w:rPr>
         <w:t>rate of growth / behaviour for large n</w:t>
       </w:r>
       <w:r>
+        <w:rPr>
+          <w:b w:val="0"/>
+          <w:i w:val="0"/>
+        </w:rPr>
         <w:t>, where the dominant term decides scalability (1).</w:t>
       </w:r>
     </w:p>
@@ -7159,68 +9429,107 @@
       <w:r>
         <w:rPr>
           <w:b/>
+          <w:i w:val="0"/>
         </w:rPr>
         <w:t>Q2 (AO2, 4 marks).</w:t>
       </w:r>
       <w:r>
+        <w:rPr>
+          <w:b w:val="0"/>
+          <w:i w:val="0"/>
+        </w:rPr>
         <w:t xml:space="preserve"> Trace a </w:t>
       </w:r>
       <w:r>
         <w:rPr>
           <w:b/>
+          <w:i w:val="0"/>
         </w:rPr>
         <w:t>binary search</w:t>
       </w:r>
       <w:r>
+        <w:rPr>
+          <w:b w:val="0"/>
+          <w:i w:val="0"/>
+        </w:rPr>
         <w:t xml:space="preserve"> for the value </w:t>
       </w:r>
       <w:r>
         <w:rPr>
           <w:b/>
+          <w:i w:val="0"/>
         </w:rPr>
         <w:t>42</w:t>
       </w:r>
       <w:r>
+        <w:rPr>
+          <w:b w:val="0"/>
+          <w:i w:val="0"/>
+        </w:rPr>
         <w:t xml:space="preserve"> in the sorted list </w:t>
       </w:r>
       <w:r>
         <w:rPr>
           <w:rFonts w:ascii="Consolas" w:hAnsi="Consolas"/>
+          <w:b w:val="0"/>
+          <w:i w:val="0"/>
           <w:sz w:val="19"/>
         </w:rPr>
         <w:t>[4, 8, 15, 16, 23, 42]</w:t>
       </w:r>
       <w:r>
+        <w:rPr>
+          <w:b w:val="0"/>
+          <w:i w:val="0"/>
+        </w:rPr>
         <w:t xml:space="preserve">. Show the value of </w:t>
       </w:r>
       <w:r>
         <w:rPr>
           <w:rFonts w:ascii="Consolas" w:hAnsi="Consolas"/>
+          <w:b w:val="0"/>
+          <w:i w:val="0"/>
           <w:sz w:val="19"/>
         </w:rPr>
         <w:t>low</w:t>
       </w:r>
       <w:r>
+        <w:rPr>
+          <w:b w:val="0"/>
+          <w:i w:val="0"/>
+        </w:rPr>
         <w:t xml:space="preserve">, </w:t>
       </w:r>
       <w:r>
         <w:rPr>
           <w:rFonts w:ascii="Consolas" w:hAnsi="Consolas"/>
+          <w:b w:val="0"/>
+          <w:i w:val="0"/>
           <w:sz w:val="19"/>
         </w:rPr>
         <w:t>high</w:t>
       </w:r>
       <w:r>
+        <w:rPr>
+          <w:b w:val="0"/>
+          <w:i w:val="0"/>
+        </w:rPr>
         <w:t xml:space="preserve"> and </w:t>
       </w:r>
       <w:r>
         <w:rPr>
           <w:rFonts w:ascii="Consolas" w:hAnsi="Consolas"/>
+          <w:b w:val="0"/>
+          <w:i w:val="0"/>
           <w:sz w:val="19"/>
         </w:rPr>
         <w:t>mid</w:t>
       </w:r>
       <w:r>
+        <w:rPr>
+          <w:b w:val="0"/>
+          <w:i w:val="0"/>
+        </w:rPr>
         <w:t xml:space="preserve"> at each step and state how many comparisons are needed.</w:t>
       </w:r>
     </w:p>
@@ -7228,6 +9537,7 @@
       <w:r>
         <w:rPr>
           <w:b/>
+          <w:i w:val="0"/>
         </w:rPr>
         <w:t>Mark scheme</w:t>
       </w:r>
@@ -7260,6 +9570,7 @@
             <w:r>
               <w:rPr>
                 <w:b/>
+                <w:i w:val="0"/>
               </w:rPr>
               <w:t>Step</w:t>
             </w:r>
@@ -7279,6 +9590,7 @@
             <w:r>
               <w:rPr>
                 <w:b/>
+                <w:i w:val="0"/>
               </w:rPr>
               <w:t>low</w:t>
             </w:r>
@@ -7298,6 +9610,7 @@
             <w:r>
               <w:rPr>
                 <w:b/>
+                <w:i w:val="0"/>
               </w:rPr>
               <w:t>high</w:t>
             </w:r>
@@ -7317,6 +9630,7 @@
             <w:r>
               <w:rPr>
                 <w:b/>
+                <w:i w:val="0"/>
               </w:rPr>
               <w:t>mid</w:t>
             </w:r>
@@ -7336,6 +9650,7 @@
             <w:r>
               <w:rPr>
                 <w:b/>
+                <w:i w:val="0"/>
               </w:rPr>
               <w:t>list[mid]</w:t>
             </w:r>
@@ -7350,6 +9665,10 @@
           <w:p>
             <w:r/>
             <w:r>
+              <w:rPr>
+                <w:b w:val="0"/>
+                <w:i w:val="0"/>
+              </w:rPr>
               <w:t>1</w:t>
             </w:r>
           </w:p>
@@ -7361,6 +9680,10 @@
           <w:p>
             <w:r/>
             <w:r>
+              <w:rPr>
+                <w:b w:val="0"/>
+                <w:i w:val="0"/>
+              </w:rPr>
               <w:t>0</w:t>
             </w:r>
           </w:p>
@@ -7372,6 +9695,10 @@
           <w:p>
             <w:r/>
             <w:r>
+              <w:rPr>
+                <w:b w:val="0"/>
+                <w:i w:val="0"/>
+              </w:rPr>
               <w:t>5</w:t>
             </w:r>
           </w:p>
@@ -7383,6 +9710,10 @@
           <w:p>
             <w:r/>
             <w:r>
+              <w:rPr>
+                <w:b w:val="0"/>
+                <w:i w:val="0"/>
+              </w:rPr>
               <w:t>2</w:t>
             </w:r>
           </w:p>
@@ -7394,6 +9725,10 @@
           <w:p>
             <w:r/>
             <w:r>
+              <w:rPr>
+                <w:b w:val="0"/>
+                <w:i w:val="0"/>
+              </w:rPr>
               <w:t>15 (15&lt;42 → low=3)</w:t>
             </w:r>
           </w:p>
@@ -7407,6 +9742,10 @@
           <w:p>
             <w:r/>
             <w:r>
+              <w:rPr>
+                <w:b w:val="0"/>
+                <w:i w:val="0"/>
+              </w:rPr>
               <w:t>2</w:t>
             </w:r>
           </w:p>
@@ -7418,6 +9757,10 @@
           <w:p>
             <w:r/>
             <w:r>
+              <w:rPr>
+                <w:b w:val="0"/>
+                <w:i w:val="0"/>
+              </w:rPr>
               <w:t>3</w:t>
             </w:r>
           </w:p>
@@ -7429,6 +9772,10 @@
           <w:p>
             <w:r/>
             <w:r>
+              <w:rPr>
+                <w:b w:val="0"/>
+                <w:i w:val="0"/>
+              </w:rPr>
               <w:t>5</w:t>
             </w:r>
           </w:p>
@@ -7440,6 +9787,10 @@
           <w:p>
             <w:r/>
             <w:r>
+              <w:rPr>
+                <w:b w:val="0"/>
+                <w:i w:val="0"/>
+              </w:rPr>
               <w:t>4</w:t>
             </w:r>
           </w:p>
@@ -7451,6 +9802,10 @@
           <w:p>
             <w:r/>
             <w:r>
+              <w:rPr>
+                <w:b w:val="0"/>
+                <w:i w:val="0"/>
+              </w:rPr>
               <w:t>23 (23&lt;42 → low=5)</w:t>
             </w:r>
           </w:p>
@@ -7464,6 +9819,10 @@
           <w:p>
             <w:r/>
             <w:r>
+              <w:rPr>
+                <w:b w:val="0"/>
+                <w:i w:val="0"/>
+              </w:rPr>
               <w:t>3</w:t>
             </w:r>
           </w:p>
@@ -7475,6 +9834,10 @@
           <w:p>
             <w:r/>
             <w:r>
+              <w:rPr>
+                <w:b w:val="0"/>
+                <w:i w:val="0"/>
+              </w:rPr>
               <w:t>5</w:t>
             </w:r>
           </w:p>
@@ -7486,6 +9849,10 @@
           <w:p>
             <w:r/>
             <w:r>
+              <w:rPr>
+                <w:b w:val="0"/>
+                <w:i w:val="0"/>
+              </w:rPr>
               <w:t>5</w:t>
             </w:r>
           </w:p>
@@ -7497,6 +9864,10 @@
           <w:p>
             <w:r/>
             <w:r>
+              <w:rPr>
+                <w:b w:val="0"/>
+                <w:i w:val="0"/>
+              </w:rPr>
               <w:t>5</w:t>
             </w:r>
           </w:p>
@@ -7508,6 +9879,10 @@
           <w:p>
             <w:r/>
             <w:r>
+              <w:rPr>
+                <w:b w:val="0"/>
+                <w:i w:val="0"/>
+              </w:rPr>
               <w:t>42 → found</w:t>
             </w:r>
           </w:p>
@@ -7520,15 +9895,24 @@
         <w:pStyle w:val="ListBullet"/>
       </w:pPr>
       <w:r>
+        <w:rPr>
+          <w:b w:val="0"/>
+          <w:i w:val="0"/>
+        </w:rPr>
         <w:t xml:space="preserve">Correct mid sequence 2, 4, 5 (1); correct low/high updates (1); correct found at index 5 (1); </w:t>
       </w:r>
       <w:r>
         <w:rPr>
           <w:b/>
+          <w:i w:val="0"/>
         </w:rPr>
         <w:t>3 comparisons</w:t>
       </w:r>
       <w:r>
+        <w:rPr>
+          <w:b w:val="0"/>
+          <w:i w:val="0"/>
+        </w:rPr>
         <w:t xml:space="preserve"> (1).</w:t>
       </w:r>
     </w:p>
@@ -7536,38 +9920,59 @@
       <w:r>
         <w:rPr>
           <w:b/>
+          <w:i w:val="0"/>
         </w:rPr>
         <w:t>Q3 (AO2, 6 marks).</w:t>
       </w:r>
       <w:r>
+        <w:rPr>
+          <w:b w:val="0"/>
+          <w:i w:val="0"/>
+        </w:rPr>
         <w:t xml:space="preserve"> A list contains </w:t>
       </w:r>
       <w:r>
         <w:rPr>
           <w:rFonts w:ascii="Consolas" w:hAnsi="Consolas"/>
+          <w:b w:val="0"/>
+          <w:i w:val="0"/>
           <w:sz w:val="19"/>
         </w:rPr>
         <w:t>[8, 3, 6, 1]</w:t>
       </w:r>
       <w:r>
+        <w:rPr>
+          <w:b w:val="0"/>
+          <w:i w:val="0"/>
+        </w:rPr>
         <w:t xml:space="preserve">. Show </w:t>
       </w:r>
       <w:r>
         <w:rPr>
           <w:b/>
+          <w:i w:val="0"/>
         </w:rPr>
         <w:t>each pass</w:t>
       </w:r>
       <w:r>
+        <w:rPr>
+          <w:b w:val="0"/>
+          <w:i w:val="0"/>
+        </w:rPr>
         <w:t xml:space="preserve"> of a </w:t>
       </w:r>
       <w:r>
         <w:rPr>
           <w:b/>
+          <w:i w:val="0"/>
         </w:rPr>
         <w:t>bubble sort</w:t>
       </w:r>
       <w:r>
+        <w:rPr>
+          <w:b w:val="0"/>
+          <w:i w:val="0"/>
+        </w:rPr>
         <w:t xml:space="preserve"> until the list is fully sorted, indicating the swaps made.</w:t>
       </w:r>
     </w:p>
@@ -7575,6 +9980,7 @@
       <w:r>
         <w:rPr>
           <w:b/>
+          <w:i w:val="0"/>
         </w:rPr>
         <w:t>Mark scheme</w:t>
       </w:r>
@@ -7605,6 +10011,7 @@
             <w:r>
               <w:rPr>
                 <w:b/>
+                <w:i w:val="0"/>
               </w:rPr>
               <w:t>Pass</w:t>
             </w:r>
@@ -7624,6 +10031,7 @@
             <w:r>
               <w:rPr>
                 <w:b/>
+                <w:i w:val="0"/>
               </w:rPr>
               <w:t>Working</w:t>
             </w:r>
@@ -7643,6 +10051,7 @@
             <w:r>
               <w:rPr>
                 <w:b/>
+                <w:i w:val="0"/>
               </w:rPr>
               <w:t>Result</w:t>
             </w:r>
@@ -7657,6 +10066,10 @@
           <w:p>
             <w:r/>
             <w:r>
+              <w:rPr>
+                <w:b w:val="0"/>
+                <w:i w:val="0"/>
+              </w:rPr>
               <w:t>1</w:t>
             </w:r>
           </w:p>
@@ -7668,6 +10081,10 @@
           <w:p>
             <w:r/>
             <w:r>
+              <w:rPr>
+                <w:b w:val="0"/>
+                <w:i w:val="0"/>
+              </w:rPr>
               <w:t>(8,3)swap,(8,6)swap,(8,1)swap</w:t>
             </w:r>
           </w:p>
@@ -7681,6 +10098,8 @@
             <w:r>
               <w:rPr>
                 <w:rFonts w:ascii="Consolas" w:hAnsi="Consolas"/>
+                <w:b w:val="0"/>
+                <w:i w:val="0"/>
                 <w:sz w:val="19"/>
               </w:rPr>
               <w:t>[3,6,1,8]</w:t>
@@ -7696,6 +10115,10 @@
           <w:p>
             <w:r/>
             <w:r>
+              <w:rPr>
+                <w:b w:val="0"/>
+                <w:i w:val="0"/>
+              </w:rPr>
               <w:t>2</w:t>
             </w:r>
           </w:p>
@@ -7707,6 +10130,10 @@
           <w:p>
             <w:r/>
             <w:r>
+              <w:rPr>
+                <w:b w:val="0"/>
+                <w:i w:val="0"/>
+              </w:rPr>
               <w:t>(3,6)no,(6,1)swap</w:t>
             </w:r>
           </w:p>
@@ -7720,6 +10147,8 @@
             <w:r>
               <w:rPr>
                 <w:rFonts w:ascii="Consolas" w:hAnsi="Consolas"/>
+                <w:b w:val="0"/>
+                <w:i w:val="0"/>
                 <w:sz w:val="19"/>
               </w:rPr>
               <w:t>[3,1,6,8]</w:t>
@@ -7735,6 +10164,10 @@
           <w:p>
             <w:r/>
             <w:r>
+              <w:rPr>
+                <w:b w:val="0"/>
+                <w:i w:val="0"/>
+              </w:rPr>
               <w:t>3</w:t>
             </w:r>
           </w:p>
@@ -7746,6 +10179,10 @@
           <w:p>
             <w:r/>
             <w:r>
+              <w:rPr>
+                <w:b w:val="0"/>
+                <w:i w:val="0"/>
+              </w:rPr>
               <w:t>(3,1)swap</w:t>
             </w:r>
           </w:p>
@@ -7759,6 +10196,8 @@
             <w:r>
               <w:rPr>
                 <w:rFonts w:ascii="Consolas" w:hAnsi="Consolas"/>
+                <w:b w:val="0"/>
+                <w:i w:val="0"/>
                 <w:sz w:val="19"/>
               </w:rPr>
               <w:t>[1,3,6,8]</w:t>
@@ -7774,6 +10213,10 @@
           <w:p>
             <w:r/>
             <w:r>
+              <w:rPr>
+                <w:b w:val="0"/>
+                <w:i w:val="0"/>
+              </w:rPr>
               <w:t>4</w:t>
             </w:r>
           </w:p>
@@ -7785,6 +10228,10 @@
           <w:p>
             <w:r/>
             <w:r>
+              <w:rPr>
+                <w:b w:val="0"/>
+                <w:i w:val="0"/>
+              </w:rPr>
               <w:t>(1,3)no (no swaps) → stop</w:t>
             </w:r>
           </w:p>
@@ -7798,11 +10245,17 @@
             <w:r>
               <w:rPr>
                 <w:rFonts w:ascii="Consolas" w:hAnsi="Consolas"/>
+                <w:b w:val="0"/>
+                <w:i w:val="0"/>
                 <w:sz w:val="19"/>
               </w:rPr>
               <w:t>[1,3,6,8]</w:t>
             </w:r>
             <w:r>
+              <w:rPr>
+                <w:b w:val="0"/>
+                <w:i w:val="0"/>
+              </w:rPr>
               <w:t xml:space="preserve"> ✓</w:t>
             </w:r>
           </w:p>
@@ -7815,6 +10268,10 @@
         <w:pStyle w:val="ListBullet"/>
       </w:pPr>
       <w:r>
+        <w:rPr>
+          <w:b w:val="0"/>
+          <w:i w:val="0"/>
+        </w:rPr>
         <w:t>1 mark per correct pass result (4); identifies swaps correctly (1); recognises sorting complete when a pass makes no swaps (1).</w:t>
       </w:r>
     </w:p>
@@ -7822,28 +10279,43 @@
       <w:r>
         <w:rPr>
           <w:b/>
+          <w:i w:val="0"/>
         </w:rPr>
         <w:t>Q4 (AO1/AO2, 6 marks).</w:t>
       </w:r>
       <w:r>
+        <w:rPr>
+          <w:b w:val="0"/>
+          <w:i w:val="0"/>
+        </w:rPr>
         <w:t xml:space="preserve"> Compare </w:t>
       </w:r>
       <w:r>
         <w:rPr>
           <w:b/>
+          <w:i w:val="0"/>
         </w:rPr>
         <w:t>merge sort</w:t>
       </w:r>
       <w:r>
+        <w:rPr>
+          <w:b w:val="0"/>
+          <w:i w:val="0"/>
+        </w:rPr>
         <w:t xml:space="preserve"> and </w:t>
       </w:r>
       <w:r>
         <w:rPr>
           <w:b/>
+          <w:i w:val="0"/>
         </w:rPr>
         <w:t>quick sort</w:t>
       </w:r>
       <w:r>
+        <w:rPr>
+          <w:b w:val="0"/>
+          <w:i w:val="0"/>
+        </w:rPr>
         <w:t xml:space="preserve"> in terms of time complexity and space complexity. Justify which you would choose to sort a very large list where worst-case performance must be guaranteed.</w:t>
       </w:r>
     </w:p>
@@ -7851,6 +10323,7 @@
       <w:r>
         <w:rPr>
           <w:b/>
+          <w:i w:val="0"/>
         </w:rPr>
         <w:t>Mark scheme</w:t>
       </w:r>
@@ -7860,15 +10333,24 @@
         <w:pStyle w:val="ListBullet"/>
       </w:pPr>
       <w:r>
+        <w:rPr>
+          <w:b w:val="0"/>
+          <w:i w:val="0"/>
+        </w:rPr>
         <w:t xml:space="preserve">Merge sort time complexity is </w:t>
       </w:r>
       <w:r>
         <w:rPr>
           <w:b/>
+          <w:i w:val="0"/>
         </w:rPr>
         <w:t>O(n log n)</w:t>
       </w:r>
       <w:r>
+        <w:rPr>
+          <w:b w:val="0"/>
+          <w:i w:val="0"/>
+        </w:rPr>
         <w:t xml:space="preserve"> in all cases (best/average/worst) (1).</w:t>
       </w:r>
     </w:p>
@@ -7877,15 +10359,24 @@
         <w:pStyle w:val="ListBullet"/>
       </w:pPr>
       <w:r>
+        <w:rPr>
+          <w:b w:val="0"/>
+          <w:i w:val="0"/>
+        </w:rPr>
         <w:t xml:space="preserve">Quick sort is O(n log n) average but </w:t>
       </w:r>
       <w:r>
         <w:rPr>
           <w:b/>
+          <w:i w:val="0"/>
         </w:rPr>
         <w:t>O(n²) worst case</w:t>
       </w:r>
       <w:r>
+        <w:rPr>
+          <w:b w:val="0"/>
+          <w:i w:val="0"/>
+        </w:rPr>
         <w:t xml:space="preserve"> (e.g. poor pivot / already-sorted data) (1).</w:t>
       </w:r>
     </w:p>
@@ -7894,24 +10385,38 @@
         <w:pStyle w:val="ListBullet"/>
       </w:pPr>
       <w:r>
+        <w:rPr>
+          <w:b w:val="0"/>
+          <w:i w:val="0"/>
+        </w:rPr>
         <w:t xml:space="preserve">Quick sort sorts </w:t>
       </w:r>
       <w:r>
         <w:rPr>
           <w:b/>
+          <w:i w:val="0"/>
         </w:rPr>
         <w:t>in place</w:t>
       </w:r>
       <w:r>
+        <w:rPr>
+          <w:b w:val="0"/>
+          <w:i w:val="0"/>
+        </w:rPr>
         <w:t xml:space="preserve"> — space O(log n) (recursion) (1); merge sort needs </w:t>
       </w:r>
       <w:r>
         <w:rPr>
           <w:b/>
+          <w:i w:val="0"/>
         </w:rPr>
         <w:t>O(n) extra space</w:t>
       </w:r>
       <w:r>
+        <w:rPr>
+          <w:b w:val="0"/>
+          <w:i w:val="0"/>
+        </w:rPr>
         <w:t xml:space="preserve"> for merging (1).</w:t>
       </w:r>
     </w:p>
@@ -7920,24 +10425,38 @@
         <w:pStyle w:val="ListBullet"/>
       </w:pPr>
       <w:r>
+        <w:rPr>
+          <w:b w:val="0"/>
+          <w:i w:val="0"/>
+        </w:rPr>
         <w:t xml:space="preserve">Choose </w:t>
       </w:r>
       <w:r>
         <w:rPr>
           <w:b/>
+          <w:i w:val="0"/>
         </w:rPr>
         <w:t>merge sort</w:t>
       </w:r>
       <w:r>
+        <w:rPr>
+          <w:b w:val="0"/>
+          <w:i w:val="0"/>
+        </w:rPr>
         <w:t xml:space="preserve"> because it </w:t>
       </w:r>
       <w:r>
         <w:rPr>
           <w:b/>
+          <w:i w:val="0"/>
         </w:rPr>
         <w:t>guarantees O(n log n)</w:t>
       </w:r>
       <w:r>
+        <w:rPr>
+          <w:b w:val="0"/>
+          <w:i w:val="0"/>
+        </w:rPr>
         <w:t xml:space="preserve"> even in the worst case (1).</w:t>
       </w:r>
     </w:p>
@@ -7946,6 +10465,10 @@
         <w:pStyle w:val="ListBullet"/>
       </w:pPr>
       <w:r>
+        <w:rPr>
+          <w:b w:val="0"/>
+          <w:i w:val="0"/>
+        </w:rPr>
         <w:t>Accept trade-off discussion: this costs extra memory, acceptable if worst-case time is the priority (1).</w:t>
       </w:r>
     </w:p>
@@ -7953,28 +10476,43 @@
       <w:r>
         <w:rPr>
           <w:b/>
+          <w:i w:val="0"/>
         </w:rPr>
         <w:t>Q5 (AO2, 4 marks).</w:t>
       </w:r>
       <w:r>
+        <w:rPr>
+          <w:b w:val="0"/>
+          <w:i w:val="0"/>
+        </w:rPr>
         <w:t xml:space="preserve"> For the binary search tree below, give the </w:t>
       </w:r>
       <w:r>
         <w:rPr>
           <w:b/>
+          <w:i w:val="0"/>
         </w:rPr>
         <w:t>in-order</w:t>
       </w:r>
       <w:r>
+        <w:rPr>
+          <w:b w:val="0"/>
+          <w:i w:val="0"/>
+        </w:rPr>
         <w:t xml:space="preserve"> and </w:t>
       </w:r>
       <w:r>
         <w:rPr>
           <w:b/>
+          <w:i w:val="0"/>
         </w:rPr>
         <w:t>post-order</w:t>
       </w:r>
       <w:r>
+        <w:rPr>
+          <w:b w:val="0"/>
+          <w:i w:val="0"/>
+        </w:rPr>
         <w:t xml:space="preserve"> traversal output.</w:t>
       </w:r>
     </w:p>
@@ -8002,6 +10540,7 @@
       <w:r>
         <w:rPr>
           <w:b/>
+          <w:i w:val="0"/>
         </w:rPr>
         <w:t>Mark scheme</w:t>
       </w:r>
@@ -8011,15 +10550,24 @@
         <w:pStyle w:val="ListBullet"/>
       </w:pPr>
       <w:r>
+        <w:rPr>
+          <w:b w:val="0"/>
+          <w:i w:val="0"/>
+        </w:rPr>
         <w:t xml:space="preserve">In-order (L,N,R): </w:t>
       </w:r>
       <w:r>
         <w:rPr>
           <w:b/>
+          <w:i w:val="0"/>
         </w:rPr>
         <w:t>10, 20, 30, 40, 60, 70</w:t>
       </w:r>
       <w:r>
+        <w:rPr>
+          <w:b w:val="0"/>
+          <w:i w:val="0"/>
+        </w:rPr>
         <w:t xml:space="preserve"> (2) — note it is in ascending order.</w:t>
       </w:r>
     </w:p>
@@ -8028,15 +10576,24 @@
         <w:pStyle w:val="ListBullet"/>
       </w:pPr>
       <w:r>
+        <w:rPr>
+          <w:b w:val="0"/>
+          <w:i w:val="0"/>
+        </w:rPr>
         <w:t xml:space="preserve">Post-order (L,R,N): </w:t>
       </w:r>
       <w:r>
         <w:rPr>
           <w:b/>
+          <w:i w:val="0"/>
         </w:rPr>
         <w:t>10, 30, 20, 70, 60, 40</w:t>
       </w:r>
       <w:r>
+        <w:rPr>
+          <w:b w:val="0"/>
+          <w:i w:val="0"/>
+        </w:rPr>
         <w:t xml:space="preserve"> (2).</w:t>
       </w:r>
     </w:p>
@@ -8045,6 +10602,10 @@
         <w:pStyle w:val="ListBullet"/>
       </w:pPr>
       <w:r>
+        <w:rPr>
+          <w:b w:val="0"/>
+          <w:i w:val="0"/>
+        </w:rPr>
         <w:t>Deduct for any out-of-place node.</w:t>
       </w:r>
     </w:p>
@@ -8052,28 +10613,43 @@
       <w:r>
         <w:rPr>
           <w:b/>
+          <w:i w:val="0"/>
         </w:rPr>
         <w:t>Q6 (AO3, 8 marks).</w:t>
       </w:r>
       <w:r>
+        <w:rPr>
+          <w:b w:val="0"/>
+          <w:i w:val="0"/>
+        </w:rPr>
         <w:t xml:space="preserve"> Using </w:t>
       </w:r>
       <w:r>
         <w:rPr>
           <w:b/>
+          <w:i w:val="0"/>
         </w:rPr>
         <w:t>Dijkstra's algorithm</w:t>
       </w:r>
       <w:r>
+        <w:rPr>
+          <w:b w:val="0"/>
+          <w:i w:val="0"/>
+        </w:rPr>
         <w:t xml:space="preserve">, find the shortest distance and path from </w:t>
       </w:r>
       <w:r>
         <w:rPr>
           <w:b/>
+          <w:i w:val="0"/>
         </w:rPr>
         <w:t>A to E</w:t>
       </w:r>
       <w:r>
+        <w:rPr>
+          <w:b w:val="0"/>
+          <w:i w:val="0"/>
+        </w:rPr>
         <w:t xml:space="preserve"> for this weighted graph. Show your working in a table.</w:t>
       </w:r>
     </w:p>
@@ -8093,6 +10669,7 @@
       <w:r>
         <w:rPr>
           <w:b/>
+          <w:i w:val="0"/>
         </w:rPr>
         <w:t>Mark scheme</w:t>
       </w:r>
@@ -8126,6 +10703,7 @@
             <w:r>
               <w:rPr>
                 <w:b/>
+                <w:i w:val="0"/>
               </w:rPr>
               <w:t>Visit order</w:t>
             </w:r>
@@ -8145,6 +10723,7 @@
             <w:r>
               <w:rPr>
                 <w:b/>
+                <w:i w:val="0"/>
               </w:rPr>
               <w:t>A</w:t>
             </w:r>
@@ -8164,6 +10743,7 @@
             <w:r>
               <w:rPr>
                 <w:b/>
+                <w:i w:val="0"/>
               </w:rPr>
               <w:t>B</w:t>
             </w:r>
@@ -8183,6 +10763,7 @@
             <w:r>
               <w:rPr>
                 <w:b/>
+                <w:i w:val="0"/>
               </w:rPr>
               <w:t>C</w:t>
             </w:r>
@@ -8202,6 +10783,7 @@
             <w:r>
               <w:rPr>
                 <w:b/>
+                <w:i w:val="0"/>
               </w:rPr>
               <w:t>D</w:t>
             </w:r>
@@ -8221,6 +10803,7 @@
             <w:r>
               <w:rPr>
                 <w:b/>
+                <w:i w:val="0"/>
               </w:rPr>
               <w:t>E</w:t>
             </w:r>
@@ -8235,6 +10818,10 @@
           <w:p>
             <w:r/>
             <w:r>
+              <w:rPr>
+                <w:b w:val="0"/>
+                <w:i w:val="0"/>
+              </w:rPr>
               <w:t>A(0)</w:t>
             </w:r>
           </w:p>
@@ -8246,6 +10833,10 @@
           <w:p>
             <w:r/>
             <w:r>
+              <w:rPr>
+                <w:b w:val="0"/>
+                <w:i w:val="0"/>
+              </w:rPr>
               <w:t>0</w:t>
             </w:r>
           </w:p>
@@ -8257,6 +10848,10 @@
           <w:p>
             <w:r/>
             <w:r>
+              <w:rPr>
+                <w:b w:val="0"/>
+                <w:i w:val="0"/>
+              </w:rPr>
               <w:t>4</w:t>
             </w:r>
           </w:p>
@@ -8268,6 +10863,10 @@
           <w:p>
             <w:r/>
             <w:r>
+              <w:rPr>
+                <w:b w:val="0"/>
+                <w:i w:val="0"/>
+              </w:rPr>
               <w:t>∞</w:t>
             </w:r>
           </w:p>
@@ -8279,6 +10878,10 @@
           <w:p>
             <w:r/>
             <w:r>
+              <w:rPr>
+                <w:b w:val="0"/>
+                <w:i w:val="0"/>
+              </w:rPr>
               <w:t>1</w:t>
             </w:r>
           </w:p>
@@ -8290,6 +10893,10 @@
           <w:p>
             <w:r/>
             <w:r>
+              <w:rPr>
+                <w:b w:val="0"/>
+                <w:i w:val="0"/>
+              </w:rPr>
               <w:t>∞</w:t>
             </w:r>
           </w:p>
@@ -8303,6 +10910,10 @@
           <w:p>
             <w:r/>
             <w:r>
+              <w:rPr>
+                <w:b w:val="0"/>
+                <w:i w:val="0"/>
+              </w:rPr>
               <w:t>D(1)</w:t>
             </w:r>
           </w:p>
@@ -8314,6 +10925,10 @@
           <w:p>
             <w:r/>
             <w:r>
+              <w:rPr>
+                <w:b w:val="0"/>
+                <w:i w:val="0"/>
+              </w:rPr>
               <w:t>—</w:t>
             </w:r>
           </w:p>
@@ -8325,6 +10940,10 @@
           <w:p>
             <w:r/>
             <w:r>
+              <w:rPr>
+                <w:b w:val="0"/>
+                <w:i w:val="0"/>
+              </w:rPr>
               <w:t>3</w:t>
             </w:r>
           </w:p>
@@ -8336,6 +10955,10 @@
           <w:p>
             <w:r/>
             <w:r>
+              <w:rPr>
+                <w:b w:val="0"/>
+                <w:i w:val="0"/>
+              </w:rPr>
               <w:t>∞</w:t>
             </w:r>
           </w:p>
@@ -8347,6 +10970,10 @@
           <w:p>
             <w:r/>
             <w:r>
+              <w:rPr>
+                <w:b w:val="0"/>
+                <w:i w:val="0"/>
+              </w:rPr>
               <w:t>—</w:t>
             </w:r>
           </w:p>
@@ -8358,6 +10985,10 @@
           <w:p>
             <w:r/>
             <w:r>
+              <w:rPr>
+                <w:b w:val="0"/>
+                <w:i w:val="0"/>
+              </w:rPr>
               <w:t>8</w:t>
             </w:r>
           </w:p>
@@ -8371,6 +11002,10 @@
           <w:p>
             <w:r/>
             <w:r>
+              <w:rPr>
+                <w:b w:val="0"/>
+                <w:i w:val="0"/>
+              </w:rPr>
               <w:t>B(3)</w:t>
             </w:r>
           </w:p>
@@ -8382,6 +11017,10 @@
           <w:p>
             <w:r/>
             <w:r>
+              <w:rPr>
+                <w:b w:val="0"/>
+                <w:i w:val="0"/>
+              </w:rPr>
               <w:t>—</w:t>
             </w:r>
           </w:p>
@@ -8393,6 +11032,10 @@
           <w:p>
             <w:r/>
             <w:r>
+              <w:rPr>
+                <w:b w:val="0"/>
+                <w:i w:val="0"/>
+              </w:rPr>
               <w:t>—</w:t>
             </w:r>
           </w:p>
@@ -8404,6 +11047,10 @@
           <w:p>
             <w:r/>
             <w:r>
+              <w:rPr>
+                <w:b w:val="0"/>
+                <w:i w:val="0"/>
+              </w:rPr>
               <w:t>6</w:t>
             </w:r>
           </w:p>
@@ -8415,6 +11062,10 @@
           <w:p>
             <w:r/>
             <w:r>
+              <w:rPr>
+                <w:b w:val="0"/>
+                <w:i w:val="0"/>
+              </w:rPr>
               <w:t>—</w:t>
             </w:r>
           </w:p>
@@ -8426,6 +11077,10 @@
           <w:p>
             <w:r/>
             <w:r>
+              <w:rPr>
+                <w:b w:val="0"/>
+                <w:i w:val="0"/>
+              </w:rPr>
               <w:t>9</w:t>
             </w:r>
           </w:p>
@@ -8439,6 +11094,10 @@
           <w:p>
             <w:r/>
             <w:r>
+              <w:rPr>
+                <w:b w:val="0"/>
+                <w:i w:val="0"/>
+              </w:rPr>
               <w:t>C(6)</w:t>
             </w:r>
           </w:p>
@@ -8450,6 +11109,10 @@
           <w:p>
             <w:r/>
             <w:r>
+              <w:rPr>
+                <w:b w:val="0"/>
+                <w:i w:val="0"/>
+              </w:rPr>
               <w:t>—</w:t>
             </w:r>
           </w:p>
@@ -8461,6 +11124,10 @@
           <w:p>
             <w:r/>
             <w:r>
+              <w:rPr>
+                <w:b w:val="0"/>
+                <w:i w:val="0"/>
+              </w:rPr>
               <w:t>—</w:t>
             </w:r>
           </w:p>
@@ -8472,6 +11139,10 @@
           <w:p>
             <w:r/>
             <w:r>
+              <w:rPr>
+                <w:b w:val="0"/>
+                <w:i w:val="0"/>
+              </w:rPr>
               <w:t>—</w:t>
             </w:r>
           </w:p>
@@ -8483,6 +11154,10 @@
           <w:p>
             <w:r/>
             <w:r>
+              <w:rPr>
+                <w:b w:val="0"/>
+                <w:i w:val="0"/>
+              </w:rPr>
               <w:t>—</w:t>
             </w:r>
           </w:p>
@@ -8494,6 +11169,10 @@
           <w:p>
             <w:r/>
             <w:r>
+              <w:rPr>
+                <w:b w:val="0"/>
+                <w:i w:val="0"/>
+              </w:rPr>
               <w:t>8</w:t>
             </w:r>
           </w:p>
@@ -8507,6 +11186,10 @@
           <w:p>
             <w:r/>
             <w:r>
+              <w:rPr>
+                <w:b w:val="0"/>
+                <w:i w:val="0"/>
+              </w:rPr>
               <w:t>E(8)</w:t>
             </w:r>
           </w:p>
@@ -8518,6 +11201,10 @@
           <w:p>
             <w:r/>
             <w:r>
+              <w:rPr>
+                <w:b w:val="0"/>
+                <w:i w:val="0"/>
+              </w:rPr>
               <w:t>—</w:t>
             </w:r>
           </w:p>
@@ -8529,6 +11216,10 @@
           <w:p>
             <w:r/>
             <w:r>
+              <w:rPr>
+                <w:b w:val="0"/>
+                <w:i w:val="0"/>
+              </w:rPr>
               <w:t>—</w:t>
             </w:r>
           </w:p>
@@ -8540,6 +11231,10 @@
           <w:p>
             <w:r/>
             <w:r>
+              <w:rPr>
+                <w:b w:val="0"/>
+                <w:i w:val="0"/>
+              </w:rPr>
               <w:t>—</w:t>
             </w:r>
           </w:p>
@@ -8551,6 +11246,10 @@
           <w:p>
             <w:r/>
             <w:r>
+              <w:rPr>
+                <w:b w:val="0"/>
+                <w:i w:val="0"/>
+              </w:rPr>
               <w:t>—</w:t>
             </w:r>
           </w:p>
@@ -8562,6 +11261,10 @@
           <w:p>
             <w:r/>
             <w:r>
+              <w:rPr>
+                <w:b w:val="0"/>
+                <w:i w:val="0"/>
+              </w:rPr>
               <w:t>—</w:t>
             </w:r>
           </w:p>
@@ -8574,6 +11277,10 @@
         <w:pStyle w:val="ListBullet"/>
       </w:pPr>
       <w:r>
+        <w:rPr>
+          <w:b w:val="0"/>
+          <w:i w:val="0"/>
+        </w:rPr>
         <w:t>Correct initialisation, all = ∞ except A=0 (1).</w:t>
       </w:r>
     </w:p>
@@ -8582,6 +11289,10 @@
         <w:pStyle w:val="ListBullet"/>
       </w:pPr>
       <w:r>
+        <w:rPr>
+          <w:b w:val="0"/>
+          <w:i w:val="0"/>
+        </w:rPr>
         <w:t>Visits nodes in distance order A,D,B,C,E (2).</w:t>
       </w:r>
     </w:p>
@@ -8590,6 +11301,10 @@
         <w:pStyle w:val="ListBullet"/>
       </w:pPr>
       <w:r>
+        <w:rPr>
+          <w:b w:val="0"/>
+          <w:i w:val="0"/>
+        </w:rPr>
         <w:t>Correct relaxation/updates (B=3 via D, C=6, E=8 via C) (3).</w:t>
       </w:r>
     </w:p>
@@ -8598,24 +11313,38 @@
         <w:pStyle w:val="ListBullet"/>
       </w:pPr>
       <w:r>
+        <w:rPr>
+          <w:b w:val="0"/>
+          <w:i w:val="0"/>
+        </w:rPr>
         <w:t xml:space="preserve">Shortest distance </w:t>
       </w:r>
       <w:r>
         <w:rPr>
           <w:b/>
+          <w:i w:val="0"/>
         </w:rPr>
         <w:t>= 8</w:t>
       </w:r>
       <w:r>
+        <w:rPr>
+          <w:b w:val="0"/>
+          <w:i w:val="0"/>
+        </w:rPr>
         <w:t xml:space="preserve"> (1); path </w:t>
       </w:r>
       <w:r>
         <w:rPr>
           <w:b/>
+          <w:i w:val="0"/>
         </w:rPr>
         <w:t>A → D → B → C → E</w:t>
       </w:r>
       <w:r>
+        <w:rPr>
+          <w:b w:val="0"/>
+          <w:i w:val="0"/>
+        </w:rPr>
         <w:t xml:space="preserve"> (1).</w:t>
       </w:r>
     </w:p>
@@ -8623,38 +11352,51 @@
       <w:r>
         <w:rPr>
           <w:b/>
+          <w:i w:val="0"/>
         </w:rPr>
         <w:t>Q7 (AO1, 4 marks).</w:t>
       </w:r>
       <w:r>
+        <w:rPr>
+          <w:b w:val="0"/>
+          <w:i w:val="0"/>
+        </w:rPr>
         <w:t xml:space="preserve"> Explain how the </w:t>
       </w:r>
       <w:r>
         <w:rPr>
           <w:b/>
-        </w:rPr>
-        <w:t>A\</w:t>
-      </w:r>
-      <w:r>
-        <w:rPr>
-          <w:i/>
+          <w:i w:val="0"/>
+        </w:rPr>
+        <w:t>A*</w:t>
+      </w:r>
+      <w:r>
+        <w:rPr>
+          <w:b w:val="0"/>
+          <w:i w:val="0"/>
         </w:rPr>
         <w:t xml:space="preserve"> algorithm differs from Dijkstra's algorithm, including the role of the </w:t>
       </w:r>
       <w:r>
         <w:rPr>
-          <w:i/>
+          <w:b/>
+          <w:i w:val="0"/>
         </w:rPr>
         <w:t>heuristic</w:t>
       </w:r>
       <w:r>
-        <w:t>*.</w:t>
+        <w:rPr>
+          <w:b w:val="0"/>
+          <w:i w:val="0"/>
+        </w:rPr>
+        <w:t>.</w:t>
       </w:r>
     </w:p>
     <w:p>
       <w:r>
         <w:rPr>
           <w:b/>
+          <w:i w:val="0"/>
         </w:rPr>
         <w:t>Mark scheme</w:t>
       </w:r>
@@ -8664,34 +11406,39 @@
         <w:pStyle w:val="ListBullet"/>
       </w:pPr>
       <w:r>
-        <w:t>A\</w:t>
-      </w:r>
-      <w:r>
-        <w:rPr>
-          <w:i/>
-        </w:rPr>
-        <w:t xml:space="preserve"> uses a cost function </w:t>
-      </w:r>
-      <w:r>
-        <w:rPr>
-          <w:i/>
+        <w:rPr>
+          <w:b w:val="0"/>
+          <w:i w:val="0"/>
+        </w:rPr>
+        <w:t xml:space="preserve">A* uses a cost function </w:t>
+      </w:r>
+      <w:r>
+        <w:rPr>
+          <w:b/>
+          <w:i w:val="0"/>
         </w:rPr>
         <w:t>f(n) = g(n) + h(n)</w:t>
       </w:r>
       <w:r>
         <w:rPr>
-          <w:i/>
+          <w:b w:val="0"/>
+          <w:i w:val="0"/>
         </w:rPr>
         <w:t xml:space="preserve"> (1) where g is the actual cost so far and </w:t>
       </w:r>
       <w:r>
         <w:rPr>
-          <w:i/>
+          <w:b/>
+          <w:i w:val="0"/>
         </w:rPr>
         <w:t>h is a heuristic estimate of the remaining cost to the goal</w:t>
       </w:r>
       <w:r>
-        <w:t>* (1).</w:t>
+        <w:rPr>
+          <w:b w:val="0"/>
+          <w:i w:val="0"/>
+        </w:rPr>
+        <w:t xml:space="preserve"> (1).</w:t>
       </w:r>
     </w:p>
     <w:p>
@@ -8699,22 +11446,25 @@
         <w:pStyle w:val="ListBullet"/>
       </w:pPr>
       <w:r>
-        <w:t>A\</w:t>
-      </w:r>
-      <w:r>
-        <w:rPr>
-          <w:i/>
-        </w:rPr>
-        <w:t xml:space="preserve"> is </w:t>
-      </w:r>
-      <w:r>
-        <w:rPr>
-          <w:i/>
+        <w:rPr>
+          <w:b w:val="0"/>
+          <w:i w:val="0"/>
+        </w:rPr>
+        <w:t xml:space="preserve">A* is </w:t>
+      </w:r>
+      <w:r>
+        <w:rPr>
+          <w:b/>
+          <w:i w:val="0"/>
         </w:rPr>
         <w:t>informed/directed toward the goal</w:t>
       </w:r>
       <w:r>
-        <w:t>*, so it usually explores fewer nodes / is faster than Dijkstra which searches outward in all directions (1).</w:t>
+        <w:rPr>
+          <w:b w:val="0"/>
+          <w:i w:val="0"/>
+        </w:rPr>
+        <w:t>, so it usually explores fewer nodes / is faster than Dijkstra which searches outward in all directions (1).</w:t>
       </w:r>
     </w:p>
     <w:p>
@@ -8722,41 +11472,54 @@
         <w:pStyle w:val="ListBullet"/>
       </w:pPr>
       <w:r>
-        <w:t>A\</w:t>
-      </w:r>
-      <w:r>
-        <w:rPr>
-          <w:i/>
-        </w:rPr>
-        <w:t xml:space="preserve"> remains optimal provided the heuristic is </w:t>
-      </w:r>
-      <w:r>
-        <w:rPr>
-          <w:i/>
+        <w:rPr>
+          <w:b w:val="0"/>
+          <w:i w:val="0"/>
+        </w:rPr>
+        <w:t xml:space="preserve">A* remains optimal provided the heuristic is </w:t>
+      </w:r>
+      <w:r>
+        <w:rPr>
+          <w:b/>
+          <w:i w:val="0"/>
         </w:rPr>
         <w:t>admissible (does not overestimate)</w:t>
       </w:r>
       <w:r>
-        <w:t>* / if h(n)=0 it reduces to Dijkstra (1).</w:t>
+        <w:rPr>
+          <w:b w:val="0"/>
+          <w:i w:val="0"/>
+        </w:rPr>
+        <w:t xml:space="preserve"> / if h(n)=0 it reduces to Dijkstra (1).</w:t>
       </w:r>
     </w:p>
     <w:p>
       <w:r>
         <w:rPr>
           <w:b/>
+          <w:i w:val="0"/>
         </w:rPr>
         <w:t>Q8 (AO2, 5 marks).</w:t>
       </w:r>
       <w:r>
+        <w:rPr>
+          <w:b w:val="0"/>
+          <w:i w:val="0"/>
+        </w:rPr>
         <w:t xml:space="preserve"> Complete the pseudocode for an </w:t>
       </w:r>
       <w:r>
         <w:rPr>
           <w:b/>
+          <w:i w:val="0"/>
         </w:rPr>
         <w:t>insertion sort</w:t>
       </w:r>
       <w:r>
+        <w:rPr>
+          <w:b w:val="0"/>
+          <w:i w:val="0"/>
+        </w:rPr>
         <w:t xml:space="preserve"> by filling in the three gaps (A, B, C).</w:t>
       </w:r>
     </w:p>
@@ -8792,6 +11555,7 @@
       <w:r>
         <w:rPr>
           <w:b/>
+          <w:i w:val="0"/>
         </w:rPr>
         <w:t>Mark scheme</w:t>
       </w:r>
@@ -8801,15 +11565,24 @@
         <w:pStyle w:val="ListBullet"/>
       </w:pPr>
       <w:r>
+        <w:rPr>
+          <w:b w:val="0"/>
+          <w:i w:val="0"/>
+        </w:rPr>
         <w:t xml:space="preserve">A: </w:t>
       </w:r>
       <w:r>
         <w:rPr>
           <w:b/>
+          <w:i w:val="0"/>
         </w:rPr>
         <w:t>i - 1</w:t>
       </w:r>
       <w:r>
+        <w:rPr>
+          <w:b w:val="0"/>
+          <w:i w:val="0"/>
+        </w:rPr>
         <w:t xml:space="preserve"> (1)</w:t>
       </w:r>
     </w:p>
@@ -8818,15 +11591,24 @@
         <w:pStyle w:val="ListBullet"/>
       </w:pPr>
       <w:r>
+        <w:rPr>
+          <w:b w:val="0"/>
+          <w:i w:val="0"/>
+        </w:rPr>
         <w:t xml:space="preserve">B: </w:t>
       </w:r>
       <w:r>
         <w:rPr>
           <w:b/>
+          <w:i w:val="0"/>
         </w:rPr>
         <w:t>list[j]</w:t>
       </w:r>
       <w:r>
+        <w:rPr>
+          <w:b w:val="0"/>
+          <w:i w:val="0"/>
+        </w:rPr>
         <w:t xml:space="preserve"> (shift element right) (2)</w:t>
       </w:r>
     </w:p>
@@ -8835,15 +11617,24 @@
         <w:pStyle w:val="ListBullet"/>
       </w:pPr>
       <w:r>
+        <w:rPr>
+          <w:b w:val="0"/>
+          <w:i w:val="0"/>
+        </w:rPr>
         <w:t xml:space="preserve">C: </w:t>
       </w:r>
       <w:r>
         <w:rPr>
           <w:b/>
+          <w:i w:val="0"/>
         </w:rPr>
         <w:t>j + 1</w:t>
       </w:r>
       <w:r>
+        <w:rPr>
+          <w:b w:val="0"/>
+          <w:i w:val="0"/>
+        </w:rPr>
         <w:t xml:space="preserve"> (1)</w:t>
       </w:r>
     </w:p>
@@ -8852,6 +11643,10 @@
         <w:pStyle w:val="ListBullet"/>
       </w:pPr>
       <w:r>
+        <w:rPr>
+          <w:b w:val="0"/>
+          <w:i w:val="0"/>
+        </w:rPr>
         <w:t>Full understanding that key is inserted into the sorted portion (1).</w:t>
       </w:r>
     </w:p>
@@ -8859,28 +11654,43 @@
       <w:r>
         <w:rPr>
           <w:b/>
+          <w:i w:val="0"/>
         </w:rPr>
         <w:t>Q9 (AO3, 6 marks).</w:t>
       </w:r>
       <w:r>
+        <w:rPr>
+          <w:b w:val="0"/>
+          <w:i w:val="0"/>
+        </w:rPr>
         <w:t xml:space="preserve"> A program must repeatedly search a dataset of 1,000,000 records. Discuss whether </w:t>
       </w:r>
       <w:r>
         <w:rPr>
           <w:b/>
+          <w:i w:val="0"/>
         </w:rPr>
         <w:t>linear search</w:t>
       </w:r>
       <w:r>
+        <w:rPr>
+          <w:b w:val="0"/>
+          <w:i w:val="0"/>
+        </w:rPr>
         <w:t xml:space="preserve"> or </w:t>
       </w:r>
       <w:r>
         <w:rPr>
           <w:b/>
+          <w:i w:val="0"/>
         </w:rPr>
         <w:t>binary search</w:t>
       </w:r>
       <w:r>
+        <w:rPr>
+          <w:b w:val="0"/>
+          <w:i w:val="0"/>
+        </w:rPr>
         <w:t xml:space="preserve"> is more suitable, including any preconditions and the impact of sorting cost.</w:t>
       </w:r>
     </w:p>
@@ -8888,6 +11698,7 @@
       <w:r>
         <w:rPr>
           <w:b/>
+          <w:i w:val="0"/>
         </w:rPr>
         <w:t>Mark scheme</w:t>
       </w:r>
@@ -8897,24 +11708,38 @@
         <w:pStyle w:val="ListBullet"/>
       </w:pPr>
       <w:r>
+        <w:rPr>
+          <w:b w:val="0"/>
+          <w:i w:val="0"/>
+        </w:rPr>
         <w:t xml:space="preserve">Linear search is </w:t>
       </w:r>
       <w:r>
         <w:rPr>
           <w:b/>
+          <w:i w:val="0"/>
         </w:rPr>
         <w:t>O(n)</w:t>
       </w:r>
       <w:r>
+        <w:rPr>
+          <w:b w:val="0"/>
+          <w:i w:val="0"/>
+        </w:rPr>
         <w:t xml:space="preserve"> — up to 1,000,000 comparisons; works on </w:t>
       </w:r>
       <w:r>
         <w:rPr>
           <w:b/>
+          <w:i w:val="0"/>
         </w:rPr>
         <w:t>unsorted</w:t>
       </w:r>
       <w:r>
+        <w:rPr>
+          <w:b w:val="0"/>
+          <w:i w:val="0"/>
+        </w:rPr>
         <w:t xml:space="preserve"> data (1).</w:t>
       </w:r>
     </w:p>
@@ -8923,24 +11748,38 @@
         <w:pStyle w:val="ListBullet"/>
       </w:pPr>
       <w:r>
+        <w:rPr>
+          <w:b w:val="0"/>
+          <w:i w:val="0"/>
+        </w:rPr>
         <w:t xml:space="preserve">Binary search is </w:t>
       </w:r>
       <w:r>
         <w:rPr>
           <w:b/>
+          <w:i w:val="0"/>
         </w:rPr>
         <w:t>O(log n)</w:t>
       </w:r>
       <w:r>
+        <w:rPr>
+          <w:b w:val="0"/>
+          <w:i w:val="0"/>
+        </w:rPr>
         <w:t xml:space="preserve"> — about 20 comparisons; </w:t>
       </w:r>
       <w:r>
         <w:rPr>
           <w:b/>
+          <w:i w:val="0"/>
         </w:rPr>
         <w:t>requires sorted data</w:t>
       </w:r>
       <w:r>
+        <w:rPr>
+          <w:b w:val="0"/>
+          <w:i w:val="0"/>
+        </w:rPr>
         <w:t xml:space="preserve"> (1).</w:t>
       </w:r>
     </w:p>
@@ -8949,6 +11788,10 @@
         <w:pStyle w:val="ListBullet"/>
       </w:pPr>
       <w:r>
+        <w:rPr>
+          <w:b w:val="0"/>
+          <w:i w:val="0"/>
+        </w:rPr>
         <w:t>Sorting once costs O(n log n) (1).</w:t>
       </w:r>
     </w:p>
@@ -8957,24 +11800,38 @@
         <w:pStyle w:val="ListBullet"/>
       </w:pPr>
       <w:r>
+        <w:rPr>
+          <w:b w:val="0"/>
+          <w:i w:val="0"/>
+        </w:rPr>
         <w:t xml:space="preserve">If the data is searched </w:t>
       </w:r>
       <w:r>
         <w:rPr>
           <w:b/>
+          <w:i w:val="0"/>
         </w:rPr>
         <w:t>many times</w:t>
       </w:r>
       <w:r>
+        <w:rPr>
+          <w:b w:val="0"/>
+          <w:i w:val="0"/>
+        </w:rPr>
         <w:t xml:space="preserve">, sorting once then binary searching repeatedly is </w:t>
       </w:r>
       <w:r>
         <w:rPr>
           <w:b/>
+          <w:i w:val="0"/>
         </w:rPr>
         <w:t>far more efficient</w:t>
       </w:r>
       <w:r>
+        <w:rPr>
+          <w:b w:val="0"/>
+          <w:i w:val="0"/>
+        </w:rPr>
         <w:t xml:space="preserve"> overall (1).</w:t>
       </w:r>
     </w:p>
@@ -8983,15 +11840,24 @@
         <w:pStyle w:val="ListBullet"/>
       </w:pPr>
       <w:r>
+        <w:rPr>
+          <w:b w:val="0"/>
+          <w:i w:val="0"/>
+        </w:rPr>
         <w:t xml:space="preserve">If searched </w:t>
       </w:r>
       <w:r>
         <w:rPr>
           <w:b/>
+          <w:i w:val="0"/>
         </w:rPr>
         <w:t>only once</w:t>
       </w:r>
       <w:r>
+        <w:rPr>
+          <w:b w:val="0"/>
+          <w:i w:val="0"/>
+        </w:rPr>
         <w:t xml:space="preserve"> on unsorted data, a single linear search (O(n)) may be cheaper than sorting first (1).</w:t>
       </w:r>
     </w:p>
@@ -9000,15 +11866,24 @@
         <w:pStyle w:val="ListBullet"/>
       </w:pPr>
       <w:r>
+        <w:rPr>
+          <w:b w:val="0"/>
+          <w:i w:val="0"/>
+        </w:rPr>
         <w:t xml:space="preserve">Reasoned conclusion appropriate to "repeatedly" → choose </w:t>
       </w:r>
       <w:r>
         <w:rPr>
           <w:b/>
+          <w:i w:val="0"/>
         </w:rPr>
         <w:t>binary search</w:t>
       </w:r>
       <w:r>
+        <w:rPr>
+          <w:b w:val="0"/>
+          <w:i w:val="0"/>
+        </w:rPr>
         <w:t xml:space="preserve"> (sort once, search many) (1).</w:t>
       </w:r>
     </w:p>
@@ -9016,10 +11891,15 @@
       <w:r>
         <w:rPr>
           <w:b/>
+          <w:i w:val="0"/>
         </w:rPr>
         <w:t>Q10 (AO1, 3 marks).</w:t>
       </w:r>
       <w:r>
+        <w:rPr>
+          <w:b w:val="0"/>
+          <w:i w:val="0"/>
+        </w:rPr>
         <w:t xml:space="preserve"> State the time complexity of each operation and briefly justify: (a) push onto a stack, (b) traversing a linked list, (c) a naïve algorithm that doubles in work with each extra input.</w:t>
       </w:r>
     </w:p>
@@ -9027,6 +11907,7 @@
       <w:r>
         <w:rPr>
           <w:b/>
+          <w:i w:val="0"/>
         </w:rPr>
         <w:t>Mark scheme</w:t>
       </w:r>
@@ -9036,15 +11917,24 @@
         <w:pStyle w:val="ListBullet"/>
       </w:pPr>
       <w:r>
+        <w:rPr>
+          <w:b w:val="0"/>
+          <w:i w:val="0"/>
+        </w:rPr>
         <w:t xml:space="preserve">(a) </w:t>
       </w:r>
       <w:r>
         <w:rPr>
           <w:b/>
+          <w:i w:val="0"/>
         </w:rPr>
         <w:t>O(1)</w:t>
       </w:r>
       <w:r>
+        <w:rPr>
+          <w:b w:val="0"/>
+          <w:i w:val="0"/>
+        </w:rPr>
         <w:t xml:space="preserve"> — adds at the top using the top pointer, independent of size (1).</w:t>
       </w:r>
     </w:p>
@@ -9053,15 +11943,24 @@
         <w:pStyle w:val="ListBullet"/>
       </w:pPr>
       <w:r>
+        <w:rPr>
+          <w:b w:val="0"/>
+          <w:i w:val="0"/>
+        </w:rPr>
         <w:t xml:space="preserve">(b) </w:t>
       </w:r>
       <w:r>
         <w:rPr>
           <w:b/>
+          <w:i w:val="0"/>
         </w:rPr>
         <w:t>O(n)</w:t>
       </w:r>
       <w:r>
+        <w:rPr>
+          <w:b w:val="0"/>
+          <w:i w:val="0"/>
+        </w:rPr>
         <w:t xml:space="preserve"> — must follow each pointer; time proportional to number of nodes (1).</w:t>
       </w:r>
     </w:p>
@@ -9070,15 +11969,24 @@
         <w:pStyle w:val="ListBullet"/>
       </w:pPr>
       <w:r>
+        <w:rPr>
+          <w:b w:val="0"/>
+          <w:i w:val="0"/>
+        </w:rPr>
         <w:t xml:space="preserve">(c) </w:t>
       </w:r>
       <w:r>
         <w:rPr>
           <w:b/>
+          <w:i w:val="0"/>
         </w:rPr>
         <w:t>O(2ⁿ)</w:t>
       </w:r>
       <w:r>
+        <w:rPr>
+          <w:b w:val="0"/>
+          <w:i w:val="0"/>
+        </w:rPr>
         <w:t xml:space="preserve"> — exponential; each extra input doubles the work (1).</w:t>
       </w:r>
     </w:p>
@@ -9094,38 +12002,61 @@
         <w:pStyle w:val="Heading2"/>
       </w:pPr>
       <w:r>
+        <w:rPr>
+          <w:b w:val="0"/>
+          <w:i w:val="0"/>
+        </w:rPr>
         <w:t>RAG self-assessment</w:t>
       </w:r>
     </w:p>
     <w:p>
       <w:r>
+        <w:rPr>
+          <w:b w:val="0"/>
+          <w:i w:val="0"/>
+        </w:rPr>
         <w:t xml:space="preserve">Rate your confidence on each objective: </w:t>
       </w:r>
       <w:r>
         <w:rPr>
           <w:b/>
+          <w:i w:val="0"/>
         </w:rPr>
         <w:t>R</w:t>
       </w:r>
       <w:r>
+        <w:rPr>
+          <w:b w:val="0"/>
+          <w:i w:val="0"/>
+        </w:rPr>
         <w:t xml:space="preserve">ed (need to revise), </w:t>
       </w:r>
       <w:r>
         <w:rPr>
           <w:b/>
+          <w:i w:val="0"/>
         </w:rPr>
         <w:t>A</w:t>
       </w:r>
       <w:r>
+        <w:rPr>
+          <w:b w:val="0"/>
+          <w:i w:val="0"/>
+        </w:rPr>
         <w:t xml:space="preserve">mber (almost there), </w:t>
       </w:r>
       <w:r>
         <w:rPr>
           <w:b/>
+          <w:i w:val="0"/>
         </w:rPr>
         <w:t>G</w:t>
       </w:r>
       <w:r>
+        <w:rPr>
+          <w:b w:val="0"/>
+          <w:i w:val="0"/>
+        </w:rPr>
         <w:t>reen (confident).</w:t>
       </w:r>
     </w:p>
@@ -9156,6 +12087,7 @@
             <w:r>
               <w:rPr>
                 <w:b/>
+                <w:i w:val="0"/>
               </w:rPr>
               <w:t>Objective</w:t>
             </w:r>
@@ -9175,6 +12107,7 @@
             <w:r>
               <w:rPr>
                 <w:b/>
+                <w:i w:val="0"/>
               </w:rPr>
               <w:t>R</w:t>
             </w:r>
@@ -9194,6 +12127,7 @@
             <w:r>
               <w:rPr>
                 <w:b/>
+                <w:i w:val="0"/>
               </w:rPr>
               <w:t>A</w:t>
             </w:r>
@@ -9213,6 +12147,7 @@
             <w:r>
               <w:rPr>
                 <w:b/>
+                <w:i w:val="0"/>
               </w:rPr>
               <w:t>G</w:t>
             </w:r>
@@ -9227,6 +12162,10 @@
           <w:p>
             <w:r/>
             <w:r>
+              <w:rPr>
+                <w:b w:val="0"/>
+                <w:i w:val="0"/>
+              </w:rPr>
               <w:t>Explain the five Big O classes and sketch their growth</w:t>
             </w:r>
           </w:p>
@@ -9264,6 +12203,10 @@
           <w:p>
             <w:r/>
             <w:r>
+              <w:rPr>
+                <w:b w:val="0"/>
+                <w:i w:val="0"/>
+              </w:rPr>
               <w:t>Compare the complexity of two algorithms with justification</w:t>
             </w:r>
           </w:p>
@@ -9301,6 +12244,10 @@
           <w:p>
             <w:r/>
             <w:r>
+              <w:rPr>
+                <w:b w:val="0"/>
+                <w:i w:val="0"/>
+              </w:rPr>
               <w:t>Trace linear and binary search and state their Big O</w:t>
             </w:r>
           </w:p>
@@ -9338,6 +12285,10 @@
           <w:p>
             <w:r/>
             <w:r>
+              <w:rPr>
+                <w:b w:val="0"/>
+                <w:i w:val="0"/>
+              </w:rPr>
               <w:t>Trace bubble and insertion sort on a small list</w:t>
             </w:r>
           </w:p>
@@ -9375,6 +12326,10 @@
           <w:p>
             <w:r/>
             <w:r>
+              <w:rPr>
+                <w:b w:val="0"/>
+                <w:i w:val="0"/>
+              </w:rPr>
               <w:t>Explain and trace merge sort and quick sort</w:t>
             </w:r>
           </w:p>
@@ -9412,6 +12367,10 @@
           <w:p>
             <w:r/>
             <w:r>
+              <w:rPr>
+                <w:b w:val="0"/>
+                <w:i w:val="0"/>
+              </w:rPr>
               <w:t>State best/average/worst/space/stability for all four sorts</w:t>
             </w:r>
           </w:p>
@@ -9449,6 +12408,10 @@
           <w:p>
             <w:r/>
             <w:r>
+              <w:rPr>
+                <w:b w:val="0"/>
+                <w:i w:val="0"/>
+              </w:rPr>
               <w:t>Implement/describe stack, queue and linked list operations</w:t>
             </w:r>
           </w:p>
@@ -9486,6 +12449,10 @@
           <w:p>
             <w:r/>
             <w:r>
+              <w:rPr>
+                <w:b w:val="0"/>
+                <w:i w:val="0"/>
+              </w:rPr>
               <w:t>Give pre-, in-, post-order and breadth-first traversals of a tree</w:t>
             </w:r>
           </w:p>
@@ -9523,6 +12490,10 @@
           <w:p>
             <w:r/>
             <w:r>
+              <w:rPr>
+                <w:b w:val="0"/>
+                <w:i w:val="0"/>
+              </w:rPr>
               <w:t>State which structure (stack/queue) DFS and BFS use</w:t>
             </w:r>
           </w:p>
@@ -9560,6 +12531,10 @@
           <w:p>
             <w:r/>
             <w:r>
+              <w:rPr>
+                <w:b w:val="0"/>
+                <w:i w:val="0"/>
+              </w:rPr>
               <w:t>Trace Dijkstra's algorithm on a weighted graph</w:t>
             </w:r>
           </w:p>
@@ -9597,7 +12572,11 @@
           <w:p>
             <w:r/>
             <w:r>
-              <w:t>Explain A\*, the f(n)=g(n)+h(n) cost function and heuristics</w:t>
+              <w:rPr>
+                <w:b w:val="0"/>
+                <w:i w:val="0"/>
+              </w:rPr>
+              <w:t>Explain A*, the f(n)=g(n)+h(n) cost function and heuristics</w:t>
             </w:r>
           </w:p>
         </w:tc>
@@ -9634,7 +12613,11 @@
           <w:p>
             <w:r/>
             <w:r>
-              <w:t>Compare Dijkstra and A\* and justify a choice</w:t>
+              <w:rPr>
+                <w:b w:val="0"/>
+                <w:i w:val="0"/>
+              </w:rPr>
+              <w:t>Compare Dijkstra and A* and justify a choice</w:t>
             </w:r>
           </w:p>
         </w:tc>
@@ -9671,6 +12654,10 @@
           <w:p>
             <w:r/>
             <w:r>
+              <w:rPr>
+                <w:b w:val="0"/>
+                <w:i w:val="0"/>
+              </w:rPr>
               <w:t>Assess suitability of algorithms by execution time and space</w:t>
             </w:r>
           </w:p>
